--- a/Jakub_Konior_Mateusz_Gąsiorowski_RAPORT.docx
+++ b/Jakub_Konior_Mateusz_Gąsiorowski_RAPORT.docx
@@ -1,16 +1,16 @@
 
 <file path=word/document.xml><?xml version="1.0" encoding="utf-8"?>
-<w:document xmlns:wpc="http://schemas.microsoft.com/office/word/2010/wordprocessingCanvas" xmlns:cx="http://schemas.microsoft.com/office/drawing/2014/chartex" xmlns:cx1="http://schemas.microsoft.com/office/drawing/2015/9/8/chartex" xmlns:cx2="http://schemas.microsoft.com/office/drawing/2015/10/21/chartex" xmlns:cx3="http://schemas.microsoft.com/office/drawing/2016/5/9/chartex" xmlns:cx4="http://schemas.microsoft.com/office/drawing/2016/5/10/chartex" xmlns:cx5="http://schemas.microsoft.com/office/drawing/2016/5/11/chartex" xmlns:cx6="http://schemas.microsoft.com/office/drawing/2016/5/12/chartex" xmlns:cx7="http://schemas.microsoft.com/office/drawing/2016/5/13/chartex" xmlns:cx8="http://schemas.microsoft.com/office/drawing/2016/5/14/chartex" xmlns:mc="http://schemas.openxmlformats.org/markup-compatibility/2006" xmlns:aink="http://schemas.microsoft.com/office/drawing/2016/ink" xmlns:am3d="http://schemas.microsoft.com/office/drawing/2017/model3d" xmlns:o="urn:schemas-microsoft-com:office:office" xmlns:oel="http://schemas.microsoft.com/office/2019/extlst" xmlns:r="http://schemas.openxmlformats.org/officeDocument/2006/relationships" xmlns:m="http://schemas.openxmlformats.org/officeDocument/2006/math" xmlns:v="urn:schemas-microsoft-com:vml" xmlns:wp14="http://schemas.microsoft.com/office/word/2010/wordprocessingDrawing" xmlns:wp="http://schemas.openxmlformats.org/drawingml/2006/wordprocessingDrawing" xmlns:w10="urn:schemas-microsoft-com:office:word" xmlns:w="http://schemas.openxmlformats.org/wordprocessingml/2006/main" xmlns:w14="http://schemas.microsoft.com/office/word/2010/wordml" xmlns:w15="http://schemas.microsoft.com/office/word/2012/wordml" xmlns:w16cex="http://schemas.microsoft.com/office/word/2018/wordml/cex" xmlns:w16cid="http://schemas.microsoft.com/office/word/2016/wordml/cid" xmlns:w16="http://schemas.microsoft.com/office/word/2018/wordml" xmlns:w16du="http://schemas.microsoft.com/office/word/2023/wordml/word16du" xmlns:w16sdtdh="http://schemas.microsoft.com/office/word/2020/wordml/sdtdatahash" xmlns:w16sdtfl="http://schemas.microsoft.com/office/word/2024/wordml/sdtformatlock" xmlns:w16se="http://schemas.microsoft.com/office/word/2015/wordml/symex" xmlns:wpg="http://schemas.microsoft.com/office/word/2010/wordprocessingGroup" xmlns:wpi="http://schemas.microsoft.com/office/word/2010/wordprocessingInk" xmlns:wne="http://schemas.microsoft.com/office/word/2006/wordml" xmlns:wps="http://schemas.microsoft.com/office/word/2010/wordprocessingShape" xmlns:a="http://schemas.openxmlformats.org/drawingml/2006/main" xmlns:pic="http://schemas.openxmlformats.org/drawingml/2006/picture" xmlns:a14="http://schemas.microsoft.com/office/drawing/2010/main" mc:Ignorable="w14 w15 w16se w16cid w16 w16cex w16sdtdh w16sdtfl w16du wp14">
+<w:document xmlns:wpc="http://schemas.microsoft.com/office/word/2010/wordprocessingCanvas" xmlns:cx="http://schemas.microsoft.com/office/drawing/2014/chartex" xmlns:cx1="http://schemas.microsoft.com/office/drawing/2015/9/8/chartex" xmlns:cx2="http://schemas.microsoft.com/office/drawing/2015/10/21/chartex" xmlns:cx3="http://schemas.microsoft.com/office/drawing/2016/5/9/chartex" xmlns:cx4="http://schemas.microsoft.com/office/drawing/2016/5/10/chartex" xmlns:cx5="http://schemas.microsoft.com/office/drawing/2016/5/11/chartex" xmlns:cx6="http://schemas.microsoft.com/office/drawing/2016/5/12/chartex" xmlns:cx7="http://schemas.microsoft.com/office/drawing/2016/5/13/chartex" xmlns:cx8="http://schemas.microsoft.com/office/drawing/2016/5/14/chartex" xmlns:mc="http://schemas.openxmlformats.org/markup-compatibility/2006" xmlns:aink="http://schemas.microsoft.com/office/drawing/2016/ink" xmlns:am3d="http://schemas.microsoft.com/office/drawing/2017/model3d" xmlns:o="urn:schemas-microsoft-com:office:office" xmlns:oel="http://schemas.microsoft.com/office/2019/extlst" xmlns:r="http://schemas.openxmlformats.org/officeDocument/2006/relationships" xmlns:m="http://schemas.openxmlformats.org/officeDocument/2006/math" xmlns:v="urn:schemas-microsoft-com:vml" xmlns:wp14="http://schemas.microsoft.com/office/word/2010/wordprocessingDrawing" xmlns:wp="http://schemas.openxmlformats.org/drawingml/2006/wordprocessingDrawing" xmlns:w10="urn:schemas-microsoft-com:office:word" xmlns:w="http://schemas.openxmlformats.org/wordprocessingml/2006/main" xmlns:w14="http://schemas.microsoft.com/office/word/2010/wordml" xmlns:w15="http://schemas.microsoft.com/office/word/2012/wordml" xmlns:w16cex="http://schemas.microsoft.com/office/word/2018/wordml/cex" xmlns:w16cid="http://schemas.microsoft.com/office/word/2016/wordml/cid" xmlns:w16="http://schemas.microsoft.com/office/word/2018/wordml" xmlns:w16du="http://schemas.microsoft.com/office/word/2023/wordml/word16du" xmlns:w16sdtdh="http://schemas.microsoft.com/office/word/2020/wordml/sdtdatahash" xmlns:w16sdtfl="http://schemas.microsoft.com/office/word/2024/wordml/sdtformatlock" xmlns:w16se="http://schemas.microsoft.com/office/word/2015/wordml/symex" xmlns:wpg="http://schemas.microsoft.com/office/word/2010/wordprocessingGroup" xmlns:wpi="http://schemas.microsoft.com/office/word/2010/wordprocessingInk" xmlns:wne="http://schemas.microsoft.com/office/word/2006/wordml" xmlns:wps="http://schemas.microsoft.com/office/word/2010/wordprocessingShape" mc:Ignorable="w14 w15 w16se w16cid w16 w16cex w16sdtdh w16sdtfl w16du wp14">
   <w:body>
     <w:p>
       <w:pPr>
         <w:rPr>
-          <w:rFonts w:ascii="Palatino Linotype" w:hAnsi="Palatino Linotype" w:eastAsia="Palatino Linotype" w:cs="Palatino Linotype"/>
-        </w:rPr>
-      </w:pPr>
-      <w:r>
-        <w:rPr>
-          <w:rFonts w:ascii="Palatino Linotype" w:hAnsi="Palatino Linotype" w:eastAsia="Palatino Linotype" w:cs="Palatino Linotype"/>
+          <w:rFonts w:ascii="Palatino Linotype" w:eastAsia="Palatino Linotype" w:hAnsi="Palatino Linotype" w:cs="Palatino Linotype"/>
+        </w:rPr>
+      </w:pPr>
+      <w:r>
+        <w:rPr>
+          <w:rFonts w:ascii="Palatino Linotype" w:eastAsia="Palatino Linotype" w:hAnsi="Palatino Linotype" w:cs="Palatino Linotype"/>
         </w:rPr>
         <w:t xml:space="preserve">                   </w:t>
       </w:r>
@@ -124,7 +124,7 @@
             <w:pPr>
               <w:spacing w:before="240"/>
               <w:rPr>
-                <w:rFonts w:ascii="Palatino Linotype" w:hAnsi="Palatino Linotype" w:eastAsia="Palatino Linotype" w:cs="Palatino Linotype"/>
+                <w:rFonts w:ascii="Palatino Linotype" w:eastAsia="Palatino Linotype" w:hAnsi="Palatino Linotype" w:cs="Palatino Linotype"/>
                 <w:sz w:val="40"/>
                 <w:szCs w:val="40"/>
               </w:rPr>
@@ -152,7 +152,7 @@
               <w:spacing w:before="240"/>
               <w:jc w:val="right"/>
               <w:rPr>
-                <w:rFonts w:ascii="Palatino Linotype" w:hAnsi="Palatino Linotype" w:eastAsia="Palatino Linotype" w:cs="Palatino Linotype"/>
+                <w:rFonts w:ascii="Palatino Linotype" w:eastAsia="Palatino Linotype" w:hAnsi="Palatino Linotype" w:cs="Palatino Linotype"/>
                 <w:b/>
                 <w:sz w:val="38"/>
                 <w:szCs w:val="38"/>
@@ -160,7 +160,7 @@
             </w:pPr>
             <w:r>
               <w:rPr>
-                <w:rFonts w:ascii="Palatino Linotype" w:hAnsi="Palatino Linotype" w:eastAsia="Palatino Linotype" w:cs="Palatino Linotype"/>
+                <w:rFonts w:ascii="Palatino Linotype" w:eastAsia="Palatino Linotype" w:hAnsi="Palatino Linotype" w:cs="Palatino Linotype"/>
                 <w:b/>
                 <w:sz w:val="38"/>
                 <w:szCs w:val="38"/>
@@ -169,7 +169,7 @@
             </w:r>
             <w:r>
               <w:rPr>
-                <w:rFonts w:ascii="Palatino Linotype" w:hAnsi="Palatino Linotype" w:eastAsia="Palatino Linotype" w:cs="Palatino Linotype"/>
+                <w:rFonts w:ascii="Palatino Linotype" w:eastAsia="Palatino Linotype" w:hAnsi="Palatino Linotype" w:cs="Palatino Linotype"/>
                 <w:b/>
                 <w:sz w:val="38"/>
                 <w:szCs w:val="38"/>
@@ -184,7 +184,7 @@
       <w:pPr>
         <w:spacing w:before="240" w:after="240"/>
         <w:rPr>
-          <w:rFonts w:ascii="Palatino Linotype" w:hAnsi="Palatino Linotype" w:eastAsia="Palatino Linotype" w:cs="Palatino Linotype"/>
+          <w:rFonts w:ascii="Palatino Linotype" w:eastAsia="Palatino Linotype" w:hAnsi="Palatino Linotype" w:cs="Palatino Linotype"/>
           <w:sz w:val="24"/>
           <w:szCs w:val="24"/>
         </w:rPr>
@@ -195,14 +195,14 @@
         <w:spacing w:before="240"/>
         <w:jc w:val="center"/>
         <w:rPr>
-          <w:rFonts w:ascii="Palatino Linotype" w:hAnsi="Palatino Linotype" w:eastAsia="Palatino Linotype" w:cs="Palatino Linotype"/>
+          <w:rFonts w:ascii="Palatino Linotype" w:eastAsia="Palatino Linotype" w:hAnsi="Palatino Linotype" w:cs="Palatino Linotype"/>
           <w:sz w:val="24"/>
           <w:szCs w:val="24"/>
         </w:rPr>
       </w:pPr>
       <w:r>
         <w:rPr>
-          <w:rFonts w:ascii="Palatino Linotype" w:hAnsi="Palatino Linotype" w:eastAsia="Palatino Linotype" w:cs="Palatino Linotype"/>
+          <w:rFonts w:ascii="Palatino Linotype" w:eastAsia="Palatino Linotype" w:hAnsi="Palatino Linotype" w:cs="Palatino Linotype"/>
           <w:sz w:val="48"/>
           <w:szCs w:val="48"/>
         </w:rPr>
@@ -214,7 +214,7 @@
         <w:spacing w:before="240" w:line="240" w:lineRule="auto"/>
         <w:jc w:val="center"/>
         <w:rPr>
-          <w:rFonts w:ascii="Palatino Linotype" w:hAnsi="Palatino Linotype" w:eastAsia="Palatino Linotype" w:cs="Palatino Linotype"/>
+          <w:rFonts w:ascii="Palatino Linotype" w:eastAsia="Palatino Linotype" w:hAnsi="Palatino Linotype" w:cs="Palatino Linotype"/>
           <w:color w:val="FF0000"/>
           <w:sz w:val="60"/>
           <w:szCs w:val="60"/>
@@ -222,9 +222,9 @@
       </w:pPr>
       <w:r>
         <w:rPr>
-          <w:rFonts w:ascii="Palatino Linotype" w:hAnsi="Palatino Linotype" w:eastAsia="Palatino Linotype" w:cs="Palatino Linotype"/>
-          <w:b w:val="1"/>
-          <w:bCs w:val="1"/>
+          <w:rFonts w:ascii="Palatino Linotype" w:eastAsia="Palatino Linotype" w:hAnsi="Palatino Linotype" w:cs="Palatino Linotype"/>
+          <w:b/>
+          <w:bCs/>
           <w:color w:val="FF0000"/>
           <w:sz w:val="60"/>
           <w:szCs w:val="60"/>
@@ -236,7 +236,7 @@
       <w:pPr>
         <w:spacing w:before="240" w:after="240" w:line="240" w:lineRule="auto"/>
         <w:rPr>
-          <w:rFonts w:ascii="Palatino Linotype" w:hAnsi="Palatino Linotype" w:eastAsia="Palatino Linotype" w:cs="Palatino Linotype"/>
+          <w:rFonts w:ascii="Palatino Linotype" w:eastAsia="Palatino Linotype" w:hAnsi="Palatino Linotype" w:cs="Palatino Linotype"/>
           <w:sz w:val="24"/>
           <w:szCs w:val="24"/>
         </w:rPr>
@@ -247,14 +247,14 @@
         <w:spacing w:before="240" w:line="240" w:lineRule="auto"/>
         <w:jc w:val="center"/>
         <w:rPr>
-          <w:rFonts w:ascii="Palatino Linotype" w:hAnsi="Palatino Linotype" w:eastAsia="Palatino Linotype" w:cs="Palatino Linotype"/>
+          <w:rFonts w:ascii="Palatino Linotype" w:eastAsia="Palatino Linotype" w:hAnsi="Palatino Linotype" w:cs="Palatino Linotype"/>
           <w:sz w:val="36"/>
           <w:szCs w:val="36"/>
         </w:rPr>
       </w:pPr>
       <w:r>
         <w:rPr>
-          <w:rFonts w:ascii="Palatino Linotype" w:hAnsi="Palatino Linotype" w:eastAsia="Palatino Linotype" w:cs="Palatino Linotype"/>
+          <w:rFonts w:ascii="Palatino Linotype" w:eastAsia="Palatino Linotype" w:hAnsi="Palatino Linotype" w:cs="Palatino Linotype"/>
           <w:sz w:val="36"/>
           <w:szCs w:val="36"/>
         </w:rPr>
@@ -266,14 +266,14 @@
         <w:spacing w:before="240"/>
         <w:jc w:val="center"/>
         <w:rPr>
-          <w:rFonts w:ascii="Palatino Linotype" w:hAnsi="Palatino Linotype" w:eastAsia="Palatino Linotype" w:cs="Palatino Linotype"/>
+          <w:rFonts w:ascii="Palatino Linotype" w:eastAsia="Palatino Linotype" w:hAnsi="Palatino Linotype" w:cs="Palatino Linotype"/>
           <w:sz w:val="48"/>
           <w:szCs w:val="48"/>
         </w:rPr>
       </w:pPr>
       <w:r>
         <w:rPr>
-          <w:rFonts w:ascii="Palatino Linotype" w:hAnsi="Palatino Linotype" w:eastAsia="Palatino Linotype" w:cs="Palatino Linotype"/>
+          <w:rFonts w:ascii="Palatino Linotype" w:eastAsia="Palatino Linotype" w:hAnsi="Palatino Linotype" w:cs="Palatino Linotype"/>
           <w:b/>
           <w:sz w:val="48"/>
           <w:szCs w:val="48"/>
@@ -286,7 +286,7 @@
         <w:spacing w:before="240"/>
         <w:jc w:val="both"/>
         <w:rPr>
-          <w:rFonts w:ascii="Palatino Linotype" w:hAnsi="Palatino Linotype" w:eastAsia="Palatino Linotype" w:cs="Palatino Linotype"/>
+          <w:rFonts w:ascii="Palatino Linotype" w:eastAsia="Palatino Linotype" w:hAnsi="Palatino Linotype" w:cs="Palatino Linotype"/>
           <w:i/>
           <w:sz w:val="32"/>
           <w:szCs w:val="32"/>
@@ -294,7 +294,7 @@
       </w:pPr>
       <w:r>
         <w:rPr>
-          <w:rFonts w:ascii="Palatino Linotype" w:hAnsi="Palatino Linotype" w:eastAsia="Palatino Linotype" w:cs="Palatino Linotype"/>
+          <w:rFonts w:ascii="Palatino Linotype" w:eastAsia="Palatino Linotype" w:hAnsi="Palatino Linotype" w:cs="Palatino Linotype"/>
           <w:sz w:val="28"/>
           <w:szCs w:val="28"/>
         </w:rPr>
@@ -303,18 +303,14 @@
     </w:p>
     <w:p>
       <w:pPr>
-        <w:pStyle w:val="Normal"/>
-        <w:suppressLineNumbers w:val="0"/>
-        <w:bidi w:val="0"/>
-        <w:spacing w:before="240" w:beforeAutospacing="off" w:after="0" w:afterAutospacing="off" w:line="167" w:lineRule="auto"/>
-        <w:ind w:left="0" w:right="0"/>
+        <w:spacing w:before="240" w:line="167" w:lineRule="auto"/>
         <w:jc w:val="center"/>
       </w:pPr>
       <w:r>
         <w:rPr>
-          <w:rFonts w:ascii="Palatino Linotype" w:hAnsi="Palatino Linotype" w:eastAsia="Palatino Linotype" w:cs="Palatino Linotype"/>
-          <w:i w:val="1"/>
-          <w:iCs w:val="1"/>
+          <w:rFonts w:ascii="Palatino Linotype" w:eastAsia="Palatino Linotype" w:hAnsi="Palatino Linotype" w:cs="Palatino Linotype"/>
+          <w:i/>
+          <w:iCs/>
           <w:color w:val="FF0000"/>
           <w:sz w:val="32"/>
           <w:szCs w:val="32"/>
@@ -327,9 +323,9 @@
         <w:spacing w:before="240" w:line="167" w:lineRule="auto"/>
         <w:jc w:val="center"/>
         <w:rPr>
-          <w:rFonts w:ascii="Palatino Linotype" w:hAnsi="Palatino Linotype" w:eastAsia="Palatino Linotype" w:cs="Palatino Linotype"/>
-          <w:i w:val="1"/>
-          <w:iCs w:val="1"/>
+          <w:rFonts w:ascii="Palatino Linotype" w:eastAsia="Palatino Linotype" w:hAnsi="Palatino Linotype" w:cs="Palatino Linotype"/>
+          <w:i/>
+          <w:iCs/>
           <w:color w:val="FF0000"/>
           <w:sz w:val="32"/>
           <w:szCs w:val="32"/>
@@ -337,9 +333,9 @@
       </w:pPr>
       <w:r>
         <w:rPr>
-          <w:rFonts w:ascii="Palatino Linotype" w:hAnsi="Palatino Linotype" w:eastAsia="Palatino Linotype" w:cs="Palatino Linotype"/>
-          <w:i w:val="1"/>
-          <w:iCs w:val="1"/>
+          <w:rFonts w:ascii="Palatino Linotype" w:eastAsia="Palatino Linotype" w:hAnsi="Palatino Linotype" w:cs="Palatino Linotype"/>
+          <w:i/>
+          <w:iCs/>
           <w:color w:val="FF0000"/>
           <w:sz w:val="32"/>
           <w:szCs w:val="32"/>
@@ -351,7 +347,7 @@
       <w:pPr>
         <w:spacing w:before="240" w:line="240" w:lineRule="auto"/>
         <w:rPr>
-          <w:rFonts w:ascii="Palatino Linotype" w:hAnsi="Palatino Linotype" w:eastAsia="Palatino Linotype" w:cs="Palatino Linotype"/>
+          <w:rFonts w:ascii="Palatino Linotype" w:eastAsia="Palatino Linotype" w:hAnsi="Palatino Linotype" w:cs="Palatino Linotype"/>
           <w:sz w:val="24"/>
           <w:szCs w:val="24"/>
         </w:rPr>
@@ -361,7 +357,7 @@
       <w:pPr>
         <w:spacing w:before="240" w:line="240" w:lineRule="auto"/>
         <w:rPr>
-          <w:rFonts w:ascii="Palatino Linotype" w:hAnsi="Palatino Linotype" w:eastAsia="Palatino Linotype" w:cs="Palatino Linotype"/>
+          <w:rFonts w:ascii="Palatino Linotype" w:eastAsia="Palatino Linotype" w:hAnsi="Palatino Linotype" w:cs="Palatino Linotype"/>
           <w:sz w:val="24"/>
           <w:szCs w:val="24"/>
         </w:rPr>
@@ -371,7 +367,7 @@
       <w:pPr>
         <w:spacing w:before="240" w:line="240" w:lineRule="auto"/>
         <w:rPr>
-          <w:rFonts w:ascii="Palatino Linotype" w:hAnsi="Palatino Linotype" w:eastAsia="Palatino Linotype" w:cs="Palatino Linotype"/>
+          <w:rFonts w:ascii="Palatino Linotype" w:eastAsia="Palatino Linotype" w:hAnsi="Palatino Linotype" w:cs="Palatino Linotype"/>
           <w:sz w:val="24"/>
           <w:szCs w:val="24"/>
         </w:rPr>
@@ -379,10 +375,9 @@
     </w:p>
     <w:p>
       <w:pPr>
-        <w:pStyle w:val="Normal"/>
         <w:spacing w:before="240" w:line="240" w:lineRule="auto"/>
         <w:rPr>
-          <w:rFonts w:ascii="Palatino Linotype" w:hAnsi="Palatino Linotype" w:eastAsia="Palatino Linotype" w:cs="Palatino Linotype"/>
+          <w:rFonts w:ascii="Palatino Linotype" w:eastAsia="Palatino Linotype" w:hAnsi="Palatino Linotype" w:cs="Palatino Linotype"/>
           <w:sz w:val="24"/>
           <w:szCs w:val="24"/>
         </w:rPr>
@@ -393,7 +388,7 @@
         <w:spacing w:before="240" w:line="240" w:lineRule="auto"/>
         <w:jc w:val="center"/>
         <w:rPr>
-          <w:rFonts w:ascii="Palatino Linotype" w:hAnsi="Palatino Linotype" w:eastAsia="Palatino Linotype" w:cs="Palatino Linotype"/>
+          <w:rFonts w:ascii="Palatino Linotype" w:eastAsia="Palatino Linotype" w:hAnsi="Palatino Linotype" w:cs="Palatino Linotype"/>
           <w:sz w:val="20"/>
           <w:szCs w:val="20"/>
         </w:rPr>
@@ -404,7 +399,7 @@
         <w:spacing w:before="240" w:line="240" w:lineRule="auto"/>
         <w:jc w:val="center"/>
         <w:rPr>
-          <w:rFonts w:ascii="Palatino Linotype" w:hAnsi="Palatino Linotype" w:eastAsia="Palatino Linotype" w:cs="Palatino Linotype"/>
+          <w:rFonts w:ascii="Palatino Linotype" w:eastAsia="Palatino Linotype" w:hAnsi="Palatino Linotype" w:cs="Palatino Linotype"/>
           <w:sz w:val="20"/>
           <w:szCs w:val="20"/>
         </w:rPr>
@@ -415,14 +410,14 @@
         <w:spacing w:before="240" w:line="240" w:lineRule="auto"/>
         <w:jc w:val="center"/>
         <w:rPr>
-          <w:rFonts w:ascii="Palatino Linotype" w:hAnsi="Palatino Linotype" w:eastAsia="Palatino Linotype" w:cs="Palatino Linotype"/>
+          <w:rFonts w:ascii="Palatino Linotype" w:eastAsia="Palatino Linotype" w:hAnsi="Palatino Linotype" w:cs="Palatino Linotype"/>
           <w:sz w:val="20"/>
           <w:szCs w:val="20"/>
         </w:rPr>
       </w:pPr>
       <w:r>
         <w:rPr>
-          <w:rFonts w:ascii="Palatino Linotype" w:hAnsi="Palatino Linotype" w:eastAsia="Palatino Linotype" w:cs="Palatino Linotype"/>
+          <w:rFonts w:ascii="Palatino Linotype" w:eastAsia="Palatino Linotype" w:hAnsi="Palatino Linotype" w:cs="Palatino Linotype"/>
           <w:sz w:val="20"/>
           <w:szCs w:val="20"/>
         </w:rPr>
@@ -432,22 +427,30 @@
     <w:p>
       <w:pPr>
         <w:rPr>
-          <w:rFonts w:ascii="Palatino Linotype" w:hAnsi="Palatino Linotype" w:eastAsia="Palatino Linotype" w:cs="Palatino Linotype"/>
+          <w:rFonts w:ascii="Palatino Linotype" w:eastAsia="Palatino Linotype" w:hAnsi="Palatino Linotype" w:cs="Palatino Linotype"/>
           <w:sz w:val="20"/>
           <w:szCs w:val="20"/>
         </w:rPr>
       </w:pPr>
       <w:r>
         <w:rPr>
-          <w:rFonts w:ascii="Palatino Linotype" w:hAnsi="Palatino Linotype" w:eastAsia="Palatino Linotype" w:cs="Palatino Linotype"/>
+          <w:rFonts w:ascii="Palatino Linotype" w:eastAsia="Palatino Linotype" w:hAnsi="Palatino Linotype" w:cs="Palatino Linotype"/>
           <w:sz w:val="20"/>
           <w:szCs w:val="20"/>
         </w:rPr>
+        <w:lastRenderedPageBreak/>
         <w:br w:type="page"/>
       </w:r>
     </w:p>
     <w:sdt>
       <w:sdtPr>
+        <w:rPr>
+          <w:rFonts w:ascii="Arial" w:eastAsia="Arial" w:hAnsi="Arial" w:cs="Arial"/>
+          <w:color w:val="auto"/>
+          <w:sz w:val="22"/>
+          <w:szCs w:val="22"/>
+          <w:lang w:val="pl"/>
+        </w:rPr>
         <w:id w:val="1929246232"/>
         <w:docPartObj>
           <w:docPartGallery w:val="Table of Contents"/>
@@ -475,7 +478,7 @@
           <w:pPr>
             <w:pStyle w:val="TOC1"/>
             <w:tabs>
-              <w:tab w:val="left" w:leader="none" w:pos="435"/>
+              <w:tab w:val="left" w:pos="435"/>
               <w:tab w:val="right" w:leader="dot" w:pos="9015"/>
             </w:tabs>
             <w:rPr>
@@ -490,7 +493,7 @@
             <w:fldChar w:fldCharType="begin"/>
           </w:r>
           <w:r>
-            <w:instrText xml:space="preserve">TOC \o "1-3" \z \u \h</w:instrText>
+            <w:instrText>TOC \o "1-3" \z \u \h</w:instrText>
           </w:r>
           <w:r>
             <w:fldChar w:fldCharType="separate"/>
@@ -518,7 +521,7 @@
               <w:fldChar w:fldCharType="begin"/>
             </w:r>
             <w:r>
-              <w:instrText xml:space="preserve">PAGEREF _Toc1585103802 \h</w:instrText>
+              <w:instrText>PAGEREF _Toc1585103802 \h</w:instrText>
             </w:r>
             <w:r>
               <w:fldChar w:fldCharType="separate"/>
@@ -538,7 +541,7 @@
           <w:pPr>
             <w:pStyle w:val="TOC2"/>
             <w:tabs>
-              <w:tab w:val="left" w:leader="none" w:pos="660"/>
+              <w:tab w:val="left" w:pos="660"/>
               <w:tab w:val="right" w:leader="dot" w:pos="9015"/>
             </w:tabs>
             <w:rPr>
@@ -571,7 +574,7 @@
               <w:fldChar w:fldCharType="begin"/>
             </w:r>
             <w:r>
-              <w:instrText xml:space="preserve">PAGEREF _Toc137460822 \h</w:instrText>
+              <w:instrText>PAGEREF _Toc137460822 \h</w:instrText>
             </w:r>
             <w:r>
               <w:fldChar w:fldCharType="separate"/>
@@ -591,7 +594,7 @@
           <w:pPr>
             <w:pStyle w:val="TOC3"/>
             <w:tabs>
-              <w:tab w:val="left" w:leader="none" w:pos="1320"/>
+              <w:tab w:val="left" w:pos="1320"/>
               <w:tab w:val="right" w:leader="dot" w:pos="9015"/>
             </w:tabs>
             <w:rPr>
@@ -624,7 +627,7 @@
               <w:fldChar w:fldCharType="begin"/>
             </w:r>
             <w:r>
-              <w:instrText xml:space="preserve">PAGEREF _Toc361044311 \h</w:instrText>
+              <w:instrText>PAGEREF _Toc361044311 \h</w:instrText>
             </w:r>
             <w:r>
               <w:fldChar w:fldCharType="separate"/>
@@ -644,7 +647,7 @@
           <w:pPr>
             <w:pStyle w:val="TOC3"/>
             <w:tabs>
-              <w:tab w:val="left" w:leader="none" w:pos="1320"/>
+              <w:tab w:val="left" w:pos="1320"/>
               <w:tab w:val="right" w:leader="dot" w:pos="9015"/>
             </w:tabs>
             <w:rPr>
@@ -677,7 +680,7 @@
               <w:fldChar w:fldCharType="begin"/>
             </w:r>
             <w:r>
-              <w:instrText xml:space="preserve">PAGEREF _Toc835509044 \h</w:instrText>
+              <w:instrText>PAGEREF _Toc835509044 \h</w:instrText>
             </w:r>
             <w:r>
               <w:fldChar w:fldCharType="separate"/>
@@ -720,7 +723,7 @@
               <w:fldChar w:fldCharType="begin"/>
             </w:r>
             <w:r>
-              <w:instrText xml:space="preserve">PAGEREF _Toc462074565 \h</w:instrText>
+              <w:instrText>PAGEREF _Toc462074565 \h</w:instrText>
             </w:r>
             <w:r>
               <w:fldChar w:fldCharType="separate"/>
@@ -740,14 +743,13 @@
           <w:pPr>
             <w:pStyle w:val="TOC2"/>
             <w:tabs>
-              <w:tab w:val="left" w:leader="none" w:pos="660"/>
+              <w:tab w:val="left" w:pos="660"/>
               <w:tab w:val="right" w:leader="dot" w:pos="9015"/>
             </w:tabs>
             <w:rPr>
               <w:rStyle w:val="Hyperlink"/>
               <w:noProof/>
               <w:kern w:val="2"/>
-              <w:lang w:val="pl-PL"/>
               <w14:ligatures w14:val="standardContextual"/>
             </w:rPr>
           </w:pPr>
@@ -774,7 +776,7 @@
               <w:fldChar w:fldCharType="begin"/>
             </w:r>
             <w:r>
-              <w:instrText xml:space="preserve">PAGEREF _Toc1224823513 \h</w:instrText>
+              <w:instrText>PAGEREF _Toc1224823513 \h</w:instrText>
             </w:r>
             <w:r>
               <w:fldChar w:fldCharType="separate"/>
@@ -794,7 +796,7 @@
           <w:pPr>
             <w:pStyle w:val="TOC1"/>
             <w:tabs>
-              <w:tab w:val="left" w:leader="none" w:pos="435"/>
+              <w:tab w:val="left" w:pos="435"/>
               <w:tab w:val="right" w:leader="dot" w:pos="9015"/>
             </w:tabs>
             <w:rPr>
@@ -827,7 +829,7 @@
               <w:fldChar w:fldCharType="begin"/>
             </w:r>
             <w:r>
-              <w:instrText xml:space="preserve">PAGEREF _Toc183783771 \h</w:instrText>
+              <w:instrText>PAGEREF _Toc183783771 \h</w:instrText>
             </w:r>
             <w:r>
               <w:fldChar w:fldCharType="separate"/>
@@ -847,7 +849,7 @@
           <w:pPr>
             <w:pStyle w:val="TOC2"/>
             <w:tabs>
-              <w:tab w:val="left" w:leader="none" w:pos="660"/>
+              <w:tab w:val="left" w:pos="660"/>
               <w:tab w:val="right" w:leader="dot" w:pos="9015"/>
             </w:tabs>
             <w:rPr>
@@ -880,7 +882,7 @@
               <w:fldChar w:fldCharType="begin"/>
             </w:r>
             <w:r>
-              <w:instrText xml:space="preserve">PAGEREF _Toc151077479 \h</w:instrText>
+              <w:instrText>PAGEREF _Toc151077479 \h</w:instrText>
             </w:r>
             <w:r>
               <w:fldChar w:fldCharType="separate"/>
@@ -900,7 +902,7 @@
           <w:pPr>
             <w:pStyle w:val="TOC2"/>
             <w:tabs>
-              <w:tab w:val="left" w:leader="none" w:pos="660"/>
+              <w:tab w:val="left" w:pos="660"/>
               <w:tab w:val="right" w:leader="dot" w:pos="9015"/>
             </w:tabs>
             <w:rPr>
@@ -933,7 +935,7 @@
               <w:fldChar w:fldCharType="begin"/>
             </w:r>
             <w:r>
-              <w:instrText xml:space="preserve">PAGEREF _Toc1554764699 \h</w:instrText>
+              <w:instrText>PAGEREF _Toc1554764699 \h</w:instrText>
             </w:r>
             <w:r>
               <w:fldChar w:fldCharType="separate"/>
@@ -953,7 +955,7 @@
           <w:pPr>
             <w:pStyle w:val="TOC2"/>
             <w:tabs>
-              <w:tab w:val="left" w:leader="none" w:pos="660"/>
+              <w:tab w:val="left" w:pos="660"/>
               <w:tab w:val="right" w:leader="dot" w:pos="9015"/>
             </w:tabs>
             <w:rPr>
@@ -986,7 +988,7 @@
               <w:fldChar w:fldCharType="begin"/>
             </w:r>
             <w:r>
-              <w:instrText xml:space="preserve">PAGEREF _Toc1454533201 \h</w:instrText>
+              <w:instrText>PAGEREF _Toc1454533201 \h</w:instrText>
             </w:r>
             <w:r>
               <w:fldChar w:fldCharType="separate"/>
@@ -1006,7 +1008,7 @@
           <w:pPr>
             <w:pStyle w:val="TOC3"/>
             <w:tabs>
-              <w:tab w:val="left" w:leader="none" w:pos="1320"/>
+              <w:tab w:val="left" w:pos="1320"/>
               <w:tab w:val="right" w:leader="dot" w:pos="9015"/>
             </w:tabs>
             <w:rPr>
@@ -1039,7 +1041,7 @@
               <w:fldChar w:fldCharType="begin"/>
             </w:r>
             <w:r>
-              <w:instrText xml:space="preserve">PAGEREF _Toc264073500 \h</w:instrText>
+              <w:instrText>PAGEREF _Toc264073500 \h</w:instrText>
             </w:r>
             <w:r>
               <w:fldChar w:fldCharType="separate"/>
@@ -1059,7 +1061,7 @@
           <w:pPr>
             <w:pStyle w:val="TOC3"/>
             <w:tabs>
-              <w:tab w:val="left" w:leader="none" w:pos="1320"/>
+              <w:tab w:val="left" w:pos="1320"/>
               <w:tab w:val="right" w:leader="dot" w:pos="9015"/>
             </w:tabs>
             <w:rPr>
@@ -1092,7 +1094,7 @@
               <w:fldChar w:fldCharType="begin"/>
             </w:r>
             <w:r>
-              <w:instrText xml:space="preserve">PAGEREF _Toc1425231592 \h</w:instrText>
+              <w:instrText>PAGEREF _Toc1425231592 \h</w:instrText>
             </w:r>
             <w:r>
               <w:fldChar w:fldCharType="separate"/>
@@ -1112,7 +1114,7 @@
           <w:pPr>
             <w:pStyle w:val="TOC2"/>
             <w:tabs>
-              <w:tab w:val="left" w:leader="none" w:pos="660"/>
+              <w:tab w:val="left" w:pos="660"/>
               <w:tab w:val="right" w:leader="dot" w:pos="9015"/>
             </w:tabs>
             <w:rPr>
@@ -1145,7 +1147,7 @@
               <w:fldChar w:fldCharType="begin"/>
             </w:r>
             <w:r>
-              <w:instrText xml:space="preserve">PAGEREF _Toc1130610218 \h</w:instrText>
+              <w:instrText>PAGEREF _Toc1130610218 \h</w:instrText>
             </w:r>
             <w:r>
               <w:fldChar w:fldCharType="separate"/>
@@ -1165,7 +1167,7 @@
           <w:pPr>
             <w:pStyle w:val="TOC1"/>
             <w:tabs>
-              <w:tab w:val="left" w:leader="none" w:pos="435"/>
+              <w:tab w:val="left" w:pos="435"/>
               <w:tab w:val="right" w:leader="dot" w:pos="9015"/>
             </w:tabs>
             <w:rPr>
@@ -1198,7 +1200,7 @@
               <w:fldChar w:fldCharType="begin"/>
             </w:r>
             <w:r>
-              <w:instrText xml:space="preserve">PAGEREF _Toc1377751178 \h</w:instrText>
+              <w:instrText>PAGEREF _Toc1377751178 \h</w:instrText>
             </w:r>
             <w:r>
               <w:fldChar w:fldCharType="separate"/>
@@ -1218,7 +1220,7 @@
           <w:pPr>
             <w:pStyle w:val="TOC1"/>
             <w:tabs>
-              <w:tab w:val="left" w:leader="none" w:pos="435"/>
+              <w:tab w:val="left" w:pos="435"/>
               <w:tab w:val="right" w:leader="dot" w:pos="9015"/>
             </w:tabs>
             <w:rPr>
@@ -1251,7 +1253,7 @@
               <w:fldChar w:fldCharType="begin"/>
             </w:r>
             <w:r>
-              <w:instrText xml:space="preserve">PAGEREF _Toc1229039987 \h</w:instrText>
+              <w:instrText>PAGEREF _Toc1229039987 \h</w:instrText>
             </w:r>
             <w:r>
               <w:fldChar w:fldCharType="separate"/>
@@ -1294,7 +1296,7 @@
               <w:fldChar w:fldCharType="begin"/>
             </w:r>
             <w:r>
-              <w:instrText xml:space="preserve">PAGEREF _Toc223077287 \h</w:instrText>
+              <w:instrText>PAGEREF _Toc223077287 \h</w:instrText>
             </w:r>
             <w:r>
               <w:fldChar w:fldCharType="separate"/>
@@ -1326,7 +1328,7 @@
       <w:pPr>
         <w:spacing w:before="240" w:line="240" w:lineRule="auto"/>
         <w:rPr>
-          <w:rFonts w:ascii="Palatino Linotype" w:hAnsi="Palatino Linotype" w:eastAsia="Palatino Linotype" w:cs="Palatino Linotype"/>
+          <w:rFonts w:ascii="Palatino Linotype" w:eastAsia="Palatino Linotype" w:hAnsi="Palatino Linotype" w:cs="Palatino Linotype"/>
           <w:b/>
           <w:sz w:val="32"/>
           <w:szCs w:val="32"/>
@@ -1336,12 +1338,12 @@
     <w:p>
       <w:pPr>
         <w:rPr>
-          <w:rFonts w:ascii="Palatino Linotype" w:hAnsi="Palatino Linotype" w:eastAsia="Palatino Linotype" w:cs="Palatino Linotype"/>
-        </w:rPr>
-      </w:pPr>
-      <w:r>
-        <w:rPr>
-          <w:rFonts w:ascii="Palatino Linotype" w:hAnsi="Palatino Linotype" w:eastAsia="Palatino Linotype" w:cs="Palatino Linotype"/>
+          <w:rFonts w:ascii="Palatino Linotype" w:eastAsia="Palatino Linotype" w:hAnsi="Palatino Linotype" w:cs="Palatino Linotype"/>
+        </w:rPr>
+      </w:pPr>
+      <w:r>
+        <w:rPr>
+          <w:rFonts w:ascii="Palatino Linotype" w:eastAsia="Palatino Linotype" w:hAnsi="Palatino Linotype" w:cs="Palatino Linotype"/>
         </w:rPr>
         <w:br w:type="page"/>
       </w:r>
@@ -1351,89 +1353,69 @@
         <w:pStyle w:val="Heading1"/>
         <w:numPr>
           <w:ilvl w:val="0"/>
-          <w:numId w:val="6"/>
+          <w:numId w:val="11"/>
         </w:numPr>
         <w:spacing w:before="240" w:line="240" w:lineRule="auto"/>
         <w:rPr>
           <w:rFonts w:eastAsia="Palatino Linotype" w:cs="Palatino Linotype"/>
         </w:rPr>
       </w:pPr>
-      <w:bookmarkStart w:name="_Toc138354094" w:id="0"/>
-      <w:bookmarkStart w:name="_Toc1585103802" w:id="835729301"/>
+      <w:bookmarkStart w:id="0" w:name="_Toc138354094"/>
+      <w:bookmarkStart w:id="1" w:name="_Toc1585103802"/>
       <w:r>
         <w:rPr>
           <w:rFonts w:eastAsia="Palatino Linotype" w:cs="Palatino Linotype"/>
         </w:rPr>
+        <w:lastRenderedPageBreak/>
         <w:t>Opis i założenia projektu</w:t>
       </w:r>
       <w:bookmarkEnd w:id="0"/>
-      <w:bookmarkEnd w:id="835729301"/>
+      <w:bookmarkEnd w:id="1"/>
     </w:p>
     <w:p>
       <w:pPr>
         <w:pStyle w:val="Heading2"/>
         <w:numPr>
           <w:ilvl w:val="1"/>
-          <w:numId w:val="6"/>
+          <w:numId w:val="11"/>
         </w:numPr>
-        <w:rPr/>
-      </w:pPr>
-      <w:bookmarkStart w:name="_Toc137460822" w:id="1467078397"/>
-      <w:r>
-        <w:rPr/>
+      </w:pPr>
+      <w:bookmarkStart w:id="2" w:name="_Toc137460822"/>
+      <w:r>
         <w:t>Założenia projektowe i wysokopoziomowy opis projektu</w:t>
       </w:r>
-      <w:bookmarkEnd w:id="1467078397"/>
+      <w:bookmarkEnd w:id="2"/>
     </w:p>
     <w:p>
       <w:pPr>
         <w:pStyle w:val="Heading3"/>
         <w:numPr>
           <w:ilvl w:val="2"/>
-          <w:numId w:val="6"/>
+          <w:numId w:val="11"/>
         </w:numPr>
-        <w:rPr/>
-      </w:pPr>
-      <w:bookmarkStart w:name="_Toc361044311" w:id="756427819"/>
-      <w:r>
-        <w:rPr/>
+      </w:pPr>
+      <w:bookmarkStart w:id="3" w:name="_Toc361044311"/>
+      <w:r>
         <w:t>Założenia projektowe odnośnie warstwy sprzętowej</w:t>
       </w:r>
-      <w:bookmarkEnd w:id="756427819"/>
+      <w:bookmarkEnd w:id="3"/>
     </w:p>
     <w:p>
       <w:pPr>
         <w:pStyle w:val="ListParagraph"/>
         <w:numPr>
           <w:ilvl w:val="0"/>
-          <w:numId w:val="21"/>
+          <w:numId w:val="5"/>
         </w:numPr>
-        <w:suppressLineNumbers w:val="0"/>
-        <w:bidi w:val="0"/>
-        <w:spacing w:before="0" w:beforeAutospacing="off" w:after="0" w:afterAutospacing="off" w:line="276" w:lineRule="auto"/>
-        <w:ind w:right="0"/>
-        <w:jc w:val="left"/>
-        <w:rPr>
-          <w:rFonts w:ascii="Palatino Linotype" w:hAnsi="Palatino Linotype" w:eastAsia="Palatino Linotype" w:cs="Palatino Linotype"/>
-          <w:noProof w:val="0"/>
-          <w:lang w:val="pl"/>
-        </w:rPr>
-      </w:pPr>
-      <w:r>
-        <w:rPr>
-          <w:rFonts w:ascii="Palatino Linotype" w:hAnsi="Palatino Linotype" w:eastAsia="Palatino Linotype" w:cs="Palatino Linotype"/>
-          <w:noProof w:val="0"/>
-          <w:lang w:val="pl"/>
-        </w:rPr>
-        <w:t>Mikrokontroler:</w:t>
-      </w:r>
-      <w:r>
-        <w:rPr>
-          <w:rFonts w:ascii="Palatino Linotype" w:hAnsi="Palatino Linotype" w:eastAsia="Palatino Linotype" w:cs="Palatino Linotype"/>
-          <w:noProof w:val="0"/>
-          <w:lang w:val="pl"/>
-        </w:rPr>
-        <w:t xml:space="preserve"> Rodzina STM32H5 (ARM Cortex-M33)</w:t>
+        <w:rPr>
+          <w:rFonts w:ascii="Palatino Linotype" w:eastAsia="Palatino Linotype" w:hAnsi="Palatino Linotype" w:cs="Palatino Linotype"/>
+        </w:rPr>
+      </w:pPr>
+      <w:r>
+        <w:rPr>
+          <w:rFonts w:ascii="Palatino Linotype" w:eastAsia="Palatino Linotype" w:hAnsi="Palatino Linotype" w:cs="Palatino Linotype"/>
+        </w:rPr>
+        <w:t>Mikrokontroler: Rodzina STM32H5 (ARM Cortex-M33)</w:t>
       </w:r>
     </w:p>
     <w:p>
@@ -1441,34 +1423,44 @@
         <w:pStyle w:val="ListParagraph"/>
         <w:numPr>
           <w:ilvl w:val="0"/>
-          <w:numId w:val="21"/>
+          <w:numId w:val="5"/>
         </w:numPr>
-        <w:suppressLineNumbers w:val="0"/>
-        <w:bidi w:val="0"/>
-        <w:spacing w:before="0" w:beforeAutospacing="off" w:after="0" w:afterAutospacing="off" w:line="276" w:lineRule="auto"/>
-        <w:ind w:right="0"/>
-        <w:jc w:val="left"/>
-        <w:rPr>
-          <w:rFonts w:ascii="Palatino Linotype" w:hAnsi="Palatino Linotype" w:eastAsia="Palatino Linotype" w:cs="Palatino Linotype"/>
-          <w:noProof w:val="0"/>
-          <w:lang w:val="pl"/>
-        </w:rPr>
-      </w:pPr>
-      <w:r>
-        <w:rPr>
-          <w:rFonts w:ascii="Palatino Linotype" w:hAnsi="Palatino Linotype" w:eastAsia="Palatino Linotype" w:cs="Palatino Linotype"/>
-          <w:noProof w:val="0"/>
-          <w:lang w:val="pl"/>
-        </w:rPr>
-        <w:t>Układ pomiarowy:</w:t>
-      </w:r>
-      <w:r>
-        <w:rPr>
-          <w:rFonts w:ascii="Palatino Linotype" w:hAnsi="Palatino Linotype" w:eastAsia="Palatino Linotype" w:cs="Palatino Linotype"/>
-          <w:noProof w:val="0"/>
-          <w:lang w:val="pl"/>
-        </w:rPr>
-        <w:t xml:space="preserve"> Analog Devices LTC2983 (Multi-Sensor High Accuracy Digital Temperature Measurement System)</w:t>
+        <w:rPr>
+          <w:rFonts w:ascii="Palatino Linotype" w:eastAsia="Palatino Linotype" w:hAnsi="Palatino Linotype" w:cs="Palatino Linotype"/>
+          <w:lang w:val="en-GB"/>
+        </w:rPr>
+      </w:pPr>
+      <w:proofErr w:type="spellStart"/>
+      <w:r>
+        <w:rPr>
+          <w:rFonts w:ascii="Palatino Linotype" w:eastAsia="Palatino Linotype" w:hAnsi="Palatino Linotype" w:cs="Palatino Linotype"/>
+          <w:lang w:val="en-GB"/>
+        </w:rPr>
+        <w:t>Układ</w:t>
+      </w:r>
+      <w:proofErr w:type="spellEnd"/>
+      <w:r>
+        <w:rPr>
+          <w:rFonts w:ascii="Palatino Linotype" w:eastAsia="Palatino Linotype" w:hAnsi="Palatino Linotype" w:cs="Palatino Linotype"/>
+          <w:lang w:val="en-GB"/>
+        </w:rPr>
+        <w:t xml:space="preserve"> </w:t>
+      </w:r>
+      <w:proofErr w:type="spellStart"/>
+      <w:r>
+        <w:rPr>
+          <w:rFonts w:ascii="Palatino Linotype" w:eastAsia="Palatino Linotype" w:hAnsi="Palatino Linotype" w:cs="Palatino Linotype"/>
+          <w:lang w:val="en-GB"/>
+        </w:rPr>
+        <w:t>pomiarowy</w:t>
+      </w:r>
+      <w:proofErr w:type="spellEnd"/>
+      <w:r>
+        <w:rPr>
+          <w:rFonts w:ascii="Palatino Linotype" w:eastAsia="Palatino Linotype" w:hAnsi="Palatino Linotype" w:cs="Palatino Linotype"/>
+          <w:lang w:val="en-GB"/>
+        </w:rPr>
+        <w:t>: Analog Devices LTC2983 (Multi-Sensor High Accuracy Digital Temperature Measurement System)</w:t>
       </w:r>
     </w:p>
     <w:p>
@@ -1476,40 +1468,21 @@
         <w:pStyle w:val="ListParagraph"/>
         <w:numPr>
           <w:ilvl w:val="0"/>
-          <w:numId w:val="21"/>
+          <w:numId w:val="5"/>
         </w:numPr>
-        <w:suppressLineNumbers w:val="0"/>
-        <w:bidi w:val="0"/>
-        <w:spacing w:before="0" w:beforeAutospacing="off" w:after="0" w:afterAutospacing="off" w:line="276" w:lineRule="auto"/>
-        <w:ind w:right="0"/>
-        <w:jc w:val="left"/>
-        <w:rPr>
-          <w:rFonts w:ascii="Palatino Linotype" w:hAnsi="Palatino Linotype" w:eastAsia="Palatino Linotype" w:cs="Palatino Linotype"/>
-          <w:noProof w:val="0"/>
-          <w:lang w:val="pl"/>
-        </w:rPr>
-      </w:pPr>
-      <w:r>
-        <w:rPr>
-          <w:rFonts w:ascii="Palatino Linotype" w:hAnsi="Palatino Linotype" w:eastAsia="Palatino Linotype" w:cs="Palatino Linotype"/>
-          <w:noProof w:val="0"/>
-          <w:lang w:val="pl"/>
-        </w:rPr>
-        <w:t>Wyświetlacz:</w:t>
-      </w:r>
-      <w:r>
-        <w:rPr>
-          <w:rFonts w:ascii="Palatino Linotype" w:hAnsi="Palatino Linotype" w:eastAsia="Palatino Linotype" w:cs="Palatino Linotype"/>
-          <w:noProof w:val="0"/>
-          <w:lang w:val="pl"/>
-        </w:rPr>
-        <w:t xml:space="preserve"> Monochromatyczny LCD / OLED</w:t>
-      </w:r>
-      <w:r>
-        <w:rPr>
-          <w:rFonts w:ascii="Palatino Linotype" w:hAnsi="Palatino Linotype" w:eastAsia="Palatino Linotype" w:cs="Palatino Linotype"/>
-          <w:noProof w:val="0"/>
-          <w:lang w:val="pl"/>
+        <w:rPr>
+          <w:rFonts w:ascii="Palatino Linotype" w:eastAsia="Palatino Linotype" w:hAnsi="Palatino Linotype" w:cs="Palatino Linotype"/>
+        </w:rPr>
+      </w:pPr>
+      <w:r>
+        <w:rPr>
+          <w:rFonts w:ascii="Palatino Linotype" w:eastAsia="Palatino Linotype" w:hAnsi="Palatino Linotype" w:cs="Palatino Linotype"/>
+        </w:rPr>
+        <w:t>Wyświetlacz: Monochromatyczny LCD / OLED</w:t>
+      </w:r>
+      <w:r>
+        <w:rPr>
+          <w:rFonts w:ascii="Palatino Linotype" w:eastAsia="Palatino Linotype" w:hAnsi="Palatino Linotype" w:cs="Palatino Linotype"/>
         </w:rPr>
         <w:t xml:space="preserve"> 2004</w:t>
       </w:r>
@@ -1519,34 +1492,17 @@
         <w:pStyle w:val="ListParagraph"/>
         <w:numPr>
           <w:ilvl w:val="0"/>
-          <w:numId w:val="21"/>
+          <w:numId w:val="5"/>
         </w:numPr>
-        <w:suppressLineNumbers w:val="0"/>
-        <w:bidi w:val="0"/>
-        <w:spacing w:before="0" w:beforeAutospacing="off" w:after="0" w:afterAutospacing="off" w:line="276" w:lineRule="auto"/>
-        <w:ind w:right="0"/>
-        <w:jc w:val="left"/>
-        <w:rPr>
-          <w:rFonts w:ascii="Palatino Linotype" w:hAnsi="Palatino Linotype" w:eastAsia="Palatino Linotype" w:cs="Palatino Linotype"/>
-          <w:noProof w:val="0"/>
-          <w:lang w:val="pl"/>
-        </w:rPr>
-      </w:pPr>
-      <w:r>
-        <w:rPr>
-          <w:rFonts w:ascii="Palatino Linotype" w:hAnsi="Palatino Linotype" w:eastAsia="Palatino Linotype" w:cs="Palatino Linotype"/>
-          <w:noProof w:val="0"/>
-          <w:lang w:val="pl"/>
-        </w:rPr>
-        <w:t>Interfejsy:</w:t>
-      </w:r>
-      <w:r>
-        <w:rPr>
-          <w:rFonts w:ascii="Palatino Linotype" w:hAnsi="Palatino Linotype" w:eastAsia="Palatino Linotype" w:cs="Palatino Linotype"/>
-          <w:noProof w:val="0"/>
-          <w:lang w:val="pl"/>
-        </w:rPr>
-        <w:t xml:space="preserve"> </w:t>
+        <w:rPr>
+          <w:rFonts w:ascii="Palatino Linotype" w:eastAsia="Palatino Linotype" w:hAnsi="Palatino Linotype" w:cs="Palatino Linotype"/>
+        </w:rPr>
+      </w:pPr>
+      <w:r>
+        <w:rPr>
+          <w:rFonts w:ascii="Palatino Linotype" w:eastAsia="Palatino Linotype" w:hAnsi="Palatino Linotype" w:cs="Palatino Linotype"/>
+        </w:rPr>
+        <w:t xml:space="preserve">Interfejsy: </w:t>
       </w:r>
     </w:p>
     <w:p>
@@ -1554,24 +1510,15 @@
         <w:pStyle w:val="ListParagraph"/>
         <w:numPr>
           <w:ilvl w:val="1"/>
-          <w:numId w:val="21"/>
+          <w:numId w:val="5"/>
         </w:numPr>
-        <w:suppressLineNumbers w:val="0"/>
-        <w:bidi w:val="0"/>
-        <w:spacing w:before="0" w:beforeAutospacing="off" w:after="0" w:afterAutospacing="off" w:line="276" w:lineRule="auto"/>
-        <w:ind w:right="0"/>
-        <w:jc w:val="left"/>
-        <w:rPr>
-          <w:rFonts w:ascii="Palatino Linotype" w:hAnsi="Palatino Linotype" w:eastAsia="Palatino Linotype" w:cs="Palatino Linotype"/>
-          <w:noProof w:val="0"/>
-          <w:lang w:val="pl"/>
-        </w:rPr>
-      </w:pPr>
-      <w:r>
-        <w:rPr>
-          <w:rFonts w:ascii="Palatino Linotype" w:hAnsi="Palatino Linotype" w:eastAsia="Palatino Linotype" w:cs="Palatino Linotype"/>
-          <w:noProof w:val="0"/>
-          <w:lang w:val="pl"/>
+        <w:rPr>
+          <w:rFonts w:ascii="Palatino Linotype" w:eastAsia="Palatino Linotype" w:hAnsi="Palatino Linotype" w:cs="Palatino Linotype"/>
+        </w:rPr>
+      </w:pPr>
+      <w:r>
+        <w:rPr>
+          <w:rFonts w:ascii="Palatino Linotype" w:eastAsia="Palatino Linotype" w:hAnsi="Palatino Linotype" w:cs="Palatino Linotype"/>
         </w:rPr>
         <w:t>Gniazdo Ethernet (RJ45)</w:t>
       </w:r>
@@ -1581,24 +1528,15 @@
         <w:pStyle w:val="ListParagraph"/>
         <w:numPr>
           <w:ilvl w:val="1"/>
-          <w:numId w:val="21"/>
+          <w:numId w:val="5"/>
         </w:numPr>
-        <w:suppressLineNumbers w:val="0"/>
-        <w:bidi w:val="0"/>
-        <w:spacing w:before="0" w:beforeAutospacing="off" w:after="0" w:afterAutospacing="off" w:line="276" w:lineRule="auto"/>
-        <w:ind w:right="0"/>
-        <w:jc w:val="left"/>
-        <w:rPr>
-          <w:rFonts w:ascii="Palatino Linotype" w:hAnsi="Palatino Linotype" w:eastAsia="Palatino Linotype" w:cs="Palatino Linotype"/>
-          <w:noProof w:val="0"/>
-          <w:lang w:val="pl"/>
-        </w:rPr>
-      </w:pPr>
-      <w:r>
-        <w:rPr>
-          <w:rFonts w:ascii="Palatino Linotype" w:hAnsi="Palatino Linotype" w:eastAsia="Palatino Linotype" w:cs="Palatino Linotype"/>
-          <w:noProof w:val="0"/>
-          <w:lang w:val="pl"/>
+        <w:rPr>
+          <w:rFonts w:ascii="Palatino Linotype" w:eastAsia="Palatino Linotype" w:hAnsi="Palatino Linotype" w:cs="Palatino Linotype"/>
+        </w:rPr>
+      </w:pPr>
+      <w:r>
+        <w:rPr>
+          <w:rFonts w:ascii="Palatino Linotype" w:eastAsia="Palatino Linotype" w:hAnsi="Palatino Linotype" w:cs="Palatino Linotype"/>
         </w:rPr>
         <w:t>Slot na kartę pamięci uSD</w:t>
       </w:r>
@@ -1608,24 +1546,15 @@
         <w:pStyle w:val="ListParagraph"/>
         <w:numPr>
           <w:ilvl w:val="0"/>
-          <w:numId w:val="21"/>
+          <w:numId w:val="5"/>
         </w:numPr>
-        <w:suppressLineNumbers w:val="0"/>
-        <w:bidi w:val="0"/>
-        <w:spacing w:before="0" w:beforeAutospacing="off" w:after="0" w:afterAutospacing="off" w:line="276" w:lineRule="auto"/>
-        <w:ind w:right="0"/>
-        <w:jc w:val="left"/>
-        <w:rPr>
-          <w:rFonts w:ascii="Palatino Linotype" w:hAnsi="Palatino Linotype" w:eastAsia="Palatino Linotype" w:cs="Palatino Linotype"/>
-          <w:noProof w:val="0"/>
-          <w:lang w:val="pl"/>
-        </w:rPr>
-      </w:pPr>
-      <w:r>
-        <w:rPr>
-          <w:rFonts w:ascii="Palatino Linotype" w:hAnsi="Palatino Linotype" w:eastAsia="Palatino Linotype" w:cs="Palatino Linotype"/>
-          <w:noProof w:val="0"/>
-          <w:lang w:val="pl"/>
+        <w:rPr>
+          <w:rFonts w:ascii="Palatino Linotype" w:eastAsia="Palatino Linotype" w:hAnsi="Palatino Linotype" w:cs="Palatino Linotype"/>
+        </w:rPr>
+      </w:pPr>
+      <w:r>
+        <w:rPr>
+          <w:rFonts w:ascii="Palatino Linotype" w:eastAsia="Palatino Linotype" w:hAnsi="Palatino Linotype" w:cs="Palatino Linotype"/>
         </w:rPr>
         <w:t>Złącza dla 8-10 termopar.</w:t>
       </w:r>
@@ -1635,34 +1564,17 @@
         <w:pStyle w:val="ListParagraph"/>
         <w:numPr>
           <w:ilvl w:val="0"/>
-          <w:numId w:val="21"/>
+          <w:numId w:val="5"/>
         </w:numPr>
-        <w:suppressLineNumbers w:val="0"/>
-        <w:bidi w:val="0"/>
-        <w:spacing w:before="0" w:beforeAutospacing="off" w:after="0" w:afterAutospacing="off" w:line="276" w:lineRule="auto"/>
-        <w:ind w:right="0"/>
-        <w:jc w:val="left"/>
-        <w:rPr>
-          <w:rFonts w:ascii="Palatino Linotype" w:hAnsi="Palatino Linotype" w:eastAsia="Palatino Linotype" w:cs="Palatino Linotype"/>
-          <w:noProof w:val="0"/>
-          <w:lang w:val="pl"/>
-        </w:rPr>
-      </w:pPr>
-      <w:r>
-        <w:rPr>
-          <w:rFonts w:ascii="Palatino Linotype" w:hAnsi="Palatino Linotype" w:eastAsia="Palatino Linotype" w:cs="Palatino Linotype"/>
-          <w:noProof w:val="0"/>
-          <w:lang w:val="pl"/>
-        </w:rPr>
-        <w:t>Sterowanie lokalne:</w:t>
-      </w:r>
-      <w:r>
-        <w:rPr>
-          <w:rFonts w:ascii="Palatino Linotype" w:hAnsi="Palatino Linotype" w:eastAsia="Palatino Linotype" w:cs="Palatino Linotype"/>
-          <w:noProof w:val="0"/>
-          <w:lang w:val="pl"/>
-        </w:rPr>
-        <w:t xml:space="preserve"> </w:t>
+        <w:rPr>
+          <w:rFonts w:ascii="Palatino Linotype" w:eastAsia="Palatino Linotype" w:hAnsi="Palatino Linotype" w:cs="Palatino Linotype"/>
+        </w:rPr>
+      </w:pPr>
+      <w:r>
+        <w:rPr>
+          <w:rFonts w:ascii="Palatino Linotype" w:eastAsia="Palatino Linotype" w:hAnsi="Palatino Linotype" w:cs="Palatino Linotype"/>
+        </w:rPr>
+        <w:t xml:space="preserve">Sterowanie lokalne: </w:t>
       </w:r>
     </w:p>
     <w:p>
@@ -1670,24 +1582,15 @@
         <w:pStyle w:val="ListParagraph"/>
         <w:numPr>
           <w:ilvl w:val="1"/>
-          <w:numId w:val="21"/>
+          <w:numId w:val="5"/>
         </w:numPr>
-        <w:suppressLineNumbers w:val="0"/>
-        <w:bidi w:val="0"/>
-        <w:spacing w:before="0" w:beforeAutospacing="off" w:after="0" w:afterAutospacing="off" w:line="276" w:lineRule="auto"/>
-        <w:ind w:right="0"/>
-        <w:jc w:val="left"/>
-        <w:rPr>
-          <w:rFonts w:ascii="Palatino Linotype" w:hAnsi="Palatino Linotype" w:eastAsia="Palatino Linotype" w:cs="Palatino Linotype"/>
-          <w:noProof w:val="0"/>
-          <w:lang w:val="pl"/>
-        </w:rPr>
-      </w:pPr>
-      <w:r>
-        <w:rPr>
-          <w:rFonts w:ascii="Palatino Linotype" w:hAnsi="Palatino Linotype" w:eastAsia="Palatino Linotype" w:cs="Palatino Linotype"/>
-          <w:noProof w:val="0"/>
-          <w:lang w:val="pl"/>
+        <w:rPr>
+          <w:rFonts w:ascii="Palatino Linotype" w:eastAsia="Palatino Linotype" w:hAnsi="Palatino Linotype" w:cs="Palatino Linotype"/>
+        </w:rPr>
+      </w:pPr>
+      <w:r>
+        <w:rPr>
+          <w:rFonts w:ascii="Palatino Linotype" w:eastAsia="Palatino Linotype" w:hAnsi="Palatino Linotype" w:cs="Palatino Linotype"/>
         </w:rPr>
         <w:t>Enkoder obrotowy z przyciskiem</w:t>
       </w:r>
@@ -1697,24 +1600,15 @@
         <w:pStyle w:val="ListParagraph"/>
         <w:numPr>
           <w:ilvl w:val="1"/>
-          <w:numId w:val="21"/>
+          <w:numId w:val="5"/>
         </w:numPr>
-        <w:suppressLineNumbers w:val="0"/>
-        <w:bidi w:val="0"/>
-        <w:spacing w:before="0" w:beforeAutospacing="off" w:after="0" w:afterAutospacing="off" w:line="276" w:lineRule="auto"/>
-        <w:ind w:right="0"/>
-        <w:jc w:val="left"/>
-        <w:rPr>
-          <w:rFonts w:ascii="Palatino Linotype" w:hAnsi="Palatino Linotype" w:eastAsia="Palatino Linotype" w:cs="Palatino Linotype"/>
-          <w:noProof w:val="0"/>
-          <w:lang w:val="pl"/>
-        </w:rPr>
-      </w:pPr>
-      <w:r>
-        <w:rPr>
-          <w:rFonts w:ascii="Palatino Linotype" w:hAnsi="Palatino Linotype" w:eastAsia="Palatino Linotype" w:cs="Palatino Linotype"/>
-          <w:noProof w:val="0"/>
-          <w:lang w:val="pl"/>
+        <w:rPr>
+          <w:rFonts w:ascii="Palatino Linotype" w:eastAsia="Palatino Linotype" w:hAnsi="Palatino Linotype" w:cs="Palatino Linotype"/>
+        </w:rPr>
+      </w:pPr>
+      <w:r>
+        <w:rPr>
+          <w:rFonts w:ascii="Palatino Linotype" w:eastAsia="Palatino Linotype" w:hAnsi="Palatino Linotype" w:cs="Palatino Linotype"/>
         </w:rPr>
         <w:t>przyciski funkcyjne pod ekranem.</w:t>
       </w:r>
@@ -1724,34 +1618,17 @@
         <w:pStyle w:val="ListParagraph"/>
         <w:numPr>
           <w:ilvl w:val="0"/>
-          <w:numId w:val="21"/>
+          <w:numId w:val="5"/>
         </w:numPr>
-        <w:suppressLineNumbers w:val="0"/>
-        <w:bidi w:val="0"/>
-        <w:spacing w:before="0" w:beforeAutospacing="off" w:after="0" w:afterAutospacing="off" w:line="276" w:lineRule="auto"/>
-        <w:ind w:right="0"/>
-        <w:jc w:val="left"/>
-        <w:rPr>
-          <w:rFonts w:ascii="Palatino Linotype" w:hAnsi="Palatino Linotype" w:eastAsia="Palatino Linotype" w:cs="Palatino Linotype"/>
-          <w:noProof w:val="0"/>
-          <w:lang w:val="pl"/>
-        </w:rPr>
-      </w:pPr>
-      <w:r>
-        <w:rPr>
-          <w:rFonts w:ascii="Palatino Linotype" w:hAnsi="Palatino Linotype" w:eastAsia="Palatino Linotype" w:cs="Palatino Linotype"/>
-          <w:noProof w:val="0"/>
-          <w:lang w:val="pl"/>
-        </w:rPr>
-        <w:t>Zasilanie:</w:t>
-      </w:r>
-      <w:r>
-        <w:rPr>
-          <w:rFonts w:ascii="Palatino Linotype" w:hAnsi="Palatino Linotype" w:eastAsia="Palatino Linotype" w:cs="Palatino Linotype"/>
-          <w:noProof w:val="0"/>
-          <w:lang w:val="pl"/>
-        </w:rPr>
-        <w:t xml:space="preserve"> Zasilacz 230VAC → 5VDC-12VDC w postaci gotowego modułu na PCB.</w:t>
+        <w:rPr>
+          <w:rFonts w:ascii="Palatino Linotype" w:eastAsia="Palatino Linotype" w:hAnsi="Palatino Linotype" w:cs="Palatino Linotype"/>
+        </w:rPr>
+      </w:pPr>
+      <w:r>
+        <w:rPr>
+          <w:rFonts w:ascii="Palatino Linotype" w:eastAsia="Palatino Linotype" w:hAnsi="Palatino Linotype" w:cs="Palatino Linotype"/>
+        </w:rPr>
+        <w:t>Zasilanie: Zasilacz 230VAC → 5VDC-12VDC w postaci gotowego modułu na PCB.</w:t>
       </w:r>
     </w:p>
     <w:p>
@@ -1759,53 +1636,43 @@
         <w:pStyle w:val="Heading3"/>
         <w:numPr>
           <w:ilvl w:val="2"/>
-          <w:numId w:val="6"/>
+          <w:numId w:val="11"/>
         </w:numPr>
-        <w:rPr/>
-      </w:pPr>
-      <w:r>
-        <w:rPr/>
+      </w:pPr>
+      <w:r>
         <w:t xml:space="preserve"> </w:t>
       </w:r>
-      <w:bookmarkStart w:name="_Toc835509044" w:id="1923881195"/>
-      <w:r>
-        <w:rPr/>
+      <w:bookmarkStart w:id="4" w:name="_Toc835509044"/>
+      <w:r>
         <w:t>Założenia projektowe odnośnie oprogramowania</w:t>
       </w:r>
       <w:r>
-        <w:rPr/>
         <w:t>,</w:t>
       </w:r>
-      <w:bookmarkEnd w:id="1923881195"/>
+      <w:bookmarkEnd w:id="4"/>
     </w:p>
     <w:p>
       <w:pPr>
         <w:pStyle w:val="ListParagraph"/>
         <w:numPr>
           <w:ilvl w:val="0"/>
-          <w:numId w:val="7"/>
+          <w:numId w:val="12"/>
         </w:numPr>
         <w:rPr>
-          <w:rFonts w:ascii="Palatino Linotype" w:hAnsi="Palatino Linotype" w:eastAsia="Palatino Linotype" w:cs="Palatino Linotype"/>
-          <w:noProof w:val="0"/>
-          <w:lang w:val="pl"/>
-        </w:rPr>
-      </w:pPr>
-      <w:r>
-        <w:rPr>
-          <w:rFonts w:ascii="Palatino Linotype" w:hAnsi="Palatino Linotype" w:eastAsia="Palatino Linotype" w:cs="Palatino Linotype"/>
-          <w:b w:val="1"/>
-          <w:bCs w:val="1"/>
-          <w:noProof w:val="0"/>
-          <w:lang w:val="pl"/>
+          <w:rFonts w:ascii="Palatino Linotype" w:eastAsia="Palatino Linotype" w:hAnsi="Palatino Linotype" w:cs="Palatino Linotype"/>
+        </w:rPr>
+      </w:pPr>
+      <w:r>
+        <w:rPr>
+          <w:rFonts w:ascii="Palatino Linotype" w:eastAsia="Palatino Linotype" w:hAnsi="Palatino Linotype" w:cs="Palatino Linotype"/>
+          <w:b/>
+          <w:bCs/>
         </w:rPr>
         <w:t>System operacyjny (RTOS):</w:t>
       </w:r>
       <w:r>
         <w:rPr>
-          <w:rFonts w:ascii="Palatino Linotype" w:hAnsi="Palatino Linotype" w:eastAsia="Palatino Linotype" w:cs="Palatino Linotype"/>
-          <w:noProof w:val="0"/>
-          <w:lang w:val="pl"/>
+          <w:rFonts w:ascii="Palatino Linotype" w:eastAsia="Palatino Linotype" w:hAnsi="Palatino Linotype" w:cs="Palatino Linotype"/>
         </w:rPr>
         <w:t xml:space="preserve"> Eclipse ThreadX</w:t>
       </w:r>
@@ -1815,59 +1682,56 @@
         <w:pStyle w:val="ListParagraph"/>
         <w:numPr>
           <w:ilvl w:val="0"/>
-          <w:numId w:val="7"/>
+          <w:numId w:val="12"/>
         </w:numPr>
-        <w:spacing w:before="0" w:beforeAutospacing="off" w:after="0" w:afterAutospacing="off"/>
-        <w:rPr>
-          <w:rFonts w:ascii="Palatino Linotype" w:hAnsi="Palatino Linotype" w:eastAsia="Palatino Linotype" w:cs="Palatino Linotype"/>
-          <w:noProof w:val="0"/>
+        <w:rPr>
+          <w:rFonts w:ascii="Palatino Linotype" w:eastAsia="Palatino Linotype" w:hAnsi="Palatino Linotype" w:cs="Palatino Linotype"/>
           <w:lang w:val="en-US"/>
         </w:rPr>
       </w:pPr>
-      <w:r>
-        <w:rPr>
-          <w:rFonts w:ascii="Palatino Linotype" w:hAnsi="Palatino Linotype" w:eastAsia="Palatino Linotype" w:cs="Palatino Linotype"/>
-          <w:b w:val="1"/>
-          <w:bCs w:val="1"/>
-          <w:noProof w:val="0"/>
+      <w:proofErr w:type="spellStart"/>
+      <w:r>
+        <w:rPr>
+          <w:rFonts w:ascii="Palatino Linotype" w:eastAsia="Palatino Linotype" w:hAnsi="Palatino Linotype" w:cs="Palatino Linotype"/>
+          <w:b/>
+          <w:bCs/>
           <w:lang w:val="en-US"/>
         </w:rPr>
         <w:t>Protokół</w:t>
       </w:r>
-      <w:r>
-        <w:rPr>
-          <w:rFonts w:ascii="Palatino Linotype" w:hAnsi="Palatino Linotype" w:eastAsia="Palatino Linotype" w:cs="Palatino Linotype"/>
-          <w:b w:val="1"/>
-          <w:bCs w:val="1"/>
-          <w:noProof w:val="0"/>
+      <w:proofErr w:type="spellEnd"/>
+      <w:r>
+        <w:rPr>
+          <w:rFonts w:ascii="Palatino Linotype" w:eastAsia="Palatino Linotype" w:hAnsi="Palatino Linotype" w:cs="Palatino Linotype"/>
+          <w:b/>
+          <w:bCs/>
           <w:lang w:val="en-US"/>
         </w:rPr>
         <w:t xml:space="preserve"> </w:t>
       </w:r>
-      <w:r>
-        <w:rPr>
-          <w:rFonts w:ascii="Palatino Linotype" w:hAnsi="Palatino Linotype" w:eastAsia="Palatino Linotype" w:cs="Palatino Linotype"/>
-          <w:b w:val="1"/>
-          <w:bCs w:val="1"/>
-          <w:noProof w:val="0"/>
+      <w:proofErr w:type="spellStart"/>
+      <w:r>
+        <w:rPr>
+          <w:rFonts w:ascii="Palatino Linotype" w:eastAsia="Palatino Linotype" w:hAnsi="Palatino Linotype" w:cs="Palatino Linotype"/>
+          <w:b/>
+          <w:bCs/>
           <w:lang w:val="en-US"/>
         </w:rPr>
         <w:t>komunikacyjny</w:t>
       </w:r>
-      <w:r>
-        <w:rPr>
-          <w:rFonts w:ascii="Palatino Linotype" w:hAnsi="Palatino Linotype" w:eastAsia="Palatino Linotype" w:cs="Palatino Linotype"/>
-          <w:b w:val="1"/>
-          <w:bCs w:val="1"/>
-          <w:noProof w:val="0"/>
+      <w:proofErr w:type="spellEnd"/>
+      <w:r>
+        <w:rPr>
+          <w:rFonts w:ascii="Palatino Linotype" w:eastAsia="Palatino Linotype" w:hAnsi="Palatino Linotype" w:cs="Palatino Linotype"/>
+          <w:b/>
+          <w:bCs/>
           <w:lang w:val="en-US"/>
         </w:rPr>
         <w:t>:</w:t>
       </w:r>
       <w:r>
         <w:rPr>
-          <w:rFonts w:ascii="Palatino Linotype" w:hAnsi="Palatino Linotype" w:eastAsia="Palatino Linotype" w:cs="Palatino Linotype"/>
-          <w:noProof w:val="0"/>
+          <w:rFonts w:ascii="Palatino Linotype" w:eastAsia="Palatino Linotype" w:hAnsi="Palatino Linotype" w:cs="Palatino Linotype"/>
           <w:lang w:val="en-US"/>
         </w:rPr>
         <w:t xml:space="preserve"> SCPI (Standard Commands for Programmable Instruments).</w:t>
@@ -1878,30 +1742,23 @@
         <w:pStyle w:val="ListParagraph"/>
         <w:numPr>
           <w:ilvl w:val="0"/>
-          <w:numId w:val="7"/>
+          <w:numId w:val="12"/>
         </w:numPr>
-        <w:spacing w:before="0" w:beforeAutospacing="off" w:after="0" w:afterAutospacing="off"/>
-        <w:rPr>
-          <w:rFonts w:ascii="Palatino Linotype" w:hAnsi="Palatino Linotype" w:eastAsia="Palatino Linotype" w:cs="Palatino Linotype"/>
-          <w:noProof w:val="0"/>
-          <w:lang w:val="pl"/>
-        </w:rPr>
-      </w:pPr>
-      <w:r>
-        <w:rPr>
-          <w:rFonts w:ascii="Palatino Linotype" w:hAnsi="Palatino Linotype" w:eastAsia="Palatino Linotype" w:cs="Palatino Linotype"/>
-          <w:b w:val="1"/>
-          <w:bCs w:val="1"/>
-          <w:noProof w:val="0"/>
-          <w:lang w:val="pl"/>
+        <w:rPr>
+          <w:rFonts w:ascii="Palatino Linotype" w:eastAsia="Palatino Linotype" w:hAnsi="Palatino Linotype" w:cs="Palatino Linotype"/>
+        </w:rPr>
+      </w:pPr>
+      <w:r>
+        <w:rPr>
+          <w:rFonts w:ascii="Palatino Linotype" w:eastAsia="Palatino Linotype" w:hAnsi="Palatino Linotype" w:cs="Palatino Linotype"/>
+          <w:b/>
+          <w:bCs/>
         </w:rPr>
         <w:t>System plików:</w:t>
       </w:r>
       <w:r>
         <w:rPr>
-          <w:rFonts w:ascii="Palatino Linotype" w:hAnsi="Palatino Linotype" w:eastAsia="Palatino Linotype" w:cs="Palatino Linotype"/>
-          <w:noProof w:val="0"/>
-          <w:lang w:val="pl"/>
+          <w:rFonts w:ascii="Palatino Linotype" w:eastAsia="Palatino Linotype" w:hAnsi="Palatino Linotype" w:cs="Palatino Linotype"/>
         </w:rPr>
         <w:t xml:space="preserve"> Obsługa FAT/exFAT dla karty SD.</w:t>
       </w:r>
@@ -1911,7 +1768,7 @@
         <w:pStyle w:val="ListParagraph"/>
         <w:ind w:left="5322"/>
         <w:rPr>
-          <w:rFonts w:ascii="Palatino Linotype" w:hAnsi="Palatino Linotype" w:eastAsia="Palatino Linotype" w:cs="Palatino Linotype"/>
+          <w:rFonts w:ascii="Palatino Linotype" w:eastAsia="Palatino Linotype" w:hAnsi="Palatino Linotype" w:cs="Palatino Linotype"/>
           <w:color w:val="FF0000"/>
         </w:rPr>
       </w:pPr>
@@ -1921,83 +1778,58 @@
         <w:pStyle w:val="Heading3"/>
         <w:ind w:left="720"/>
         <w:rPr>
-          <w:rFonts w:ascii="Palatino Linotype" w:hAnsi="Palatino Linotype" w:eastAsia="Palatino Linotype" w:cs="Palatino Linotype"/>
-        </w:rPr>
-      </w:pPr>
-      <w:bookmarkStart w:name="_Toc462074565" w:id="1491317024"/>
-      <w:r>
-        <w:rPr/>
+          <w:rFonts w:eastAsia="Palatino Linotype" w:cs="Palatino Linotype"/>
+        </w:rPr>
+      </w:pPr>
+      <w:bookmarkStart w:id="5" w:name="_Toc462074565"/>
+      <w:r>
         <w:t>1.1.3</w:t>
       </w:r>
       <w:r>
-        <w:rPr/>
         <w:t xml:space="preserve">. </w:t>
       </w:r>
       <w:r>
-        <w:rPr/>
         <w:t xml:space="preserve"> </w:t>
       </w:r>
       <w:r>
-        <w:rPr/>
         <w:t>Opis projektu:</w:t>
       </w:r>
-      <w:bookmarkEnd w:id="1491317024"/>
+      <w:bookmarkEnd w:id="5"/>
     </w:p>
     <w:p>
       <w:pPr>
         <w:pStyle w:val="ListParagraph"/>
         <w:numPr>
           <w:ilvl w:val="0"/>
-          <w:numId w:val="21"/>
+          <w:numId w:val="5"/>
         </w:numPr>
-        <w:spacing w:before="0" w:beforeAutospacing="off" w:after="0" w:afterAutospacing="off"/>
-        <w:rPr>
-          <w:rFonts w:ascii="Palatino Linotype" w:hAnsi="Palatino Linotype" w:eastAsia="Palatino Linotype" w:cs="Palatino Linotype"/>
-          <w:noProof w:val="0"/>
-          <w:sz w:val="22"/>
-          <w:szCs w:val="22"/>
-          <w:lang w:val="pl"/>
-        </w:rPr>
-      </w:pPr>
-      <w:r>
-        <w:rPr>
-          <w:rFonts w:ascii="Palatino Linotype" w:hAnsi="Palatino Linotype" w:eastAsia="Palatino Linotype" w:cs="Palatino Linotype"/>
-          <w:b w:val="1"/>
-          <w:bCs w:val="1"/>
-          <w:noProof w:val="0"/>
-          <w:sz w:val="22"/>
-          <w:szCs w:val="22"/>
-          <w:lang w:val="pl"/>
+        <w:rPr>
+          <w:rFonts w:ascii="Palatino Linotype" w:eastAsia="Palatino Linotype" w:hAnsi="Palatino Linotype" w:cs="Palatino Linotype"/>
+        </w:rPr>
+      </w:pPr>
+      <w:r>
+        <w:rPr>
+          <w:rFonts w:ascii="Palatino Linotype" w:eastAsia="Palatino Linotype" w:hAnsi="Palatino Linotype" w:cs="Palatino Linotype"/>
+          <w:b/>
+          <w:bCs/>
         </w:rPr>
         <w:t>Precyzyjny pomiar:</w:t>
       </w:r>
       <w:r>
         <w:rPr>
-          <w:rFonts w:ascii="Palatino Linotype" w:hAnsi="Palatino Linotype" w:eastAsia="Palatino Linotype" w:cs="Palatino Linotype"/>
-          <w:noProof w:val="0"/>
-          <w:sz w:val="22"/>
-          <w:szCs w:val="22"/>
-          <w:lang w:val="pl"/>
+          <w:rFonts w:ascii="Palatino Linotype" w:eastAsia="Palatino Linotype" w:hAnsi="Palatino Linotype" w:cs="Palatino Linotype"/>
         </w:rPr>
         <w:t xml:space="preserve"> Odczyt temperatur z 8</w:t>
       </w:r>
       <w:r>
         <w:rPr>
-          <w:rFonts w:ascii="Palatino Linotype" w:hAnsi="Palatino Linotype" w:eastAsia="Palatino Linotype" w:cs="Palatino Linotype"/>
-          <w:noProof w:val="0"/>
-          <w:sz w:val="22"/>
-          <w:szCs w:val="22"/>
-          <w:lang w:val="pl"/>
+          <w:rFonts w:ascii="Palatino Linotype" w:eastAsia="Palatino Linotype" w:hAnsi="Palatino Linotype" w:cs="Palatino Linotype"/>
         </w:rPr>
         <w:t>-10</w:t>
       </w:r>
       <w:r>
         <w:rPr>
-          <w:rFonts w:ascii="Palatino Linotype" w:hAnsi="Palatino Linotype" w:eastAsia="Palatino Linotype" w:cs="Palatino Linotype"/>
-          <w:noProof w:val="0"/>
-          <w:sz w:val="22"/>
-          <w:szCs w:val="22"/>
-          <w:lang w:val="pl"/>
+          <w:rFonts w:ascii="Palatino Linotype" w:eastAsia="Palatino Linotype" w:hAnsi="Palatino Linotype" w:cs="Palatino Linotype"/>
         </w:rPr>
         <w:t xml:space="preserve"> niezależnych termopar przy użyciu specjalizowanego układu LTC2983.</w:t>
       </w:r>
@@ -2007,36 +1839,23 @@
         <w:pStyle w:val="ListParagraph"/>
         <w:numPr>
           <w:ilvl w:val="0"/>
-          <w:numId w:val="21"/>
+          <w:numId w:val="5"/>
         </w:numPr>
-        <w:spacing w:before="0" w:beforeAutospacing="off" w:after="0" w:afterAutospacing="off"/>
-        <w:rPr>
-          <w:rFonts w:ascii="Palatino Linotype" w:hAnsi="Palatino Linotype" w:eastAsia="Palatino Linotype" w:cs="Palatino Linotype"/>
-          <w:noProof w:val="0"/>
-          <w:sz w:val="22"/>
-          <w:szCs w:val="22"/>
-          <w:lang w:val="pl"/>
-        </w:rPr>
-      </w:pPr>
-      <w:r>
-        <w:rPr>
-          <w:rFonts w:ascii="Palatino Linotype" w:hAnsi="Palatino Linotype" w:eastAsia="Palatino Linotype" w:cs="Palatino Linotype"/>
-          <w:b w:val="1"/>
-          <w:bCs w:val="1"/>
-          <w:noProof w:val="0"/>
-          <w:sz w:val="22"/>
-          <w:szCs w:val="22"/>
-          <w:lang w:val="pl"/>
+        <w:rPr>
+          <w:rFonts w:ascii="Palatino Linotype" w:eastAsia="Palatino Linotype" w:hAnsi="Palatino Linotype" w:cs="Palatino Linotype"/>
+        </w:rPr>
+      </w:pPr>
+      <w:r>
+        <w:rPr>
+          <w:rFonts w:ascii="Palatino Linotype" w:eastAsia="Palatino Linotype" w:hAnsi="Palatino Linotype" w:cs="Palatino Linotype"/>
+          <w:b/>
+          <w:bCs/>
         </w:rPr>
         <w:t>Logowanie danych:</w:t>
       </w:r>
       <w:r>
         <w:rPr>
-          <w:rFonts w:ascii="Palatino Linotype" w:hAnsi="Palatino Linotype" w:eastAsia="Palatino Linotype" w:cs="Palatino Linotype"/>
-          <w:noProof w:val="0"/>
-          <w:sz w:val="22"/>
-          <w:szCs w:val="22"/>
-          <w:lang w:val="pl"/>
+          <w:rFonts w:ascii="Palatino Linotype" w:eastAsia="Palatino Linotype" w:hAnsi="Palatino Linotype" w:cs="Palatino Linotype"/>
         </w:rPr>
         <w:t xml:space="preserve"> Zapis historii pomiarów bezpośrednio na kartę pamięci MicroSD.</w:t>
       </w:r>
@@ -2046,58 +1865,37 @@
         <w:pStyle w:val="ListParagraph"/>
         <w:numPr>
           <w:ilvl w:val="0"/>
-          <w:numId w:val="21"/>
+          <w:numId w:val="5"/>
         </w:numPr>
-        <w:spacing w:before="0" w:beforeAutospacing="off" w:after="0" w:afterAutospacing="off"/>
-        <w:rPr>
-          <w:rFonts w:ascii="Palatino Linotype" w:hAnsi="Palatino Linotype" w:eastAsia="Palatino Linotype" w:cs="Palatino Linotype"/>
-          <w:noProof w:val="0"/>
-          <w:sz w:val="22"/>
-          <w:szCs w:val="22"/>
-          <w:lang w:val="pl"/>
-        </w:rPr>
-      </w:pPr>
-      <w:r>
-        <w:rPr>
-          <w:rFonts w:ascii="Palatino Linotype" w:hAnsi="Palatino Linotype" w:eastAsia="Palatino Linotype" w:cs="Palatino Linotype"/>
-          <w:b w:val="1"/>
-          <w:bCs w:val="1"/>
-          <w:noProof w:val="0"/>
-          <w:sz w:val="22"/>
-          <w:szCs w:val="22"/>
-          <w:lang w:val="pl"/>
+        <w:rPr>
+          <w:rFonts w:ascii="Palatino Linotype" w:eastAsia="Palatino Linotype" w:hAnsi="Palatino Linotype" w:cs="Palatino Linotype"/>
+        </w:rPr>
+      </w:pPr>
+      <w:r>
+        <w:rPr>
+          <w:rFonts w:ascii="Palatino Linotype" w:eastAsia="Palatino Linotype" w:hAnsi="Palatino Linotype" w:cs="Palatino Linotype"/>
+          <w:b/>
+          <w:bCs/>
         </w:rPr>
         <w:t>Komunikacja z PC:</w:t>
       </w:r>
       <w:r>
         <w:rPr>
-          <w:rFonts w:ascii="Palatino Linotype" w:hAnsi="Palatino Linotype" w:eastAsia="Palatino Linotype" w:cs="Palatino Linotype"/>
-          <w:noProof w:val="0"/>
-          <w:sz w:val="22"/>
-          <w:szCs w:val="22"/>
-          <w:lang w:val="pl"/>
+          <w:rFonts w:ascii="Palatino Linotype" w:eastAsia="Palatino Linotype" w:hAnsi="Palatino Linotype" w:cs="Palatino Linotype"/>
         </w:rPr>
         <w:t xml:space="preserve"> Zdalny odczyt i sterowanie przez interfejs Ethernet z wykorzystaniem protokołu </w:t>
       </w:r>
       <w:r>
         <w:rPr>
-          <w:rFonts w:ascii="Palatino Linotype" w:hAnsi="Palatino Linotype" w:eastAsia="Palatino Linotype" w:cs="Palatino Linotype"/>
-          <w:b w:val="1"/>
-          <w:bCs w:val="1"/>
-          <w:noProof w:val="0"/>
-          <w:sz w:val="22"/>
-          <w:szCs w:val="22"/>
-          <w:lang w:val="pl"/>
+          <w:rFonts w:ascii="Palatino Linotype" w:eastAsia="Palatino Linotype" w:hAnsi="Palatino Linotype" w:cs="Palatino Linotype"/>
+          <w:b/>
+          <w:bCs/>
         </w:rPr>
         <w:t>VISA / SCPI</w:t>
       </w:r>
       <w:r>
         <w:rPr>
-          <w:rFonts w:ascii="Palatino Linotype" w:hAnsi="Palatino Linotype" w:eastAsia="Palatino Linotype" w:cs="Palatino Linotype"/>
-          <w:noProof w:val="0"/>
-          <w:sz w:val="22"/>
-          <w:szCs w:val="22"/>
-          <w:lang w:val="pl"/>
+          <w:rFonts w:ascii="Palatino Linotype" w:eastAsia="Palatino Linotype" w:hAnsi="Palatino Linotype" w:cs="Palatino Linotype"/>
         </w:rPr>
         <w:t>.</w:t>
       </w:r>
@@ -2107,36 +1905,23 @@
         <w:pStyle w:val="ListParagraph"/>
         <w:numPr>
           <w:ilvl w:val="0"/>
-          <w:numId w:val="21"/>
+          <w:numId w:val="5"/>
         </w:numPr>
-        <w:spacing w:before="0" w:beforeAutospacing="off" w:after="0" w:afterAutospacing="off"/>
-        <w:rPr>
-          <w:rFonts w:ascii="Palatino Linotype" w:hAnsi="Palatino Linotype" w:eastAsia="Palatino Linotype" w:cs="Palatino Linotype"/>
-          <w:noProof w:val="0"/>
-          <w:sz w:val="22"/>
-          <w:szCs w:val="22"/>
-          <w:lang w:val="pl"/>
-        </w:rPr>
-      </w:pPr>
-      <w:r>
-        <w:rPr>
-          <w:rFonts w:ascii="Palatino Linotype" w:hAnsi="Palatino Linotype" w:eastAsia="Palatino Linotype" w:cs="Palatino Linotype"/>
-          <w:b w:val="1"/>
-          <w:bCs w:val="1"/>
-          <w:noProof w:val="0"/>
-          <w:sz w:val="22"/>
-          <w:szCs w:val="22"/>
-          <w:lang w:val="pl"/>
+        <w:rPr>
+          <w:rFonts w:ascii="Palatino Linotype" w:eastAsia="Palatino Linotype" w:hAnsi="Palatino Linotype" w:cs="Palatino Linotype"/>
+        </w:rPr>
+      </w:pPr>
+      <w:r>
+        <w:rPr>
+          <w:rFonts w:ascii="Palatino Linotype" w:eastAsia="Palatino Linotype" w:hAnsi="Palatino Linotype" w:cs="Palatino Linotype"/>
+          <w:b/>
+          <w:bCs/>
         </w:rPr>
         <w:t>Podgląd na żywo:</w:t>
       </w:r>
       <w:r>
         <w:rPr>
-          <w:rFonts w:ascii="Palatino Linotype" w:hAnsi="Palatino Linotype" w:eastAsia="Palatino Linotype" w:cs="Palatino Linotype"/>
-          <w:noProof w:val="0"/>
-          <w:sz w:val="22"/>
-          <w:szCs w:val="22"/>
-          <w:lang w:val="pl"/>
+          <w:rFonts w:ascii="Palatino Linotype" w:eastAsia="Palatino Linotype" w:hAnsi="Palatino Linotype" w:cs="Palatino Linotype"/>
         </w:rPr>
         <w:t xml:space="preserve"> Wyświetlanie aktualnych temperatur oraz stanu urządzenia na monochromatycznym ekranie LCD/OLED.</w:t>
       </w:r>
@@ -2146,36 +1931,23 @@
         <w:pStyle w:val="ListParagraph"/>
         <w:numPr>
           <w:ilvl w:val="0"/>
-          <w:numId w:val="21"/>
+          <w:numId w:val="5"/>
         </w:numPr>
-        <w:spacing w:before="0" w:beforeAutospacing="off" w:after="0" w:afterAutospacing="off"/>
-        <w:rPr>
-          <w:rFonts w:ascii="Palatino Linotype" w:hAnsi="Palatino Linotype" w:eastAsia="Palatino Linotype" w:cs="Palatino Linotype"/>
-          <w:noProof w:val="0"/>
-          <w:sz w:val="22"/>
-          <w:szCs w:val="22"/>
-          <w:lang w:val="pl"/>
-        </w:rPr>
-      </w:pPr>
-      <w:r>
-        <w:rPr>
-          <w:rFonts w:ascii="Palatino Linotype" w:hAnsi="Palatino Linotype" w:eastAsia="Palatino Linotype" w:cs="Palatino Linotype"/>
-          <w:b w:val="1"/>
-          <w:bCs w:val="1"/>
-          <w:noProof w:val="0"/>
-          <w:sz w:val="22"/>
-          <w:szCs w:val="22"/>
-          <w:lang w:val="pl"/>
+        <w:rPr>
+          <w:rFonts w:ascii="Palatino Linotype" w:eastAsia="Palatino Linotype" w:hAnsi="Palatino Linotype" w:cs="Palatino Linotype"/>
+        </w:rPr>
+      </w:pPr>
+      <w:r>
+        <w:rPr>
+          <w:rFonts w:ascii="Palatino Linotype" w:eastAsia="Palatino Linotype" w:hAnsi="Palatino Linotype" w:cs="Palatino Linotype"/>
+          <w:b/>
+          <w:bCs/>
         </w:rPr>
         <w:t>Interfejs użytkownika (HMI):</w:t>
       </w:r>
       <w:r>
         <w:rPr>
-          <w:rFonts w:ascii="Palatino Linotype" w:hAnsi="Palatino Linotype" w:eastAsia="Palatino Linotype" w:cs="Palatino Linotype"/>
-          <w:noProof w:val="0"/>
-          <w:sz w:val="22"/>
-          <w:szCs w:val="22"/>
-          <w:lang w:val="pl"/>
+          <w:rFonts w:ascii="Palatino Linotype" w:eastAsia="Palatino Linotype" w:hAnsi="Palatino Linotype" w:cs="Palatino Linotype"/>
         </w:rPr>
         <w:t xml:space="preserve"> Wygodne sterowanie za pomocą enkodera obrotowego oraz dedykowanych przycisków umieszczonych pod wyświetlaczem.</w:t>
       </w:r>
@@ -2183,7 +1955,7 @@
     <w:p>
       <w:pPr>
         <w:rPr>
-          <w:rFonts w:ascii="Palatino Linotype" w:hAnsi="Palatino Linotype" w:eastAsia="Palatino Linotype" w:cs="Palatino Linotype"/>
+          <w:rFonts w:ascii="Palatino Linotype" w:eastAsia="Palatino Linotype" w:hAnsi="Palatino Linotype" w:cs="Palatino Linotype"/>
           <w:color w:val="FF0000"/>
         </w:rPr>
       </w:pPr>
@@ -2193,33 +1965,32 @@
         <w:pStyle w:val="Heading2"/>
         <w:numPr>
           <w:ilvl w:val="1"/>
-          <w:numId w:val="6"/>
+          <w:numId w:val="11"/>
         </w:numPr>
-        <w:rPr/>
-      </w:pPr>
-      <w:bookmarkStart w:name="_Toc1224823513" w:id="718492791"/>
-      <w:r>
-        <w:rPr/>
+      </w:pPr>
+      <w:bookmarkStart w:id="6" w:name="_Toc1224823513"/>
+      <w:r>
+        <w:lastRenderedPageBreak/>
         <w:t>Podział odpowiedzialności</w:t>
       </w:r>
-      <w:bookmarkEnd w:id="718492791"/>
-    </w:p>
-    <w:p>
-      <w:pPr>
-        <w:rPr>
-          <w:rFonts w:ascii="Palatino Linotype" w:hAnsi="Palatino Linotype" w:eastAsia="Palatino Linotype" w:cs="Palatino Linotype"/>
-        </w:rPr>
-      </w:pPr>
-    </w:p>
-    <w:p>
-      <w:pPr>
-        <w:rPr>
-          <w:rFonts w:ascii="Palatino Linotype" w:hAnsi="Palatino Linotype" w:eastAsia="Palatino Linotype" w:cs="Palatino Linotype"/>
-        </w:rPr>
-      </w:pPr>
-      <w:r>
-        <w:rPr>
-          <w:rFonts w:ascii="Palatino Linotype" w:hAnsi="Palatino Linotype" w:eastAsia="Palatino Linotype" w:cs="Palatino Linotype"/>
+      <w:bookmarkEnd w:id="6"/>
+    </w:p>
+    <w:p>
+      <w:pPr>
+        <w:rPr>
+          <w:rFonts w:ascii="Palatino Linotype" w:eastAsia="Palatino Linotype" w:hAnsi="Palatino Linotype" w:cs="Palatino Linotype"/>
+        </w:rPr>
+      </w:pPr>
+    </w:p>
+    <w:p>
+      <w:pPr>
+        <w:rPr>
+          <w:rFonts w:ascii="Palatino Linotype" w:eastAsia="Palatino Linotype" w:hAnsi="Palatino Linotype" w:cs="Palatino Linotype"/>
+        </w:rPr>
+      </w:pPr>
+      <w:r>
+        <w:rPr>
+          <w:rFonts w:ascii="Palatino Linotype" w:eastAsia="Palatino Linotype" w:hAnsi="Palatino Linotype" w:cs="Palatino Linotype"/>
         </w:rPr>
         <w:t>Tabelka z przypisaniem poszczególnych kamieni milowych/funkcjonalności do członków projektu</w:t>
       </w:r>
@@ -2242,21 +2013,18 @@
         <w:tc>
           <w:tcPr>
             <w:tcW w:w="3005" w:type="dxa"/>
-            <w:tcMar/>
             <w:vAlign w:val="center"/>
           </w:tcPr>
           <w:p>
             <w:pPr>
               <w:jc w:val="center"/>
               <w:rPr>
-                <w:rFonts w:ascii="Palatino Linotype" w:hAnsi="Palatino Linotype" w:eastAsia="Palatino Linotype" w:cs="Palatino Linotype"/>
-                <w:color w:val="auto"/>
+                <w:rFonts w:ascii="Palatino Linotype" w:eastAsia="Palatino Linotype" w:hAnsi="Palatino Linotype" w:cs="Palatino Linotype"/>
               </w:rPr>
             </w:pPr>
             <w:r>
               <w:rPr>
-                <w:rFonts w:ascii="Palatino Linotype" w:hAnsi="Palatino Linotype" w:eastAsia="Palatino Linotype" w:cs="Palatino Linotype"/>
-                <w:color w:val="auto"/>
+                <w:rFonts w:ascii="Palatino Linotype" w:eastAsia="Palatino Linotype" w:hAnsi="Palatino Linotype" w:cs="Palatino Linotype"/>
               </w:rPr>
               <w:t>Osoba</w:t>
             </w:r>
@@ -2265,21 +2033,18 @@
         <w:tc>
           <w:tcPr>
             <w:tcW w:w="6120" w:type="dxa"/>
-            <w:tcMar/>
             <w:vAlign w:val="center"/>
           </w:tcPr>
           <w:p>
             <w:pPr>
               <w:jc w:val="center"/>
               <w:rPr>
-                <w:rFonts w:ascii="Palatino Linotype" w:hAnsi="Palatino Linotype" w:eastAsia="Palatino Linotype" w:cs="Palatino Linotype"/>
-                <w:color w:val="auto"/>
+                <w:rFonts w:ascii="Palatino Linotype" w:eastAsia="Palatino Linotype" w:hAnsi="Palatino Linotype" w:cs="Palatino Linotype"/>
               </w:rPr>
             </w:pPr>
             <w:r>
               <w:rPr>
-                <w:rFonts w:ascii="Palatino Linotype" w:hAnsi="Palatino Linotype" w:eastAsia="Palatino Linotype" w:cs="Palatino Linotype"/>
-                <w:color w:val="auto"/>
+                <w:rFonts w:ascii="Palatino Linotype" w:eastAsia="Palatino Linotype" w:hAnsi="Palatino Linotype" w:cs="Palatino Linotype"/>
               </w:rPr>
               <w:t>Podział odpowiedzialności</w:t>
             </w:r>
@@ -2293,49 +2058,38 @@
         <w:tc>
           <w:tcPr>
             <w:tcW w:w="3005" w:type="dxa"/>
-            <w:tcMar/>
-            <w:vAlign w:val="center"/>
-          </w:tcPr>
-          <w:p>
-            <w:pPr>
-              <w:pStyle w:val="Normal"/>
-              <w:suppressLineNumbers w:val="0"/>
-              <w:bidi w:val="0"/>
-              <w:spacing w:before="0" w:beforeAutospacing="off" w:after="0" w:afterAutospacing="off" w:line="240" w:lineRule="auto"/>
-              <w:ind w:left="0" w:right="0"/>
-              <w:jc w:val="center"/>
-              <w:rPr>
-                <w:rFonts w:ascii="Palatino Linotype" w:hAnsi="Palatino Linotype" w:eastAsia="Palatino Linotype" w:cs="Palatino Linotype"/>
-                <w:color w:val="auto"/>
-              </w:rPr>
-            </w:pPr>
-            <w:r>
-              <w:rPr>
-                <w:rFonts w:ascii="Palatino Linotype" w:hAnsi="Palatino Linotype" w:eastAsia="Palatino Linotype" w:cs="Palatino Linotype"/>
-                <w:color w:val="auto"/>
-              </w:rPr>
-              <w:t>Mateusz Gąsiorowski</w:t>
-            </w:r>
-          </w:p>
-        </w:tc>
-        <w:tc>
-          <w:tcPr>
-            <w:tcW w:w="6120" w:type="dxa"/>
-            <w:tcMar/>
             <w:vAlign w:val="center"/>
           </w:tcPr>
           <w:p>
             <w:pPr>
               <w:jc w:val="center"/>
               <w:rPr>
-                <w:rFonts w:ascii="Palatino Linotype" w:hAnsi="Palatino Linotype" w:eastAsia="Palatino Linotype" w:cs="Palatino Linotype"/>
-                <w:color w:val="auto"/>
+                <w:rFonts w:ascii="Palatino Linotype" w:eastAsia="Palatino Linotype" w:hAnsi="Palatino Linotype" w:cs="Palatino Linotype"/>
               </w:rPr>
             </w:pPr>
             <w:r>
               <w:rPr>
-                <w:rFonts w:ascii="Palatino Linotype" w:hAnsi="Palatino Linotype" w:eastAsia="Palatino Linotype" w:cs="Palatino Linotype"/>
-                <w:color w:val="auto"/>
+                <w:rFonts w:ascii="Palatino Linotype" w:eastAsia="Palatino Linotype" w:hAnsi="Palatino Linotype" w:cs="Palatino Linotype"/>
+              </w:rPr>
+              <w:t>Mateusz Gąsiorowski</w:t>
+            </w:r>
+          </w:p>
+        </w:tc>
+        <w:tc>
+          <w:tcPr>
+            <w:tcW w:w="6120" w:type="dxa"/>
+            <w:vAlign w:val="center"/>
+          </w:tcPr>
+          <w:p>
+            <w:pPr>
+              <w:jc w:val="center"/>
+              <w:rPr>
+                <w:rFonts w:ascii="Palatino Linotype" w:eastAsia="Palatino Linotype" w:hAnsi="Palatino Linotype" w:cs="Palatino Linotype"/>
+              </w:rPr>
+            </w:pPr>
+            <w:r>
+              <w:rPr>
+                <w:rFonts w:ascii="Palatino Linotype" w:eastAsia="Palatino Linotype" w:hAnsi="Palatino Linotype" w:cs="Palatino Linotype"/>
               </w:rPr>
               <w:t>Dobór komponentów, utworzenie schematu płytek</w:t>
             </w:r>
@@ -2349,22 +2103,15 @@
         <w:tc>
           <w:tcPr>
             <w:tcW w:w="3005" w:type="dxa"/>
-            <w:tcMar/>
             <w:vAlign w:val="center"/>
           </w:tcPr>
           <w:p>
             <w:pPr>
-              <w:pStyle w:val="Normal"/>
-              <w:suppressLineNumbers w:val="0"/>
-              <w:bidi w:val="0"/>
-              <w:spacing w:before="0" w:beforeAutospacing="off" w:after="0" w:afterAutospacing="off" w:line="240" w:lineRule="auto"/>
-              <w:ind w:left="0" w:right="0"/>
               <w:jc w:val="center"/>
             </w:pPr>
             <w:r>
               <w:rPr>
-                <w:rFonts w:ascii="Palatino Linotype" w:hAnsi="Palatino Linotype" w:eastAsia="Palatino Linotype" w:cs="Palatino Linotype"/>
-                <w:color w:val="auto"/>
+                <w:rFonts w:ascii="Palatino Linotype" w:eastAsia="Palatino Linotype" w:hAnsi="Palatino Linotype" w:cs="Palatino Linotype"/>
               </w:rPr>
               <w:t>Jakub Konior</w:t>
             </w:r>
@@ -2373,21 +2120,18 @@
         <w:tc>
           <w:tcPr>
             <w:tcW w:w="6120" w:type="dxa"/>
-            <w:tcMar/>
             <w:vAlign w:val="center"/>
           </w:tcPr>
           <w:p>
             <w:pPr>
               <w:jc w:val="center"/>
               <w:rPr>
-                <w:rFonts w:ascii="Palatino Linotype" w:hAnsi="Palatino Linotype" w:eastAsia="Palatino Linotype" w:cs="Palatino Linotype"/>
-                <w:color w:val="auto"/>
+                <w:rFonts w:ascii="Palatino Linotype" w:eastAsia="Palatino Linotype" w:hAnsi="Palatino Linotype" w:cs="Palatino Linotype"/>
               </w:rPr>
             </w:pPr>
             <w:r>
               <w:rPr>
-                <w:rFonts w:ascii="Palatino Linotype" w:hAnsi="Palatino Linotype" w:eastAsia="Palatino Linotype" w:cs="Palatino Linotype"/>
-                <w:color w:val="auto"/>
+                <w:rFonts w:ascii="Palatino Linotype" w:eastAsia="Palatino Linotype" w:hAnsi="Palatino Linotype" w:cs="Palatino Linotype"/>
               </w:rPr>
               <w:t>Konfiguracja peryferiów, oprogramowanie podstawowych funkcji</w:t>
             </w:r>
@@ -2401,49 +2145,38 @@
         <w:tc>
           <w:tcPr>
             <w:tcW w:w="3005" w:type="dxa"/>
-            <w:tcMar/>
-            <w:vAlign w:val="center"/>
-          </w:tcPr>
-          <w:p>
-            <w:pPr>
-              <w:pStyle w:val="Normal"/>
-              <w:suppressLineNumbers w:val="0"/>
-              <w:bidi w:val="0"/>
-              <w:spacing w:before="0" w:beforeAutospacing="off" w:after="0" w:afterAutospacing="off" w:line="240" w:lineRule="auto"/>
-              <w:ind w:left="0" w:right="0"/>
-              <w:jc w:val="center"/>
-              <w:rPr>
-                <w:rFonts w:ascii="Palatino Linotype" w:hAnsi="Palatino Linotype" w:eastAsia="Palatino Linotype" w:cs="Palatino Linotype"/>
-                <w:color w:val="auto"/>
-              </w:rPr>
-            </w:pPr>
-            <w:r>
-              <w:rPr>
-                <w:rFonts w:ascii="Palatino Linotype" w:hAnsi="Palatino Linotype" w:eastAsia="Palatino Linotype" w:cs="Palatino Linotype"/>
-                <w:color w:val="auto"/>
-              </w:rPr>
-              <w:t>Mateusz Gąsiorowski</w:t>
-            </w:r>
-          </w:p>
-        </w:tc>
-        <w:tc>
-          <w:tcPr>
-            <w:tcW w:w="6120" w:type="dxa"/>
-            <w:tcMar/>
             <w:vAlign w:val="center"/>
           </w:tcPr>
           <w:p>
             <w:pPr>
               <w:jc w:val="center"/>
               <w:rPr>
-                <w:rFonts w:ascii="Palatino Linotype" w:hAnsi="Palatino Linotype" w:eastAsia="Palatino Linotype" w:cs="Palatino Linotype"/>
-                <w:color w:val="auto"/>
+                <w:rFonts w:ascii="Palatino Linotype" w:eastAsia="Palatino Linotype" w:hAnsi="Palatino Linotype" w:cs="Palatino Linotype"/>
               </w:rPr>
             </w:pPr>
             <w:r>
               <w:rPr>
-                <w:rFonts w:ascii="Palatino Linotype" w:hAnsi="Palatino Linotype" w:eastAsia="Palatino Linotype" w:cs="Palatino Linotype"/>
-                <w:color w:val="auto"/>
+                <w:rFonts w:ascii="Palatino Linotype" w:eastAsia="Palatino Linotype" w:hAnsi="Palatino Linotype" w:cs="Palatino Linotype"/>
+              </w:rPr>
+              <w:t>Mateusz Gąsiorowski</w:t>
+            </w:r>
+          </w:p>
+        </w:tc>
+        <w:tc>
+          <w:tcPr>
+            <w:tcW w:w="6120" w:type="dxa"/>
+            <w:vAlign w:val="center"/>
+          </w:tcPr>
+          <w:p>
+            <w:pPr>
+              <w:jc w:val="center"/>
+              <w:rPr>
+                <w:rFonts w:ascii="Palatino Linotype" w:eastAsia="Palatino Linotype" w:hAnsi="Palatino Linotype" w:cs="Palatino Linotype"/>
+              </w:rPr>
+            </w:pPr>
+            <w:r>
+              <w:rPr>
+                <w:rFonts w:ascii="Palatino Linotype" w:eastAsia="Palatino Linotype" w:hAnsi="Palatino Linotype" w:cs="Palatino Linotype"/>
               </w:rPr>
               <w:t>Layout PCB, uruchomienie płytek, projekt obudowy</w:t>
             </w:r>
@@ -2457,21 +2190,18 @@
         <w:tc>
           <w:tcPr>
             <w:tcW w:w="3005" w:type="dxa"/>
-            <w:tcMar/>
             <w:vAlign w:val="center"/>
           </w:tcPr>
           <w:p>
             <w:pPr>
               <w:jc w:val="center"/>
               <w:rPr>
-                <w:rFonts w:ascii="Palatino Linotype" w:hAnsi="Palatino Linotype" w:eastAsia="Palatino Linotype" w:cs="Palatino Linotype"/>
-                <w:color w:val="auto"/>
+                <w:rFonts w:ascii="Palatino Linotype" w:eastAsia="Palatino Linotype" w:hAnsi="Palatino Linotype" w:cs="Palatino Linotype"/>
               </w:rPr>
             </w:pPr>
             <w:r>
               <w:rPr>
-                <w:rFonts w:ascii="Palatino Linotype" w:hAnsi="Palatino Linotype" w:eastAsia="Palatino Linotype" w:cs="Palatino Linotype"/>
-                <w:color w:val="auto"/>
+                <w:rFonts w:ascii="Palatino Linotype" w:eastAsia="Palatino Linotype" w:hAnsi="Palatino Linotype" w:cs="Palatino Linotype"/>
               </w:rPr>
               <w:t>Jakub Konior</w:t>
             </w:r>
@@ -2480,21 +2210,18 @@
         <w:tc>
           <w:tcPr>
             <w:tcW w:w="6120" w:type="dxa"/>
-            <w:tcMar/>
             <w:vAlign w:val="center"/>
           </w:tcPr>
           <w:p>
             <w:pPr>
               <w:jc w:val="center"/>
               <w:rPr>
-                <w:rFonts w:ascii="Palatino Linotype" w:hAnsi="Palatino Linotype" w:eastAsia="Palatino Linotype" w:cs="Palatino Linotype"/>
-                <w:color w:val="auto"/>
+                <w:rFonts w:ascii="Palatino Linotype" w:eastAsia="Palatino Linotype" w:hAnsi="Palatino Linotype" w:cs="Palatino Linotype"/>
               </w:rPr>
             </w:pPr>
             <w:r>
               <w:rPr>
-                <w:rFonts w:ascii="Palatino Linotype" w:hAnsi="Palatino Linotype" w:eastAsia="Palatino Linotype" w:cs="Palatino Linotype"/>
-                <w:color w:val="auto"/>
+                <w:rFonts w:ascii="Palatino Linotype" w:eastAsia="Palatino Linotype" w:hAnsi="Palatino Linotype" w:cs="Palatino Linotype"/>
               </w:rPr>
               <w:t>Oprogramowanie i testy komunikacji VISA-SCPI</w:t>
             </w:r>
@@ -2508,22 +2235,18 @@
         <w:tc>
           <w:tcPr>
             <w:tcW w:w="3005" w:type="dxa"/>
-            <w:tcMar/>
             <w:vAlign w:val="center"/>
           </w:tcPr>
           <w:p>
             <w:pPr>
-              <w:pStyle w:val="Normal"/>
               <w:jc w:val="center"/>
               <w:rPr>
-                <w:rFonts w:ascii="Palatino Linotype" w:hAnsi="Palatino Linotype" w:eastAsia="Palatino Linotype" w:cs="Palatino Linotype"/>
-                <w:color w:val="auto"/>
+                <w:rFonts w:ascii="Palatino Linotype" w:eastAsia="Palatino Linotype" w:hAnsi="Palatino Linotype" w:cs="Palatino Linotype"/>
               </w:rPr>
             </w:pPr>
             <w:r>
               <w:rPr>
-                <w:rFonts w:ascii="Palatino Linotype" w:hAnsi="Palatino Linotype" w:eastAsia="Palatino Linotype" w:cs="Palatino Linotype"/>
-                <w:color w:val="auto"/>
+                <w:rFonts w:ascii="Palatino Linotype" w:eastAsia="Palatino Linotype" w:hAnsi="Palatino Linotype" w:cs="Palatino Linotype"/>
               </w:rPr>
               <w:t>Mateusz Gąsiorowski</w:t>
             </w:r>
@@ -2532,22 +2255,18 @@
         <w:tc>
           <w:tcPr>
             <w:tcW w:w="6120" w:type="dxa"/>
-            <w:tcMar/>
             <w:vAlign w:val="center"/>
           </w:tcPr>
           <w:p>
             <w:pPr>
-              <w:pStyle w:val="Normal"/>
               <w:jc w:val="center"/>
               <w:rPr>
-                <w:rFonts w:ascii="Palatino Linotype" w:hAnsi="Palatino Linotype" w:eastAsia="Palatino Linotype" w:cs="Palatino Linotype"/>
-                <w:color w:val="auto"/>
+                <w:rFonts w:ascii="Palatino Linotype" w:eastAsia="Palatino Linotype" w:hAnsi="Palatino Linotype" w:cs="Palatino Linotype"/>
               </w:rPr>
             </w:pPr>
             <w:r>
               <w:rPr>
-                <w:rFonts w:ascii="Palatino Linotype" w:hAnsi="Palatino Linotype" w:eastAsia="Palatino Linotype" w:cs="Palatino Linotype"/>
-                <w:color w:val="auto"/>
+                <w:rFonts w:ascii="Palatino Linotype" w:eastAsia="Palatino Linotype" w:hAnsi="Palatino Linotype" w:cs="Palatino Linotype"/>
               </w:rPr>
               <w:t>Projekt obudowy, dopasowanie placementu elementów do panelu</w:t>
             </w:r>
@@ -2561,16 +2280,13 @@
         <w:tc>
           <w:tcPr>
             <w:tcW w:w="3005" w:type="dxa"/>
-            <w:tcMar/>
             <w:vAlign w:val="center"/>
           </w:tcPr>
           <w:p>
             <w:pPr>
-              <w:pStyle w:val="Normal"/>
               <w:jc w:val="center"/>
               <w:rPr>
-                <w:rFonts w:ascii="Palatino Linotype" w:hAnsi="Palatino Linotype" w:eastAsia="Palatino Linotype" w:cs="Palatino Linotype"/>
-                <w:color w:val="auto"/>
+                <w:rFonts w:ascii="Palatino Linotype" w:eastAsia="Palatino Linotype" w:hAnsi="Palatino Linotype" w:cs="Palatino Linotype"/>
               </w:rPr>
             </w:pPr>
           </w:p>
@@ -2578,16 +2294,13 @@
         <w:tc>
           <w:tcPr>
             <w:tcW w:w="6120" w:type="dxa"/>
-            <w:tcMar/>
             <w:vAlign w:val="center"/>
           </w:tcPr>
           <w:p>
             <w:pPr>
-              <w:pStyle w:val="Normal"/>
               <w:jc w:val="center"/>
               <w:rPr>
-                <w:rFonts w:ascii="Palatino Linotype" w:hAnsi="Palatino Linotype" w:eastAsia="Palatino Linotype" w:cs="Palatino Linotype"/>
-                <w:color w:val="auto"/>
+                <w:rFonts w:ascii="Palatino Linotype" w:eastAsia="Palatino Linotype" w:hAnsi="Palatino Linotype" w:cs="Palatino Linotype"/>
               </w:rPr>
             </w:pPr>
           </w:p>
@@ -2599,63 +2312,58 @@
         <w:pStyle w:val="Heading1"/>
         <w:numPr>
           <w:ilvl w:val="0"/>
-          <w:numId w:val="6"/>
+          <w:numId w:val="11"/>
         </w:numPr>
         <w:spacing w:before="240" w:line="240" w:lineRule="auto"/>
         <w:rPr>
           <w:rFonts w:eastAsia="Palatino Linotype" w:cs="Palatino Linotype"/>
         </w:rPr>
       </w:pPr>
-      <w:bookmarkStart w:name="_Toc138354095" w:id="6"/>
-      <w:bookmarkStart w:name="_Toc183783771" w:id="1085109323"/>
+      <w:bookmarkStart w:id="7" w:name="_Toc138354095"/>
+      <w:bookmarkStart w:id="8" w:name="_Toc183783771"/>
       <w:r>
         <w:rPr>
           <w:rFonts w:eastAsia="Palatino Linotype" w:cs="Palatino Linotype"/>
         </w:rPr>
         <w:t>Sprzęt</w:t>
       </w:r>
-      <w:bookmarkEnd w:id="6"/>
-      <w:bookmarkEnd w:id="1085109323"/>
+      <w:bookmarkEnd w:id="7"/>
+      <w:bookmarkEnd w:id="8"/>
     </w:p>
     <w:p>
       <w:pPr>
         <w:pStyle w:val="Heading2"/>
         <w:numPr>
           <w:ilvl w:val="1"/>
-          <w:numId w:val="6"/>
+          <w:numId w:val="11"/>
         </w:numPr>
-        <w:rPr/>
-      </w:pPr>
-      <w:bookmarkStart w:name="_Toc151077479" w:id="477841512"/>
-      <w:r>
-        <w:rPr/>
+      </w:pPr>
+      <w:bookmarkStart w:id="9" w:name="_Toc151077479"/>
+      <w:r>
         <w:t>Wybór komponentów</w:t>
       </w:r>
-      <w:bookmarkEnd w:id="477841512"/>
+      <w:bookmarkEnd w:id="9"/>
     </w:p>
     <w:p>
       <w:pPr>
         <w:pStyle w:val="ListParagraph"/>
         <w:numPr>
           <w:ilvl w:val="0"/>
-          <w:numId w:val="25"/>
+          <w:numId w:val="1"/>
         </w:numPr>
         <w:rPr>
-          <w:rFonts w:ascii="Palatino Linotype" w:hAnsi="Palatino Linotype" w:eastAsia="Palatino Linotype" w:cs="Palatino Linotype"/>
-          <w:color w:val="auto"/>
-        </w:rPr>
-      </w:pPr>
-      <w:r>
-        <w:rPr>
-          <w:rFonts w:ascii="Palatino Linotype" w:hAnsi="Palatino Linotype" w:eastAsia="Palatino Linotype" w:cs="Palatino Linotype"/>
-          <w:color w:val="auto"/>
+          <w:rFonts w:ascii="Palatino Linotype" w:eastAsia="Palatino Linotype" w:hAnsi="Palatino Linotype" w:cs="Palatino Linotype"/>
+        </w:rPr>
+      </w:pPr>
+      <w:r>
+        <w:rPr>
+          <w:rFonts w:ascii="Palatino Linotype" w:eastAsia="Palatino Linotype" w:hAnsi="Palatino Linotype" w:cs="Palatino Linotype"/>
         </w:rPr>
         <w:t xml:space="preserve">STM32H563ZI - zbliżony mikrokontroler do wykorzystanego na Nucleo-144, 2MB pamięci Flash dają zapas miejsca na </w:t>
       </w:r>
       <w:r>
         <w:rPr>
-          <w:rFonts w:ascii="Palatino Linotype" w:hAnsi="Palatino Linotype" w:eastAsia="Palatino Linotype" w:cs="Palatino Linotype"/>
-          <w:color w:val="auto"/>
+          <w:rFonts w:ascii="Palatino Linotype" w:eastAsia="Palatino Linotype" w:hAnsi="Palatino Linotype" w:cs="Palatino Linotype"/>
         </w:rPr>
         <w:t>obsługę wyświetlacza oraz komunikacji Ethernet VISA.</w:t>
       </w:r>
@@ -2665,38 +2373,33 @@
         <w:pStyle w:val="ListParagraph"/>
         <w:numPr>
           <w:ilvl w:val="0"/>
-          <w:numId w:val="25"/>
+          <w:numId w:val="1"/>
         </w:numPr>
         <w:rPr>
-          <w:rFonts w:ascii="Palatino Linotype" w:hAnsi="Palatino Linotype" w:eastAsia="Palatino Linotype" w:cs="Palatino Linotype"/>
-          <w:color w:val="auto"/>
-        </w:rPr>
-      </w:pPr>
-      <w:r>
-        <w:rPr>
-          <w:rFonts w:ascii="Palatino Linotype" w:hAnsi="Palatino Linotype" w:eastAsia="Palatino Linotype" w:cs="Palatino Linotype"/>
-          <w:color w:val="auto"/>
+          <w:rFonts w:ascii="Palatino Linotype" w:eastAsia="Palatino Linotype" w:hAnsi="Palatino Linotype" w:cs="Palatino Linotype"/>
+        </w:rPr>
+      </w:pPr>
+      <w:r>
+        <w:rPr>
+          <w:rFonts w:ascii="Palatino Linotype" w:eastAsia="Palatino Linotype" w:hAnsi="Palatino Linotype" w:cs="Palatino Linotype"/>
         </w:rPr>
         <w:t xml:space="preserve">LTC2983 - układ od Analog Devices pozwalający z multiplexerem 20 </w:t>
       </w:r>
       <w:r>
         <w:rPr>
-          <w:rFonts w:ascii="Palatino Linotype" w:hAnsi="Palatino Linotype" w:eastAsia="Palatino Linotype" w:cs="Palatino Linotype"/>
-          <w:color w:val="auto"/>
+          <w:rFonts w:ascii="Palatino Linotype" w:eastAsia="Palatino Linotype" w:hAnsi="Palatino Linotype" w:cs="Palatino Linotype"/>
         </w:rPr>
         <w:t>kanałowym i kilkukanałowym precyzyjnym ADC, pozwala na elastyczną konfigurację podłączonych czujników (w założeniu projektu termopar).</w:t>
       </w:r>
       <w:r>
         <w:rPr>
-          <w:rFonts w:ascii="Palatino Linotype" w:hAnsi="Palatino Linotype" w:eastAsia="Palatino Linotype" w:cs="Palatino Linotype"/>
-          <w:color w:val="auto"/>
+          <w:rFonts w:ascii="Palatino Linotype" w:eastAsia="Palatino Linotype" w:hAnsi="Palatino Linotype" w:cs="Palatino Linotype"/>
         </w:rPr>
         <w:t xml:space="preserve"> W układzie zintegrowano kompleksowo pakiet “układów” wymagany do precyzyjnych pomiarów → referencyjne źródła napiecia, multipleksery, przetworniki</w:t>
       </w:r>
       <w:r>
         <w:rPr>
-          <w:rFonts w:ascii="Palatino Linotype" w:hAnsi="Palatino Linotype" w:eastAsia="Palatino Linotype" w:cs="Palatino Linotype"/>
-          <w:color w:val="auto"/>
+          <w:rFonts w:ascii="Palatino Linotype" w:eastAsia="Palatino Linotype" w:hAnsi="Palatino Linotype" w:cs="Palatino Linotype"/>
         </w:rPr>
         <w:t xml:space="preserve"> ADC, komunikację po SPI.</w:t>
       </w:r>
@@ -2706,17 +2409,15 @@
         <w:pStyle w:val="ListParagraph"/>
         <w:numPr>
           <w:ilvl w:val="0"/>
-          <w:numId w:val="25"/>
+          <w:numId w:val="1"/>
         </w:numPr>
         <w:rPr>
-          <w:rFonts w:ascii="Palatino Linotype" w:hAnsi="Palatino Linotype" w:eastAsia="Palatino Linotype" w:cs="Palatino Linotype"/>
-          <w:color w:val="auto"/>
-        </w:rPr>
-      </w:pPr>
-      <w:r>
-        <w:rPr>
-          <w:rFonts w:ascii="Palatino Linotype" w:hAnsi="Palatino Linotype" w:eastAsia="Palatino Linotype" w:cs="Palatino Linotype"/>
-          <w:color w:val="auto"/>
+          <w:rFonts w:ascii="Palatino Linotype" w:eastAsia="Palatino Linotype" w:hAnsi="Palatino Linotype" w:cs="Palatino Linotype"/>
+        </w:rPr>
+      </w:pPr>
+      <w:r>
+        <w:rPr>
+          <w:rFonts w:ascii="Palatino Linotype" w:eastAsia="Palatino Linotype" w:hAnsi="Palatino Linotype" w:cs="Palatino Linotype"/>
         </w:rPr>
         <w:t>LAN8742A - dokładnie ten sam układ PHY co na Nucleo-144, pozwoli na pisanie i testowanie oprogramowania w trakcie projektowania i wykonywania PCB.</w:t>
       </w:r>
@@ -2726,45 +2427,39 @@
         <w:pStyle w:val="ListParagraph"/>
         <w:numPr>
           <w:ilvl w:val="0"/>
-          <w:numId w:val="25"/>
+          <w:numId w:val="1"/>
         </w:numPr>
         <w:rPr>
-          <w:rFonts w:ascii="Palatino Linotype" w:hAnsi="Palatino Linotype" w:eastAsia="Palatino Linotype" w:cs="Palatino Linotype"/>
-          <w:color w:val="auto"/>
-        </w:rPr>
-      </w:pPr>
-      <w:r>
-        <w:rPr>
-          <w:rFonts w:ascii="Palatino Linotype" w:hAnsi="Palatino Linotype" w:eastAsia="Palatino Linotype" w:cs="Palatino Linotype"/>
-          <w:color w:val="auto"/>
+          <w:rFonts w:ascii="Palatino Linotype" w:eastAsia="Palatino Linotype" w:hAnsi="Palatino Linotype" w:cs="Palatino Linotype"/>
+        </w:rPr>
+      </w:pPr>
+      <w:r>
+        <w:rPr>
+          <w:rFonts w:ascii="Palatino Linotype" w:eastAsia="Palatino Linotype" w:hAnsi="Palatino Linotype" w:cs="Palatino Linotype"/>
         </w:rPr>
         <w:t xml:space="preserve">Wyświetlacz OLED/LCD 2004 alfanumeryczny – wybrano z uwagi na łatwość wykorzystania i oprogramowania. Pozwoli na wyświetlenie 8-10 równoległych </w:t>
       </w:r>
       <w:r>
         <w:rPr>
-          <w:rFonts w:ascii="Palatino Linotype" w:hAnsi="Palatino Linotype" w:eastAsia="Palatino Linotype" w:cs="Palatino Linotype"/>
-          <w:color w:val="auto"/>
+          <w:rFonts w:ascii="Palatino Linotype" w:eastAsia="Palatino Linotype" w:hAnsi="Palatino Linotype" w:cs="Palatino Linotype"/>
         </w:rPr>
         <w:t xml:space="preserve">3-4 cyfrowych </w:t>
       </w:r>
       <w:r>
         <w:rPr>
-          <w:rFonts w:ascii="Palatino Linotype" w:hAnsi="Palatino Linotype" w:eastAsia="Palatino Linotype" w:cs="Palatino Linotype"/>
-          <w:color w:val="auto"/>
+          <w:rFonts w:ascii="Palatino Linotype" w:eastAsia="Palatino Linotype" w:hAnsi="Palatino Linotype" w:cs="Palatino Linotype"/>
         </w:rPr>
         <w:t>odczytó</w:t>
       </w:r>
       <w:r>
         <w:rPr>
-          <w:rFonts w:ascii="Palatino Linotype" w:hAnsi="Palatino Linotype" w:eastAsia="Palatino Linotype" w:cs="Palatino Linotype"/>
-          <w:color w:val="auto"/>
+          <w:rFonts w:ascii="Palatino Linotype" w:eastAsia="Palatino Linotype" w:hAnsi="Palatino Linotype" w:cs="Palatino Linotype"/>
         </w:rPr>
         <w:t>w</w:t>
       </w:r>
       <w:r>
         <w:rPr>
-          <w:rFonts w:ascii="Palatino Linotype" w:hAnsi="Palatino Linotype" w:eastAsia="Palatino Linotype" w:cs="Palatino Linotype"/>
-          <w:color w:val="auto"/>
+          <w:rFonts w:ascii="Palatino Linotype" w:eastAsia="Palatino Linotype" w:hAnsi="Palatino Linotype" w:cs="Palatino Linotype"/>
         </w:rPr>
         <w:t xml:space="preserve"> na raz, w przypadku wymaganej większej dokładności odczytu możliwe jest osiągnięcie tego przez podział odczytów na 2 (lub więcej) stron.</w:t>
       </w:r>
@@ -2774,17 +2469,15 @@
         <w:pStyle w:val="ListParagraph"/>
         <w:numPr>
           <w:ilvl w:val="0"/>
-          <w:numId w:val="25"/>
+          <w:numId w:val="1"/>
         </w:numPr>
         <w:rPr>
-          <w:rFonts w:ascii="Palatino Linotype" w:hAnsi="Palatino Linotype" w:eastAsia="Palatino Linotype" w:cs="Palatino Linotype"/>
-          <w:color w:val="auto"/>
-        </w:rPr>
-      </w:pPr>
-      <w:r>
-        <w:rPr>
-          <w:rFonts w:ascii="Palatino Linotype" w:hAnsi="Palatino Linotype" w:eastAsia="Palatino Linotype" w:cs="Palatino Linotype"/>
-          <w:color w:val="auto"/>
+          <w:rFonts w:ascii="Palatino Linotype" w:eastAsia="Palatino Linotype" w:hAnsi="Palatino Linotype" w:cs="Palatino Linotype"/>
+        </w:rPr>
+      </w:pPr>
+      <w:r>
+        <w:rPr>
+          <w:rFonts w:ascii="Palatino Linotype" w:eastAsia="Palatino Linotype" w:hAnsi="Palatino Linotype" w:cs="Palatino Linotype"/>
         </w:rPr>
         <w:t>Temopary typu K - budżetowe, ale wystarczające rozwiązanie do większości wykonywanych w labolatoriach elektronicznych pomiarów.</w:t>
       </w:r>
@@ -2792,19 +2485,19 @@
     <w:p>
       <w:pPr>
         <w:rPr>
-          <w:rFonts w:ascii="Palatino Linotype" w:hAnsi="Palatino Linotype" w:eastAsia="Palatino Linotype" w:cs="Palatino Linotype"/>
-        </w:rPr>
-      </w:pPr>
-    </w:p>
-    <w:p>
-      <w:pPr>
-        <w:rPr>
-          <w:rFonts w:ascii="Palatino Linotype" w:hAnsi="Palatino Linotype" w:eastAsia="Palatino Linotype" w:cs="Palatino Linotype"/>
-        </w:rPr>
-      </w:pPr>
-      <w:r>
-        <w:rPr>
-          <w:rFonts w:ascii="Palatino Linotype" w:hAnsi="Palatino Linotype" w:eastAsia="Palatino Linotype" w:cs="Palatino Linotype"/>
+          <w:rFonts w:ascii="Palatino Linotype" w:eastAsia="Palatino Linotype" w:hAnsi="Palatino Linotype" w:cs="Palatino Linotype"/>
+        </w:rPr>
+      </w:pPr>
+    </w:p>
+    <w:p>
+      <w:pPr>
+        <w:rPr>
+          <w:rFonts w:ascii="Palatino Linotype" w:eastAsia="Palatino Linotype" w:hAnsi="Palatino Linotype" w:cs="Palatino Linotype"/>
+        </w:rPr>
+      </w:pPr>
+      <w:r>
+        <w:rPr>
+          <w:rFonts w:ascii="Palatino Linotype" w:eastAsia="Palatino Linotype" w:hAnsi="Palatino Linotype" w:cs="Palatino Linotype"/>
         </w:rPr>
         <w:br w:type="page"/>
       </w:r>
@@ -2814,40 +2507,41 @@
         <w:pStyle w:val="Heading2"/>
         <w:numPr>
           <w:ilvl w:val="1"/>
-          <w:numId w:val="6"/>
+          <w:numId w:val="11"/>
         </w:numPr>
-        <w:rPr/>
-      </w:pPr>
-      <w:bookmarkStart w:name="_Toc1554764699" w:id="1942567397"/>
-      <w:r>
-        <w:rPr/>
+      </w:pPr>
+      <w:bookmarkStart w:id="10" w:name="_Toc1554764699"/>
+      <w:r>
+        <w:lastRenderedPageBreak/>
         <w:t>Opis schematu</w:t>
       </w:r>
-      <w:bookmarkEnd w:id="1942567397"/>
-    </w:p>
-    <w:p>
-      <w:pPr>
-        <w:pStyle w:val="Normal"/>
+      <w:bookmarkEnd w:id="10"/>
+    </w:p>
+    <w:p>
+      <w:pPr>
         <w:jc w:val="center"/>
       </w:pPr>
       <w:r>
+        <w:rPr>
+          <w:noProof/>
+        </w:rPr>
         <w:drawing>
-          <wp:inline wp14:editId="794300F9" wp14:anchorId="56C919E8">
+          <wp:inline distT="0" distB="0" distL="0" distR="0" wp14:anchorId="56C919E8" wp14:editId="794300F9">
             <wp:extent cx="5600700" cy="5724525"/>
             <wp:effectExtent l="0" t="0" r="0" b="0"/>
             <wp:docPr id="226642980" name="drawing"/>
             <wp:cNvGraphicFramePr>
-              <a:graphicFrameLocks noChangeAspect="1"/>
+              <a:graphicFrameLocks xmlns:a="http://schemas.openxmlformats.org/drawingml/2006/main" noChangeAspect="1"/>
             </wp:cNvGraphicFramePr>
-            <a:graphic>
-              <a:graphicData xmlns:a="http://schemas.openxmlformats.org/drawingml/2006/main" uri="http://schemas.openxmlformats.org/drawingml/2006/picture">
+            <a:graphic xmlns:a="http://schemas.openxmlformats.org/drawingml/2006/main">
+              <a:graphicData uri="http://schemas.openxmlformats.org/drawingml/2006/picture">
                 <pic:pic xmlns:pic="http://schemas.openxmlformats.org/drawingml/2006/picture">
                   <pic:nvPicPr>
                     <pic:cNvPr id="226642980" name="Picture 226642980"/>
                     <pic:cNvPicPr/>
                   </pic:nvPicPr>
                   <pic:blipFill>
-                    <a:blip xmlns:r="http://schemas.openxmlformats.org/officeDocument/2006/relationships" r:embed="rId1208714698">
+                    <a:blip r:embed="rId10">
                       <a:extLst>
                         <a:ext uri="{28A0092B-C50C-407E-A947-70E740481C1C}">
                           <a14:useLocalDpi xmlns:a14="http://schemas.microsoft.com/office/drawing/2010/main"/>
@@ -2874,43 +2568,43 @@
         </w:drawing>
       </w:r>
       <w:r>
-        <w:rPr/>
         <w:t xml:space="preserve">Rysunek 2.2.1 - Schemat </w:t>
       </w:r>
       <w:r>
-        <w:rPr/>
         <w:t>ideowy 3-Power-Supply</w:t>
       </w:r>
     </w:p>
     <w:p>
       <w:pPr>
-        <w:pStyle w:val="Normal"/>
         <w:jc w:val="center"/>
       </w:pPr>
     </w:p>
     <w:p>
       <w:pPr>
-        <w:pStyle w:val="Normal"/>
         <w:jc w:val="center"/>
       </w:pPr>
       <w:r>
+        <w:rPr>
+          <w:noProof/>
+        </w:rPr>
+        <w:lastRenderedPageBreak/>
         <w:drawing>
-          <wp:inline wp14:editId="0DB98338" wp14:anchorId="1ACEAD5B">
+          <wp:inline distT="0" distB="0" distL="0" distR="0" wp14:anchorId="1ACEAD5B" wp14:editId="0DB98338">
             <wp:extent cx="5724525" cy="3695700"/>
             <wp:effectExtent l="0" t="0" r="0" b="0"/>
             <wp:docPr id="1278489360" name="drawing"/>
             <wp:cNvGraphicFramePr>
-              <a:graphicFrameLocks noChangeAspect="1"/>
+              <a:graphicFrameLocks xmlns:a="http://schemas.openxmlformats.org/drawingml/2006/main" noChangeAspect="1"/>
             </wp:cNvGraphicFramePr>
-            <a:graphic>
-              <a:graphicData xmlns:a="http://schemas.openxmlformats.org/drawingml/2006/main" uri="http://schemas.openxmlformats.org/drawingml/2006/picture">
+            <a:graphic xmlns:a="http://schemas.openxmlformats.org/drawingml/2006/main">
+              <a:graphicData uri="http://schemas.openxmlformats.org/drawingml/2006/picture">
                 <pic:pic xmlns:pic="http://schemas.openxmlformats.org/drawingml/2006/picture">
                   <pic:nvPicPr>
                     <pic:cNvPr id="1278489360" name="Picture 1278489360"/>
                     <pic:cNvPicPr/>
                   </pic:nvPicPr>
                   <pic:blipFill>
-                    <a:blip xmlns:r="http://schemas.openxmlformats.org/officeDocument/2006/relationships" r:embed="rId1150136116">
+                    <a:blip r:embed="rId11">
                       <a:extLst>
                         <a:ext uri="{28A0092B-C50C-407E-A947-70E740481C1C}">
                           <a14:useLocalDpi xmlns:a14="http://schemas.microsoft.com/office/drawing/2010/main"/>
@@ -2937,7 +2631,6 @@
         </w:drawing>
       </w:r>
       <w:r>
-        <w:rPr/>
         <w:t>Rysunek 2.2.2 - Schemat ideowy Ethernet</w:t>
       </w:r>
     </w:p>
@@ -2946,28 +2639,21 @@
         <w:pStyle w:val="Heading2"/>
         <w:numPr>
           <w:ilvl w:val="1"/>
-          <w:numId w:val="6"/>
+          <w:numId w:val="11"/>
         </w:numPr>
-        <w:rPr/>
-      </w:pPr>
-      <w:bookmarkStart w:name="_Toc1454533201" w:id="1411469923"/>
-      <w:r>
-        <w:rPr/>
+      </w:pPr>
+      <w:bookmarkStart w:id="11" w:name="_Toc1454533201"/>
+      <w:r>
         <w:t>PCB</w:t>
       </w:r>
-      <w:bookmarkEnd w:id="1411469923"/>
+      <w:bookmarkEnd w:id="11"/>
     </w:p>
     <w:p>
       <w:pPr>
         <w:pStyle w:val="Heading3"/>
-        <w:suppressLineNumbers w:val="0"/>
-        <w:bidi w:val="0"/>
-        <w:spacing w:before="320" w:beforeAutospacing="off" w:after="80" w:afterAutospacing="off" w:line="276" w:lineRule="auto"/>
-        <w:ind w:left="720" w:right="0"/>
-        <w:jc w:val="left"/>
-      </w:pPr>
-      <w:r>
-        <w:rPr/>
+        <w:ind w:left="720"/>
+      </w:pPr>
+      <w:r>
         <w:t>TODO</w:t>
       </w:r>
     </w:p>
@@ -2976,60 +2662,60 @@
         <w:pStyle w:val="Heading2"/>
         <w:numPr>
           <w:ilvl w:val="1"/>
-          <w:numId w:val="6"/>
+          <w:numId w:val="11"/>
         </w:numPr>
-        <w:rPr/>
-      </w:pPr>
-      <w:bookmarkStart w:name="_Toc1130610218" w:id="1548735050"/>
-      <w:r>
-        <w:rPr/>
+      </w:pPr>
+      <w:bookmarkStart w:id="12" w:name="_Toc1130610218"/>
+      <w:r>
         <w:t>Mechanika</w:t>
       </w:r>
-      <w:bookmarkEnd w:id="1548735050"/>
-    </w:p>
-    <w:p>
-      <w:pPr>
-        <w:pStyle w:val="Normal"/>
-        <w:rPr>
-          <w:rFonts w:ascii="Palatino Linotype" w:hAnsi="Palatino Linotype" w:eastAsia="Palatino Linotype" w:cs="Palatino Linotype"/>
-        </w:rPr>
-      </w:pPr>
-      <w:r>
-        <w:rPr>
-          <w:rFonts w:ascii="Palatino Linotype" w:hAnsi="Palatino Linotype" w:eastAsia="Palatino Linotype" w:cs="Palatino Linotype"/>
+      <w:bookmarkEnd w:id="12"/>
+    </w:p>
+    <w:p>
+      <w:pPr>
+        <w:rPr>
+          <w:rFonts w:ascii="Palatino Linotype" w:eastAsia="Palatino Linotype" w:hAnsi="Palatino Linotype" w:cs="Palatino Linotype"/>
+        </w:rPr>
+      </w:pPr>
+      <w:r>
+        <w:rPr>
+          <w:rFonts w:ascii="Palatino Linotype" w:eastAsia="Palatino Linotype" w:hAnsi="Palatino Linotype" w:cs="Palatino Linotype"/>
         </w:rPr>
         <w:t>Wykorzystana zostanie obudowa Kradex ZR185.180.65 - wykonana z aluminium bę</w:t>
       </w:r>
       <w:r>
         <w:rPr>
-          <w:rFonts w:ascii="Palatino Linotype" w:hAnsi="Palatino Linotype" w:eastAsia="Palatino Linotype" w:cs="Palatino Linotype"/>
+          <w:rFonts w:ascii="Palatino Linotype" w:eastAsia="Palatino Linotype" w:hAnsi="Palatino Linotype" w:cs="Palatino Linotype"/>
         </w:rPr>
         <w:t>dzie odporna na uszkodzenia w warunkach labolatoryjnych, dodatkowo zapewniając ekranowanie urządzenia.</w:t>
       </w:r>
     </w:p>
     <w:p>
       <w:pPr>
-        <w:pStyle w:val="Normal"/>
         <w:jc w:val="center"/>
       </w:pPr>
       <w:r>
+        <w:rPr>
+          <w:noProof/>
+        </w:rPr>
+        <w:lastRenderedPageBreak/>
         <w:drawing>
-          <wp:inline wp14:editId="1AA5A30F" wp14:anchorId="563B8EF5">
+          <wp:inline distT="0" distB="0" distL="0" distR="0" wp14:anchorId="563B8EF5" wp14:editId="1AA5A30F">
             <wp:extent cx="4676775" cy="4676775"/>
             <wp:effectExtent l="0" t="0" r="0" b="0"/>
             <wp:docPr id="2081363572" name="drawing"/>
             <wp:cNvGraphicFramePr>
-              <a:graphicFrameLocks noChangeAspect="1"/>
+              <a:graphicFrameLocks xmlns:a="http://schemas.openxmlformats.org/drawingml/2006/main" noChangeAspect="1"/>
             </wp:cNvGraphicFramePr>
-            <a:graphic>
-              <a:graphicData xmlns:a="http://schemas.openxmlformats.org/drawingml/2006/main" uri="http://schemas.openxmlformats.org/drawingml/2006/picture">
+            <a:graphic xmlns:a="http://schemas.openxmlformats.org/drawingml/2006/main">
+              <a:graphicData uri="http://schemas.openxmlformats.org/drawingml/2006/picture">
                 <pic:pic xmlns:pic="http://schemas.openxmlformats.org/drawingml/2006/picture">
                   <pic:nvPicPr>
                     <pic:cNvPr id="2081363572" name="Picture 2081363572"/>
                     <pic:cNvPicPr/>
                   </pic:nvPicPr>
                   <pic:blipFill>
-                    <a:blip xmlns:r="http://schemas.openxmlformats.org/officeDocument/2006/relationships" r:embed="rId1716691218">
+                    <a:blip r:embed="rId12">
                       <a:extLst>
                         <a:ext uri="{28A0092B-C50C-407E-A947-70E740481C1C}">
                           <a14:useLocalDpi xmlns:a14="http://schemas.microsoft.com/office/drawing/2010/main"/>
@@ -3041,7 +2727,7 @@
                     </a:stretch>
                   </pic:blipFill>
                   <pic:spPr>
-                    <a:xfrm rot="0">
+                    <a:xfrm>
                       <a:off x="0" y="0"/>
                       <a:ext cx="4676775" cy="4676775"/>
                     </a:xfrm>
@@ -3058,7 +2744,7 @@
     </w:p>
     <w:p>
       <w:pPr>
-        <w:keepNext w:val="1"/>
+        <w:keepNext/>
         <w:jc w:val="center"/>
         <w:rPr>
           <w:rFonts w:ascii="Palatino Linotype" w:hAnsi="Palatino Linotype"/>
@@ -3073,7 +2759,7 @@
     </w:p>
     <w:p>
       <w:pPr>
-        <w:keepNext w:val="1"/>
+        <w:keepNext/>
         <w:jc w:val="center"/>
         <w:rPr>
           <w:rFonts w:ascii="Palatino Linotype" w:hAnsi="Palatino Linotype"/>
@@ -3094,15 +2780,15 @@
         <w:pStyle w:val="Heading1"/>
         <w:numPr>
           <w:ilvl w:val="0"/>
-          <w:numId w:val="6"/>
+          <w:numId w:val="11"/>
         </w:numPr>
         <w:spacing w:before="240" w:line="240" w:lineRule="auto"/>
         <w:rPr>
           <w:rFonts w:eastAsia="Palatino Linotype" w:cs="Palatino Linotype"/>
         </w:rPr>
       </w:pPr>
-      <w:bookmarkStart w:name="_Toc138354096" w:id="13"/>
-      <w:bookmarkStart w:name="_Toc1377751178" w:id="1911297799"/>
+      <w:bookmarkStart w:id="13" w:name="_Toc138354096"/>
+      <w:bookmarkStart w:id="14" w:name="_Toc1377751178"/>
       <w:r>
         <w:rPr>
           <w:rFonts w:eastAsia="Palatino Linotype" w:cs="Palatino Linotype"/>
@@ -3110,47 +2796,1420 @@
         <w:t>Oprogramowanie</w:t>
       </w:r>
       <w:bookmarkEnd w:id="13"/>
-      <w:bookmarkEnd w:id="1911297799"/>
-    </w:p>
-    <w:p>
-      <w:r>
-        <w:rPr/>
-        <w:t>TODO</w:t>
-      </w:r>
+      <w:bookmarkEnd w:id="14"/>
+    </w:p>
+    <w:p>
+      <w:pPr>
+        <w:pStyle w:val="ListParagraph"/>
+        <w:numPr>
+          <w:ilvl w:val="1"/>
+          <w:numId w:val="30"/>
+        </w:numPr>
+        <w:rPr>
+          <w:b/>
+          <w:bCs/>
+          <w:lang w:val="en-GB"/>
+        </w:rPr>
+      </w:pPr>
+      <w:proofErr w:type="spellStart"/>
+      <w:r>
+        <w:rPr>
+          <w:b/>
+          <w:bCs/>
+          <w:lang w:val="en-GB"/>
+        </w:rPr>
+        <w:t>Architektura</w:t>
+      </w:r>
+      <w:proofErr w:type="spellEnd"/>
+      <w:r>
+        <w:rPr>
+          <w:b/>
+          <w:bCs/>
+          <w:lang w:val="en-GB"/>
+        </w:rPr>
+        <w:t xml:space="preserve"> </w:t>
+      </w:r>
+      <w:proofErr w:type="spellStart"/>
+      <w:r>
+        <w:rPr>
+          <w:b/>
+          <w:bCs/>
+          <w:lang w:val="en-GB"/>
+        </w:rPr>
+        <w:t>oprogramowania</w:t>
+      </w:r>
+      <w:proofErr w:type="spellEnd"/>
+    </w:p>
+    <w:p>
+      <w:pPr>
+        <w:ind w:left="360"/>
+        <w:rPr>
+          <w:b/>
+          <w:bCs/>
+          <w:lang w:val="en-GB"/>
+        </w:rPr>
+      </w:pPr>
+    </w:p>
+    <w:p>
+      <w:pPr>
+        <w:rPr>
+          <w:lang w:val="pl-PL"/>
+        </w:rPr>
+      </w:pPr>
+      <w:r>
+        <w:rPr>
+          <w:lang w:val="pl-PL"/>
+        </w:rPr>
+        <w:t>Oprogramowanie urządzenia zostało napisane w języku C++17 z wykorzystaniem środowiska STM32CubeMX, kompilatora GCC ARM Embedded oraz systemu budowania CMake. Za zarządzanie zadaniami czasu rzeczywistego odpowiada system operacyjny Azure RTOS ThreadX, natomiast komunikacja sieciowa realizowana jest przez stos TCP/IP Azure RTOS NetXDuo.</w:t>
+      </w:r>
+    </w:p>
+    <w:p>
+      <w:pPr>
+        <w:rPr>
+          <w:lang w:val="pl-PL"/>
+        </w:rPr>
+      </w:pPr>
+    </w:p>
+    <w:p>
+      <w:pPr>
+        <w:rPr>
+          <w:lang w:val="pl-PL"/>
+        </w:rPr>
+      </w:pPr>
+      <w:r>
+        <w:rPr>
+          <w:lang w:val="pl-PL"/>
+        </w:rPr>
+        <w:t>Podczas uruchamiania urządzenia wykonywana jest standardowa procedura inicjalizacji mikrokontrolera obejmująca konfigurację zegarów systemowych, inicjalizację peryferiów oraz uruchomienie interfejsu diagnostycznego UART. Następnie sterowanie przekazywane jest do jądra ThreadX, które rozpoczyna pracę harmonogramu i uruchamia wszystkie zadania aplikacyjne.</w:t>
+      </w:r>
+    </w:p>
+    <w:p>
+      <w:pPr>
+        <w:rPr>
+          <w:lang w:val="pl-PL"/>
+        </w:rPr>
+      </w:pPr>
+    </w:p>
+    <w:p>
+      <w:pPr>
+        <w:rPr>
+          <w:lang w:val="pl-PL"/>
+        </w:rPr>
+      </w:pPr>
+      <w:r>
+        <w:rPr>
+          <w:lang w:val="pl-PL"/>
+        </w:rPr>
+        <w:lastRenderedPageBreak/>
+        <w:t>Zastosowanie systemu czasu rzeczywistego umożliwia rozdzielenie funkcjonalności urządzenia na niezależne wątki wykonujące swoje zadania równolegle. Takie podejście zwiększa przejrzystość kodu oraz ułatwia dalszą rozbudowę projektu.</w:t>
+      </w:r>
+    </w:p>
+    <w:p>
+      <w:pPr>
+        <w:rPr>
+          <w:lang w:val="pl-PL"/>
+        </w:rPr>
+      </w:pPr>
+    </w:p>
+    <w:p>
+      <w:pPr>
+        <w:rPr>
+          <w:b/>
+          <w:bCs/>
+          <w:lang w:val="pl-PL"/>
+        </w:rPr>
+      </w:pPr>
+      <w:r>
+        <w:rPr>
+          <w:b/>
+          <w:bCs/>
+          <w:lang w:val="pl-PL"/>
+        </w:rPr>
+        <w:t>3</w:t>
+      </w:r>
+      <w:r>
+        <w:rPr>
+          <w:b/>
+          <w:bCs/>
+          <w:lang w:val="pl-PL"/>
+        </w:rPr>
+        <w:t>.</w:t>
+      </w:r>
+      <w:r>
+        <w:rPr>
+          <w:b/>
+          <w:bCs/>
+          <w:lang w:val="pl-PL"/>
+        </w:rPr>
+        <w:t>2</w:t>
+      </w:r>
+      <w:r>
+        <w:rPr>
+          <w:b/>
+          <w:bCs/>
+          <w:lang w:val="pl-PL"/>
+        </w:rPr>
+        <w:t xml:space="preserve"> Organizacja wątków ThreadX</w:t>
+      </w:r>
+    </w:p>
+    <w:p>
+      <w:pPr>
+        <w:rPr>
+          <w:b/>
+          <w:bCs/>
+          <w:lang w:val="pl-PL"/>
+        </w:rPr>
+      </w:pPr>
+    </w:p>
+    <w:p>
+      <w:pPr>
+        <w:rPr>
+          <w:lang w:val="pl-PL"/>
+        </w:rPr>
+      </w:pPr>
+      <w:r>
+        <w:rPr>
+          <w:lang w:val="pl-PL"/>
+        </w:rPr>
+        <w:t>W systemie zaimplementowano cztery podstawowe wątki aplikacyjne.</w:t>
+      </w:r>
+    </w:p>
+    <w:p>
+      <w:pPr>
+        <w:rPr>
+          <w:lang w:val="pl-PL"/>
+        </w:rPr>
+      </w:pPr>
+    </w:p>
+    <w:p>
+      <w:pPr>
+        <w:rPr>
+          <w:b/>
+          <w:bCs/>
+          <w:lang w:val="pl-PL"/>
+        </w:rPr>
+      </w:pPr>
+      <w:r>
+        <w:rPr>
+          <w:b/>
+          <w:bCs/>
+          <w:lang w:val="pl-PL"/>
+        </w:rPr>
+        <w:t>LedThread</w:t>
+      </w:r>
+    </w:p>
+    <w:p>
+      <w:pPr>
+        <w:rPr>
+          <w:lang w:val="pl-PL"/>
+        </w:rPr>
+      </w:pPr>
+      <w:r>
+        <w:rPr>
+          <w:lang w:val="pl-PL"/>
+        </w:rPr>
+        <w:t>Wątek odpowiedzialny za sygnalizację działania systemu. Jego zadaniem jest okresowe przełączanie diod LED oraz generowanie komunikatów diagnostycznych przesyłanych przez interfejs UART. Wątek ten pełni również funkcję kontrolną pozwalającą zweryfikować poprawność działania harmonogramu ThreadX.</w:t>
+      </w:r>
+    </w:p>
+    <w:p>
+      <w:pPr>
+        <w:rPr>
+          <w:lang w:val="pl-PL"/>
+        </w:rPr>
+      </w:pPr>
+    </w:p>
+    <w:p>
+      <w:pPr>
+        <w:rPr>
+          <w:b/>
+          <w:bCs/>
+          <w:lang w:val="pl-PL"/>
+        </w:rPr>
+      </w:pPr>
+      <w:r>
+        <w:rPr>
+          <w:b/>
+          <w:bCs/>
+          <w:lang w:val="pl-PL"/>
+        </w:rPr>
+        <w:t>LCDThread</w:t>
+      </w:r>
+    </w:p>
+    <w:p>
+      <w:pPr>
+        <w:rPr>
+          <w:lang w:val="pl-PL"/>
+        </w:rPr>
+      </w:pPr>
+      <w:r>
+        <w:rPr>
+          <w:lang w:val="pl-PL"/>
+        </w:rPr>
+        <w:t>Wątek odpowiedzialny za aktualizację informacji prezentowanych na wyświetlaczu LCD. Dane pomiarowe pobierane są z modułu ChannelManager i cyklicznie wyświetlane użytkownikowi. W przyszłości planowane jest rozszerzenie funkcjonalności o obsługę menu konfiguracyjnego.</w:t>
+      </w:r>
+    </w:p>
+    <w:p>
+      <w:pPr>
+        <w:rPr>
+          <w:lang w:val="pl-PL"/>
+        </w:rPr>
+      </w:pPr>
+    </w:p>
+    <w:p>
+      <w:pPr>
+        <w:rPr>
+          <w:b/>
+          <w:bCs/>
+          <w:lang w:val="pl-PL"/>
+        </w:rPr>
+      </w:pPr>
+      <w:r>
+        <w:rPr>
+          <w:b/>
+          <w:bCs/>
+          <w:lang w:val="pl-PL"/>
+        </w:rPr>
+        <w:t>EncoderThread</w:t>
+      </w:r>
+    </w:p>
+    <w:p>
+      <w:pPr>
+        <w:rPr>
+          <w:lang w:val="pl-PL"/>
+        </w:rPr>
+      </w:pPr>
+      <w:r>
+        <w:rPr>
+          <w:lang w:val="pl-PL"/>
+        </w:rPr>
+        <w:t>Wątek realizuje obsługę enkodera inkrementalnego wykorzystywanego jako podstawowy element sterowania urządzeniem. Pozycja enkodera odczytywana jest przy pomocy timera TIM3 pracującego w trybie sprzętowego dekodera kwadraturowego.</w:t>
+      </w:r>
+    </w:p>
+    <w:p>
+      <w:pPr>
+        <w:rPr>
+          <w:lang w:val="pl-PL"/>
+        </w:rPr>
+      </w:pPr>
+      <w:r>
+        <w:rPr>
+          <w:lang w:val="pl-PL"/>
+        </w:rPr>
+        <w:t>Wątek monitoruje zarówno kierunek obrotu, jak i stan przycisku zintegrowanego z enkoderem. Pozwala to na wygodn</w:t>
+      </w:r>
+      <w:r>
+        <w:rPr>
+          <w:lang w:val="pl-PL"/>
+        </w:rPr>
+        <w:t xml:space="preserve">ą </w:t>
+      </w:r>
+      <w:r>
+        <w:rPr>
+          <w:lang w:val="pl-PL"/>
+        </w:rPr>
+        <w:t>zmianę parametrów konfiguracyjnych bez konieczności stosowania wielu przycisków.</w:t>
+      </w:r>
+    </w:p>
+    <w:p>
+      <w:pPr>
+        <w:rPr>
+          <w:lang w:val="pl-PL"/>
+        </w:rPr>
+      </w:pPr>
+    </w:p>
+    <w:p>
+      <w:pPr>
+        <w:rPr>
+          <w:b/>
+          <w:bCs/>
+          <w:lang w:val="pl-PL"/>
+        </w:rPr>
+      </w:pPr>
+      <w:r>
+        <w:rPr>
+          <w:b/>
+          <w:bCs/>
+          <w:lang w:val="pl-PL"/>
+        </w:rPr>
+        <w:t>EthThread</w:t>
+      </w:r>
+    </w:p>
+    <w:p>
+      <w:pPr>
+        <w:rPr>
+          <w:lang w:val="pl-PL"/>
+        </w:rPr>
+      </w:pPr>
+      <w:r>
+        <w:rPr>
+          <w:lang w:val="pl-PL"/>
+        </w:rPr>
+        <w:t>Wątek odpowiedzialny za obsługę komunikacji sieciowej. Po uruchomieniu inicjalizowany jest stos TCP/IP NetXDuo, konfiguracja interfejsu Ethernet oraz serwer TCP nasłuchujący na porcie 5025.</w:t>
+      </w:r>
+    </w:p>
+    <w:p>
+      <w:pPr>
+        <w:rPr>
+          <w:lang w:val="pl-PL"/>
+        </w:rPr>
+      </w:pPr>
+    </w:p>
+    <w:p>
+      <w:pPr>
+        <w:rPr>
+          <w:lang w:val="pl-PL"/>
+        </w:rPr>
+      </w:pPr>
+      <w:r>
+        <w:rPr>
+          <w:lang w:val="pl-PL"/>
+        </w:rPr>
+        <w:t>Wątek odbiera polecenia SCPI przesyłane przez klienta sieciowego, przekazuje je do parsera komend oraz odsyła odpowiedzi do użytkownika.</w:t>
+      </w:r>
+    </w:p>
+    <w:p>
+      <w:pPr>
+        <w:rPr>
+          <w:lang w:val="pl-PL"/>
+        </w:rPr>
+      </w:pPr>
+    </w:p>
+    <w:p>
+      <w:pPr>
+        <w:pStyle w:val="ListParagraph"/>
+        <w:numPr>
+          <w:ilvl w:val="1"/>
+          <w:numId w:val="30"/>
+        </w:numPr>
+        <w:rPr>
+          <w:b/>
+          <w:bCs/>
+          <w:lang w:val="pl-PL"/>
+        </w:rPr>
+      </w:pPr>
+      <w:r>
+        <w:rPr>
+          <w:b/>
+          <w:bCs/>
+          <w:lang w:val="pl-PL"/>
+        </w:rPr>
+        <w:t>Moduł ChannelManager</w:t>
+      </w:r>
+    </w:p>
+    <w:p>
+      <w:pPr>
+        <w:pStyle w:val="ListParagraph"/>
+        <w:ind w:left="360"/>
+        <w:rPr>
+          <w:b/>
+          <w:bCs/>
+          <w:lang w:val="pl-PL"/>
+        </w:rPr>
+      </w:pPr>
+    </w:p>
+    <w:p>
+      <w:pPr>
+        <w:rPr>
+          <w:lang w:val="pl-PL"/>
+        </w:rPr>
+      </w:pPr>
+      <w:r>
+        <w:rPr>
+          <w:lang w:val="pl-PL"/>
+        </w:rPr>
+        <w:t>Centralnym elementem logiki aplikacji jest moduł ChannelManager zarządzający wszystkimi kanałami pomiarowymi.</w:t>
+      </w:r>
+    </w:p>
+    <w:p>
+      <w:pPr>
+        <w:rPr>
+          <w:lang w:val="pl-PL"/>
+        </w:rPr>
+      </w:pPr>
+      <w:r>
+        <w:rPr>
+          <w:lang w:val="pl-PL"/>
+        </w:rPr>
+        <w:t>Każdy z ośmiu kanałów posiada własną konfigurację obejmującą:</w:t>
+      </w:r>
+    </w:p>
+    <w:p>
+      <w:pPr>
+        <w:numPr>
+          <w:ilvl w:val="0"/>
+          <w:numId w:val="26"/>
+        </w:numPr>
+        <w:rPr>
+          <w:lang w:val="en-GB"/>
+        </w:rPr>
+      </w:pPr>
+      <w:proofErr w:type="spellStart"/>
+      <w:r>
+        <w:rPr>
+          <w:lang w:val="en-GB"/>
+        </w:rPr>
+        <w:t>typ</w:t>
+      </w:r>
+      <w:proofErr w:type="spellEnd"/>
+      <w:r>
+        <w:rPr>
+          <w:lang w:val="en-GB"/>
+        </w:rPr>
+        <w:t xml:space="preserve"> </w:t>
+      </w:r>
+      <w:proofErr w:type="spellStart"/>
+      <w:r>
+        <w:rPr>
+          <w:lang w:val="en-GB"/>
+        </w:rPr>
+        <w:t>termopary</w:t>
+      </w:r>
+      <w:proofErr w:type="spellEnd"/>
+      <w:r>
+        <w:rPr>
+          <w:lang w:val="en-GB"/>
+        </w:rPr>
+        <w:t>,</w:t>
+      </w:r>
+    </w:p>
+    <w:p>
+      <w:pPr>
+        <w:numPr>
+          <w:ilvl w:val="0"/>
+          <w:numId w:val="26"/>
+        </w:numPr>
+        <w:rPr>
+          <w:lang w:val="en-GB"/>
+        </w:rPr>
+      </w:pPr>
+      <w:proofErr w:type="spellStart"/>
+      <w:r>
+        <w:rPr>
+          <w:lang w:val="en-GB"/>
+        </w:rPr>
+        <w:t>wartość</w:t>
+      </w:r>
+      <w:proofErr w:type="spellEnd"/>
+      <w:r>
+        <w:rPr>
+          <w:lang w:val="en-GB"/>
+        </w:rPr>
+        <w:t xml:space="preserve"> </w:t>
+      </w:r>
+      <w:proofErr w:type="spellStart"/>
+      <w:r>
+        <w:rPr>
+          <w:lang w:val="en-GB"/>
+        </w:rPr>
+        <w:t>offsetu</w:t>
+      </w:r>
+      <w:proofErr w:type="spellEnd"/>
+      <w:r>
+        <w:rPr>
+          <w:lang w:val="en-GB"/>
+        </w:rPr>
+        <w:t xml:space="preserve"> </w:t>
+      </w:r>
+      <w:proofErr w:type="spellStart"/>
+      <w:r>
+        <w:rPr>
+          <w:lang w:val="en-GB"/>
+        </w:rPr>
+        <w:t>kalibracyjnego</w:t>
+      </w:r>
+      <w:proofErr w:type="spellEnd"/>
+      <w:r>
+        <w:rPr>
+          <w:lang w:val="en-GB"/>
+        </w:rPr>
+        <w:t>,</w:t>
+      </w:r>
+    </w:p>
+    <w:p>
+      <w:pPr>
+        <w:numPr>
+          <w:ilvl w:val="0"/>
+          <w:numId w:val="26"/>
+        </w:numPr>
+        <w:rPr>
+          <w:lang w:val="en-GB"/>
+        </w:rPr>
+      </w:pPr>
+      <w:proofErr w:type="spellStart"/>
+      <w:r>
+        <w:rPr>
+          <w:lang w:val="en-GB"/>
+        </w:rPr>
+        <w:t>współczynnik</w:t>
+      </w:r>
+      <w:proofErr w:type="spellEnd"/>
+      <w:r>
+        <w:rPr>
+          <w:lang w:val="en-GB"/>
+        </w:rPr>
+        <w:t xml:space="preserve"> </w:t>
+      </w:r>
+      <w:proofErr w:type="spellStart"/>
+      <w:r>
+        <w:rPr>
+          <w:lang w:val="en-GB"/>
+        </w:rPr>
+        <w:t>wzmocnienia</w:t>
+      </w:r>
+      <w:proofErr w:type="spellEnd"/>
+      <w:r>
+        <w:rPr>
+          <w:lang w:val="en-GB"/>
+        </w:rPr>
+        <w:t>,</w:t>
+      </w:r>
+    </w:p>
+    <w:p>
+      <w:pPr>
+        <w:numPr>
+          <w:ilvl w:val="0"/>
+          <w:numId w:val="26"/>
+        </w:numPr>
+        <w:rPr>
+          <w:lang w:val="en-GB"/>
+        </w:rPr>
+      </w:pPr>
+      <w:proofErr w:type="spellStart"/>
+      <w:r>
+        <w:rPr>
+          <w:lang w:val="en-GB"/>
+        </w:rPr>
+        <w:t>aktualną</w:t>
+      </w:r>
+      <w:proofErr w:type="spellEnd"/>
+      <w:r>
+        <w:rPr>
+          <w:lang w:val="en-GB"/>
+        </w:rPr>
+        <w:t xml:space="preserve"> </w:t>
+      </w:r>
+      <w:proofErr w:type="spellStart"/>
+      <w:r>
+        <w:rPr>
+          <w:lang w:val="en-GB"/>
+        </w:rPr>
+        <w:t>temperaturę</w:t>
+      </w:r>
+      <w:proofErr w:type="spellEnd"/>
+      <w:r>
+        <w:rPr>
+          <w:lang w:val="en-GB"/>
+        </w:rPr>
+        <w:t>,</w:t>
+      </w:r>
+    </w:p>
+    <w:p>
+      <w:pPr>
+        <w:numPr>
+          <w:ilvl w:val="0"/>
+          <w:numId w:val="26"/>
+        </w:numPr>
+        <w:rPr>
+          <w:lang w:val="en-GB"/>
+        </w:rPr>
+      </w:pPr>
+      <w:r>
+        <w:rPr>
+          <w:lang w:val="en-GB"/>
+        </w:rPr>
+        <w:t xml:space="preserve">status </w:t>
+      </w:r>
+      <w:proofErr w:type="spellStart"/>
+      <w:r>
+        <w:rPr>
+          <w:lang w:val="en-GB"/>
+        </w:rPr>
+        <w:t>błędów</w:t>
+      </w:r>
+      <w:proofErr w:type="spellEnd"/>
+      <w:r>
+        <w:rPr>
+          <w:lang w:val="en-GB"/>
+        </w:rPr>
+        <w:t>.</w:t>
+      </w:r>
+    </w:p>
+    <w:p>
+      <w:pPr>
+        <w:rPr>
+          <w:lang w:val="pl-PL"/>
+        </w:rPr>
+      </w:pPr>
+      <w:r>
+        <w:rPr>
+          <w:lang w:val="pl-PL"/>
+        </w:rPr>
+        <w:lastRenderedPageBreak/>
+        <w:t>Moduł udostępnia jednolity interfejs dla pozostałych części programu, dzięki czemu wyświetlacze, parser SCPI oraz przyszły sterownik układu LTC korzystają z tych samych danych.</w:t>
+      </w:r>
+    </w:p>
+    <w:p>
+      <w:pPr>
+        <w:rPr>
+          <w:lang w:val="pl-PL"/>
+        </w:rPr>
+      </w:pPr>
+    </w:p>
+    <w:p>
+      <w:pPr>
+        <w:rPr>
+          <w:lang w:val="pl-PL"/>
+        </w:rPr>
+      </w:pPr>
+      <w:r>
+        <w:rPr>
+          <w:lang w:val="pl-PL"/>
+        </w:rPr>
+        <w:t>Dodatkowo ChannelManager obsługuje mechanizm pamięci konfiguracji umożliwiający zapis parametrów w dziesięciu niezależnych slotach użytkownika.</w:t>
+      </w:r>
+    </w:p>
+    <w:p>
+      <w:pPr>
+        <w:rPr>
+          <w:lang w:val="pl-PL"/>
+        </w:rPr>
+      </w:pPr>
+    </w:p>
+    <w:p>
+      <w:pPr>
+        <w:rPr>
+          <w:lang w:val="pl-PL"/>
+        </w:rPr>
+      </w:pPr>
+      <w:r>
+        <w:rPr>
+          <w:lang w:val="pl-PL"/>
+        </w:rPr>
+        <w:t>Na obecnym etapie projektu moduł generuje symulowane dane pomiarowe wykorzystywane do testowania pozostałych elementów systemu.</w:t>
+      </w:r>
+    </w:p>
+    <w:p>
+      <w:pPr>
+        <w:rPr>
+          <w:lang w:val="pl-PL"/>
+        </w:rPr>
+      </w:pPr>
+    </w:p>
+    <w:p>
+      <w:pPr>
+        <w:pStyle w:val="ListParagraph"/>
+        <w:numPr>
+          <w:ilvl w:val="1"/>
+          <w:numId w:val="30"/>
+        </w:numPr>
+        <w:rPr>
+          <w:b/>
+          <w:bCs/>
+          <w:lang w:val="pl-PL"/>
+        </w:rPr>
+      </w:pPr>
+      <w:r>
+        <w:rPr>
+          <w:b/>
+          <w:bCs/>
+          <w:lang w:val="pl-PL"/>
+        </w:rPr>
+        <w:t>Komunikacja SCPI</w:t>
+      </w:r>
+    </w:p>
+    <w:p>
+      <w:pPr>
+        <w:pStyle w:val="ListParagraph"/>
+        <w:ind w:left="360"/>
+        <w:rPr>
+          <w:b/>
+          <w:bCs/>
+          <w:lang w:val="pl-PL"/>
+        </w:rPr>
+      </w:pPr>
+    </w:p>
+    <w:p>
+      <w:pPr>
+        <w:rPr>
+          <w:lang w:val="pl-PL"/>
+        </w:rPr>
+      </w:pPr>
+      <w:r>
+        <w:rPr>
+          <w:lang w:val="pl-PL"/>
+        </w:rPr>
+        <w:t>W celu zapewnienia kompatybilności z urządzeniami laboratoryjnymi wykorzystano standard SCPI (Standard Commands for Programmable Instruments).</w:t>
+      </w:r>
+    </w:p>
+    <w:p>
+      <w:pPr>
+        <w:rPr>
+          <w:lang w:val="pl-PL"/>
+        </w:rPr>
+      </w:pPr>
+      <w:r>
+        <w:rPr>
+          <w:lang w:val="pl-PL"/>
+        </w:rPr>
+        <w:t>Obsługa komend realizowana jest przez moduł ScpiParser. Parser umożliwia analizę pojedynczych poleceń, komend złożonych rozdzielonych średnikami oraz zapytań zakończonych znakiem zapytania.</w:t>
+      </w:r>
+    </w:p>
+    <w:p>
+      <w:pPr>
+        <w:rPr>
+          <w:lang w:val="pl-PL"/>
+        </w:rPr>
+      </w:pPr>
+    </w:p>
+    <w:p>
+      <w:pPr>
+        <w:rPr>
+          <w:lang w:val="pl-PL"/>
+        </w:rPr>
+      </w:pPr>
+      <w:r>
+        <w:rPr>
+          <w:lang w:val="pl-PL"/>
+        </w:rPr>
+        <w:t>Aktualnie zaimplementowano między innymi następujące polecenia:</w:t>
+      </w:r>
+    </w:p>
+    <w:p>
+      <w:pPr>
+        <w:rPr>
+          <w:lang w:val="pl-PL"/>
+        </w:rPr>
+      </w:pPr>
+    </w:p>
+    <w:p>
+      <w:pPr>
+        <w:numPr>
+          <w:ilvl w:val="0"/>
+          <w:numId w:val="27"/>
+        </w:numPr>
+        <w:rPr>
+          <w:lang w:val="en-GB"/>
+        </w:rPr>
+      </w:pPr>
+      <w:r>
+        <w:rPr>
+          <w:lang w:val="en-GB"/>
+        </w:rPr>
+        <w:t xml:space="preserve">*IDN? – </w:t>
+      </w:r>
+      <w:proofErr w:type="spellStart"/>
+      <w:r>
+        <w:rPr>
+          <w:lang w:val="en-GB"/>
+        </w:rPr>
+        <w:t>identyfikacja</w:t>
+      </w:r>
+      <w:proofErr w:type="spellEnd"/>
+      <w:r>
+        <w:rPr>
+          <w:lang w:val="en-GB"/>
+        </w:rPr>
+        <w:t xml:space="preserve"> </w:t>
+      </w:r>
+      <w:proofErr w:type="spellStart"/>
+      <w:r>
+        <w:rPr>
+          <w:lang w:val="en-GB"/>
+        </w:rPr>
+        <w:t>urządzenia</w:t>
+      </w:r>
+      <w:proofErr w:type="spellEnd"/>
+      <w:r>
+        <w:rPr>
+          <w:lang w:val="en-GB"/>
+        </w:rPr>
+        <w:t>,</w:t>
+      </w:r>
+    </w:p>
+    <w:p>
+      <w:pPr>
+        <w:numPr>
+          <w:ilvl w:val="0"/>
+          <w:numId w:val="27"/>
+        </w:numPr>
+        <w:rPr>
+          <w:lang w:val="en-GB"/>
+        </w:rPr>
+      </w:pPr>
+      <w:r>
+        <w:rPr>
+          <w:lang w:val="en-GB"/>
+        </w:rPr>
+        <w:t xml:space="preserve">*RST – </w:t>
+      </w:r>
+      <w:proofErr w:type="spellStart"/>
+      <w:r>
+        <w:rPr>
+          <w:lang w:val="en-GB"/>
+        </w:rPr>
+        <w:t>przywrócenie</w:t>
+      </w:r>
+      <w:proofErr w:type="spellEnd"/>
+      <w:r>
+        <w:rPr>
+          <w:lang w:val="en-GB"/>
+        </w:rPr>
+        <w:t xml:space="preserve"> </w:t>
+      </w:r>
+      <w:proofErr w:type="spellStart"/>
+      <w:r>
+        <w:rPr>
+          <w:lang w:val="en-GB"/>
+        </w:rPr>
+        <w:t>ustawień</w:t>
+      </w:r>
+      <w:proofErr w:type="spellEnd"/>
+      <w:r>
+        <w:rPr>
+          <w:lang w:val="en-GB"/>
+        </w:rPr>
+        <w:t xml:space="preserve"> </w:t>
+      </w:r>
+      <w:proofErr w:type="spellStart"/>
+      <w:r>
+        <w:rPr>
+          <w:lang w:val="en-GB"/>
+        </w:rPr>
+        <w:t>domyślnych</w:t>
+      </w:r>
+      <w:proofErr w:type="spellEnd"/>
+      <w:r>
+        <w:rPr>
+          <w:lang w:val="en-GB"/>
+        </w:rPr>
+        <w:t>,</w:t>
+      </w:r>
+    </w:p>
+    <w:p>
+      <w:pPr>
+        <w:numPr>
+          <w:ilvl w:val="0"/>
+          <w:numId w:val="27"/>
+        </w:numPr>
+        <w:rPr>
+          <w:lang w:val="pl-PL"/>
+        </w:rPr>
+      </w:pPr>
+      <w:r>
+        <w:rPr>
+          <w:lang w:val="pl-PL"/>
+        </w:rPr>
+        <w:t>CONF:TC:TYPE – konfiguracja typu termopary,</w:t>
+      </w:r>
+    </w:p>
+    <w:p>
+      <w:pPr>
+        <w:numPr>
+          <w:ilvl w:val="0"/>
+          <w:numId w:val="27"/>
+        </w:numPr>
+        <w:rPr>
+          <w:lang w:val="pl-PL"/>
+        </w:rPr>
+      </w:pPr>
+      <w:r>
+        <w:rPr>
+          <w:lang w:val="pl-PL"/>
+        </w:rPr>
+        <w:t>MEAS:TEMP – odczyt temperatury wybranego kanału,</w:t>
+      </w:r>
+    </w:p>
+    <w:p>
+      <w:pPr>
+        <w:numPr>
+          <w:ilvl w:val="0"/>
+          <w:numId w:val="27"/>
+        </w:numPr>
+        <w:rPr>
+          <w:lang w:val="en-GB"/>
+        </w:rPr>
+      </w:pPr>
+      <w:r>
+        <w:rPr>
+          <w:lang w:val="en-GB"/>
+        </w:rPr>
+        <w:t xml:space="preserve">READ? – </w:t>
+      </w:r>
+      <w:proofErr w:type="spellStart"/>
+      <w:r>
+        <w:rPr>
+          <w:lang w:val="en-GB"/>
+        </w:rPr>
+        <w:t>odczyt</w:t>
+      </w:r>
+      <w:proofErr w:type="spellEnd"/>
+      <w:r>
+        <w:rPr>
+          <w:lang w:val="en-GB"/>
+        </w:rPr>
+        <w:t xml:space="preserve"> </w:t>
+      </w:r>
+      <w:proofErr w:type="spellStart"/>
+      <w:r>
+        <w:rPr>
+          <w:lang w:val="en-GB"/>
+        </w:rPr>
+        <w:t>wszystkich</w:t>
+      </w:r>
+      <w:proofErr w:type="spellEnd"/>
+      <w:r>
+        <w:rPr>
+          <w:lang w:val="en-GB"/>
+        </w:rPr>
+        <w:t xml:space="preserve"> </w:t>
+      </w:r>
+      <w:proofErr w:type="spellStart"/>
+      <w:r>
+        <w:rPr>
+          <w:lang w:val="en-GB"/>
+        </w:rPr>
+        <w:t>kanałów</w:t>
+      </w:r>
+      <w:proofErr w:type="spellEnd"/>
+      <w:r>
+        <w:rPr>
+          <w:lang w:val="en-GB"/>
+        </w:rPr>
+        <w:t>,</w:t>
+      </w:r>
+    </w:p>
+    <w:p>
+      <w:pPr>
+        <w:numPr>
+          <w:ilvl w:val="0"/>
+          <w:numId w:val="27"/>
+        </w:numPr>
+        <w:rPr>
+          <w:lang w:val="pl-PL"/>
+        </w:rPr>
+      </w:pPr>
+      <w:r>
+        <w:rPr>
+          <w:lang w:val="pl-PL"/>
+        </w:rPr>
+        <w:t>CAL:OFFSET – ustawienie korekcji offsetu,</w:t>
+      </w:r>
+    </w:p>
+    <w:p>
+      <w:pPr>
+        <w:numPr>
+          <w:ilvl w:val="0"/>
+          <w:numId w:val="27"/>
+        </w:numPr>
+        <w:rPr>
+          <w:lang w:val="pl-PL"/>
+        </w:rPr>
+      </w:pPr>
+      <w:r>
+        <w:rPr>
+          <w:lang w:val="pl-PL"/>
+        </w:rPr>
+        <w:t>STAT:CHAN? – odczyt stanu kanału,</w:t>
+      </w:r>
+    </w:p>
+    <w:p>
+      <w:pPr>
+        <w:numPr>
+          <w:ilvl w:val="0"/>
+          <w:numId w:val="27"/>
+        </w:numPr>
+        <w:rPr>
+          <w:lang w:val="pl-PL"/>
+        </w:rPr>
+      </w:pPr>
+      <w:r>
+        <w:rPr>
+          <w:lang w:val="pl-PL"/>
+        </w:rPr>
+        <w:t>MEM:STORE – zapis konfiguracji do pamięci.</w:t>
+      </w:r>
+    </w:p>
+    <w:p>
+      <w:pPr>
+        <w:rPr>
+          <w:lang w:val="pl-PL"/>
+        </w:rPr>
+      </w:pPr>
+      <w:r>
+        <w:rPr>
+          <w:lang w:val="pl-PL"/>
+        </w:rPr>
+        <w:t>Dzięki zastosowaniu standardu SCPI urządzenie może być sterowane z poziomu aplikacji laboratoryjnych bez konieczności opracowywania własnego protokołu komunikacyjnego.</w:t>
+      </w:r>
+    </w:p>
+    <w:p>
+      <w:pPr>
+        <w:rPr>
+          <w:lang w:val="pl-PL"/>
+        </w:rPr>
+      </w:pPr>
+    </w:p>
+    <w:p>
+      <w:pPr>
+        <w:pStyle w:val="ListParagraph"/>
+        <w:numPr>
+          <w:ilvl w:val="1"/>
+          <w:numId w:val="30"/>
+        </w:numPr>
+        <w:rPr>
+          <w:b/>
+          <w:bCs/>
+          <w:lang w:val="pl-PL"/>
+        </w:rPr>
+      </w:pPr>
+      <w:r>
+        <w:rPr>
+          <w:b/>
+          <w:bCs/>
+          <w:lang w:val="pl-PL"/>
+        </w:rPr>
+        <w:t>Obsługa karty SD</w:t>
+      </w:r>
+    </w:p>
+    <w:p>
+      <w:pPr>
+        <w:rPr>
+          <w:b/>
+          <w:bCs/>
+          <w:lang w:val="pl-PL"/>
+        </w:rPr>
+      </w:pPr>
+    </w:p>
+    <w:p>
+      <w:pPr>
+        <w:rPr>
+          <w:lang w:val="pl-PL"/>
+        </w:rPr>
+      </w:pPr>
+      <w:r>
+        <w:rPr>
+          <w:lang w:val="pl-PL"/>
+        </w:rPr>
+        <w:t>Moduł SdCard odpowiada za komunikację z kartą pamięci SD wykorzystując kontroler SDMMC1 mikrokontrolera.</w:t>
+      </w:r>
+    </w:p>
+    <w:p>
+      <w:pPr>
+        <w:rPr>
+          <w:lang w:val="en-GB"/>
+        </w:rPr>
+      </w:pPr>
+      <w:proofErr w:type="spellStart"/>
+      <w:r>
+        <w:rPr>
+          <w:lang w:val="en-GB"/>
+        </w:rPr>
+        <w:t>Sterownik</w:t>
+      </w:r>
+      <w:proofErr w:type="spellEnd"/>
+      <w:r>
+        <w:rPr>
+          <w:lang w:val="en-GB"/>
+        </w:rPr>
+        <w:t xml:space="preserve"> </w:t>
+      </w:r>
+      <w:proofErr w:type="spellStart"/>
+      <w:r>
+        <w:rPr>
+          <w:lang w:val="en-GB"/>
+        </w:rPr>
+        <w:t>realizuje</w:t>
+      </w:r>
+      <w:proofErr w:type="spellEnd"/>
+      <w:r>
+        <w:rPr>
+          <w:lang w:val="en-GB"/>
+        </w:rPr>
+        <w:t>:</w:t>
+      </w:r>
+    </w:p>
+    <w:p>
+      <w:pPr>
+        <w:numPr>
+          <w:ilvl w:val="0"/>
+          <w:numId w:val="28"/>
+        </w:numPr>
+        <w:rPr>
+          <w:lang w:val="en-GB"/>
+        </w:rPr>
+      </w:pPr>
+      <w:proofErr w:type="spellStart"/>
+      <w:r>
+        <w:rPr>
+          <w:lang w:val="en-GB"/>
+        </w:rPr>
+        <w:t>inicjalizację</w:t>
+      </w:r>
+      <w:proofErr w:type="spellEnd"/>
+      <w:r>
+        <w:rPr>
+          <w:lang w:val="en-GB"/>
+        </w:rPr>
+        <w:t xml:space="preserve"> </w:t>
+      </w:r>
+      <w:proofErr w:type="spellStart"/>
+      <w:r>
+        <w:rPr>
+          <w:lang w:val="en-GB"/>
+        </w:rPr>
+        <w:t>karty</w:t>
+      </w:r>
+      <w:proofErr w:type="spellEnd"/>
+      <w:r>
+        <w:rPr>
+          <w:lang w:val="en-GB"/>
+        </w:rPr>
+        <w:t>,</w:t>
+      </w:r>
+    </w:p>
+    <w:p>
+      <w:pPr>
+        <w:numPr>
+          <w:ilvl w:val="0"/>
+          <w:numId w:val="28"/>
+        </w:numPr>
+        <w:rPr>
+          <w:lang w:val="en-GB"/>
+        </w:rPr>
+      </w:pPr>
+      <w:proofErr w:type="spellStart"/>
+      <w:r>
+        <w:rPr>
+          <w:lang w:val="en-GB"/>
+        </w:rPr>
+        <w:t>odczyt</w:t>
+      </w:r>
+      <w:proofErr w:type="spellEnd"/>
+      <w:r>
+        <w:rPr>
+          <w:lang w:val="en-GB"/>
+        </w:rPr>
+        <w:t xml:space="preserve"> </w:t>
+      </w:r>
+      <w:proofErr w:type="spellStart"/>
+      <w:r>
+        <w:rPr>
+          <w:lang w:val="en-GB"/>
+        </w:rPr>
+        <w:t>sektorów</w:t>
+      </w:r>
+      <w:proofErr w:type="spellEnd"/>
+      <w:r>
+        <w:rPr>
+          <w:lang w:val="en-GB"/>
+        </w:rPr>
+        <w:t>,</w:t>
+      </w:r>
+    </w:p>
+    <w:p>
+      <w:pPr>
+        <w:numPr>
+          <w:ilvl w:val="0"/>
+          <w:numId w:val="28"/>
+        </w:numPr>
+        <w:rPr>
+          <w:lang w:val="en-GB"/>
+        </w:rPr>
+      </w:pPr>
+      <w:proofErr w:type="spellStart"/>
+      <w:r>
+        <w:rPr>
+          <w:lang w:val="en-GB"/>
+        </w:rPr>
+        <w:t>zapis</w:t>
+      </w:r>
+      <w:proofErr w:type="spellEnd"/>
+      <w:r>
+        <w:rPr>
+          <w:lang w:val="en-GB"/>
+        </w:rPr>
+        <w:t xml:space="preserve"> </w:t>
+      </w:r>
+      <w:proofErr w:type="spellStart"/>
+      <w:r>
+        <w:rPr>
+          <w:lang w:val="en-GB"/>
+        </w:rPr>
+        <w:t>sektorów</w:t>
+      </w:r>
+      <w:proofErr w:type="spellEnd"/>
+      <w:r>
+        <w:rPr>
+          <w:lang w:val="en-GB"/>
+        </w:rPr>
+        <w:t>,</w:t>
+      </w:r>
+    </w:p>
+    <w:p>
+      <w:pPr>
+        <w:numPr>
+          <w:ilvl w:val="0"/>
+          <w:numId w:val="28"/>
+        </w:numPr>
+        <w:rPr>
+          <w:lang w:val="en-GB"/>
+        </w:rPr>
+      </w:pPr>
+      <w:proofErr w:type="spellStart"/>
+      <w:r>
+        <w:rPr>
+          <w:lang w:val="en-GB"/>
+        </w:rPr>
+        <w:t>wykrywanie</w:t>
+      </w:r>
+      <w:proofErr w:type="spellEnd"/>
+      <w:r>
+        <w:rPr>
+          <w:lang w:val="en-GB"/>
+        </w:rPr>
+        <w:t xml:space="preserve"> </w:t>
+      </w:r>
+      <w:proofErr w:type="spellStart"/>
+      <w:r>
+        <w:rPr>
+          <w:lang w:val="en-GB"/>
+        </w:rPr>
+        <w:t>obecności</w:t>
+      </w:r>
+      <w:proofErr w:type="spellEnd"/>
+      <w:r>
+        <w:rPr>
+          <w:lang w:val="en-GB"/>
+        </w:rPr>
+        <w:t xml:space="preserve"> </w:t>
+      </w:r>
+      <w:proofErr w:type="spellStart"/>
+      <w:r>
+        <w:rPr>
+          <w:lang w:val="en-GB"/>
+        </w:rPr>
+        <w:t>nośnika</w:t>
+      </w:r>
+      <w:proofErr w:type="spellEnd"/>
+      <w:r>
+        <w:rPr>
+          <w:lang w:val="en-GB"/>
+        </w:rPr>
+        <w:t>,</w:t>
+      </w:r>
+    </w:p>
+    <w:p>
+      <w:pPr>
+        <w:numPr>
+          <w:ilvl w:val="0"/>
+          <w:numId w:val="28"/>
+        </w:numPr>
+        <w:rPr>
+          <w:lang w:val="en-GB"/>
+        </w:rPr>
+      </w:pPr>
+      <w:proofErr w:type="spellStart"/>
+      <w:r>
+        <w:rPr>
+          <w:lang w:val="en-GB"/>
+        </w:rPr>
+        <w:t>odczyt</w:t>
+      </w:r>
+      <w:proofErr w:type="spellEnd"/>
+      <w:r>
+        <w:rPr>
+          <w:lang w:val="en-GB"/>
+        </w:rPr>
+        <w:t xml:space="preserve"> </w:t>
+      </w:r>
+      <w:proofErr w:type="spellStart"/>
+      <w:r>
+        <w:rPr>
+          <w:lang w:val="en-GB"/>
+        </w:rPr>
+        <w:t>parametrów</w:t>
+      </w:r>
+      <w:proofErr w:type="spellEnd"/>
+      <w:r>
+        <w:rPr>
+          <w:lang w:val="en-GB"/>
+        </w:rPr>
+        <w:t xml:space="preserve"> </w:t>
+      </w:r>
+      <w:proofErr w:type="spellStart"/>
+      <w:r>
+        <w:rPr>
+          <w:lang w:val="en-GB"/>
+        </w:rPr>
+        <w:t>karty</w:t>
+      </w:r>
+      <w:proofErr w:type="spellEnd"/>
+      <w:r>
+        <w:rPr>
+          <w:lang w:val="en-GB"/>
+        </w:rPr>
+        <w:t>.</w:t>
+      </w:r>
+    </w:p>
+    <w:p>
+      <w:pPr>
+        <w:rPr>
+          <w:lang w:val="pl-PL"/>
+        </w:rPr>
+      </w:pPr>
+      <w:r>
+        <w:rPr>
+          <w:lang w:val="pl-PL"/>
+        </w:rPr>
+        <w:t>Ze względu na wielowątkowy charakter aplikacji dostęp do karty zabezpieczony został przy pomocy mutexa ThreadX. Rozwiązanie to eliminuje ryzyko jednoczesnego dostępu kilku zadań do tego samego urządzenia i zwiększa niezawodność działania systemu.</w:t>
+      </w:r>
+    </w:p>
+    <w:p>
+      <w:pPr>
+        <w:rPr>
+          <w:lang w:val="pl-PL"/>
+        </w:rPr>
+      </w:pPr>
+      <w:r>
+        <w:rPr>
+          <w:lang w:val="pl-PL"/>
+        </w:rPr>
+        <w:t>Maksymalny czas oczekiwania na zakończenie operacji odczytu lub zapisu wynosi 5 sekund.</w:t>
+      </w:r>
+    </w:p>
+    <w:p>
+      <w:pPr>
+        <w:rPr>
+          <w:lang w:val="pl-PL"/>
+        </w:rPr>
+      </w:pPr>
     </w:p>
     <w:p>
       <w:pPr>
         <w:pStyle w:val="Heading1"/>
         <w:numPr>
           <w:ilvl w:val="0"/>
-          <w:numId w:val="6"/>
+          <w:numId w:val="11"/>
         </w:numPr>
         <w:spacing w:before="240" w:line="240" w:lineRule="auto"/>
         <w:rPr>
           <w:rFonts w:eastAsia="Palatino Linotype" w:cs="Palatino Linotype"/>
         </w:rPr>
       </w:pPr>
-      <w:bookmarkStart w:name="_Toc138354097" w:id="15"/>
-      <w:bookmarkStart w:name="_Toc1229039987" w:id="321153638"/>
+      <w:bookmarkStart w:id="15" w:name="_Toc138354097"/>
+      <w:bookmarkStart w:id="16" w:name="_Toc1229039987"/>
       <w:r>
         <w:rPr>
           <w:rFonts w:eastAsia="Palatino Linotype" w:cs="Palatino Linotype"/>
         </w:rPr>
+        <w:lastRenderedPageBreak/>
         <w:t>Uruchomienie</w:t>
       </w:r>
       <w:bookmarkEnd w:id="15"/>
-      <w:bookmarkEnd w:id="321153638"/>
-    </w:p>
-    <w:p>
-      <w:pPr>
-        <w:rPr>
-          <w:color w:val="auto"/>
-        </w:rPr>
-      </w:pPr>
-      <w:r>
-        <w:rPr>
-          <w:color w:val="auto"/>
-        </w:rPr>
+      <w:bookmarkEnd w:id="16"/>
+    </w:p>
+    <w:p>
+      <w:r>
         <w:t>TODO</w:t>
       </w:r>
     </w:p>
@@ -3163,8 +4222,8 @@
           <w:rFonts w:eastAsia="Palatino Linotype" w:cs="Palatino Linotype"/>
         </w:rPr>
       </w:pPr>
-      <w:bookmarkStart w:name="_Toc138354098" w:id="17"/>
-      <w:bookmarkStart w:name="_Toc223077287" w:id="1943775509"/>
+      <w:bookmarkStart w:id="17" w:name="_Toc138354098"/>
+      <w:bookmarkStart w:id="18" w:name="_Toc223077287"/>
       <w:r>
         <w:rPr>
           <w:rFonts w:eastAsia="Palatino Linotype" w:cs="Palatino Linotype"/>
@@ -3172,11 +4231,11 @@
         <w:t>Bibliografia</w:t>
       </w:r>
       <w:bookmarkEnd w:id="17"/>
-      <w:bookmarkEnd w:id="1943775509"/>
+      <w:bookmarkEnd w:id="18"/>
     </w:p>
     <w:p/>
     <w:sectPr>
-      <w:pgSz w:w="11909" w:h="16834" w:orient="portrait"/>
+      <w:pgSz w:w="11909" w:h="16834"/>
       <w:pgMar w:top="1440" w:right="1440" w:bottom="1440" w:left="1440" w:header="720" w:footer="720" w:gutter="0"/>
       <w:pgNumType w:start="1"/>
       <w:cols w:space="708"/>
@@ -3187,490 +4246,11 @@
 
 <file path=word/numbering.xml><?xml version="1.0" encoding="utf-8"?>
 <w:numbering xmlns:wpc="http://schemas.microsoft.com/office/word/2010/wordprocessingCanvas" xmlns:cx="http://schemas.microsoft.com/office/drawing/2014/chartex" xmlns:cx1="http://schemas.microsoft.com/office/drawing/2015/9/8/chartex" xmlns:cx2="http://schemas.microsoft.com/office/drawing/2015/10/21/chartex" xmlns:cx3="http://schemas.microsoft.com/office/drawing/2016/5/9/chartex" xmlns:cx4="http://schemas.microsoft.com/office/drawing/2016/5/10/chartex" xmlns:cx5="http://schemas.microsoft.com/office/drawing/2016/5/11/chartex" xmlns:cx6="http://schemas.microsoft.com/office/drawing/2016/5/12/chartex" xmlns:cx7="http://schemas.microsoft.com/office/drawing/2016/5/13/chartex" xmlns:cx8="http://schemas.microsoft.com/office/drawing/2016/5/14/chartex" xmlns:mc="http://schemas.openxmlformats.org/markup-compatibility/2006" xmlns:aink="http://schemas.microsoft.com/office/drawing/2016/ink" xmlns:am3d="http://schemas.microsoft.com/office/drawing/2017/model3d" xmlns:o="urn:schemas-microsoft-com:office:office" xmlns:oel="http://schemas.microsoft.com/office/2019/extlst" xmlns:r="http://schemas.openxmlformats.org/officeDocument/2006/relationships" xmlns:m="http://schemas.openxmlformats.org/officeDocument/2006/math" xmlns:v="urn:schemas-microsoft-com:vml" xmlns:wp14="http://schemas.microsoft.com/office/word/2010/wordprocessingDrawing" xmlns:wp="http://schemas.openxmlformats.org/drawingml/2006/wordprocessingDrawing" xmlns:w10="urn:schemas-microsoft-com:office:word" xmlns:w="http://schemas.openxmlformats.org/wordprocessingml/2006/main" xmlns:w14="http://schemas.microsoft.com/office/word/2010/wordml" xmlns:w15="http://schemas.microsoft.com/office/word/2012/wordml" xmlns:w16cex="http://schemas.microsoft.com/office/word/2018/wordml/cex" xmlns:w16cid="http://schemas.microsoft.com/office/word/2016/wordml/cid" xmlns:w16="http://schemas.microsoft.com/office/word/2018/wordml" xmlns:w16du="http://schemas.microsoft.com/office/word/2023/wordml/word16du" xmlns:w16sdtdh="http://schemas.microsoft.com/office/word/2020/wordml/sdtdatahash" xmlns:w16sdtfl="http://schemas.microsoft.com/office/word/2024/wordml/sdtformatlock" xmlns:w16se="http://schemas.microsoft.com/office/word/2015/wordml/symex" xmlns:wpg="http://schemas.microsoft.com/office/word/2010/wordprocessingGroup" xmlns:wpi="http://schemas.microsoft.com/office/word/2010/wordprocessingInk" xmlns:wne="http://schemas.microsoft.com/office/word/2006/wordml" xmlns:wps="http://schemas.microsoft.com/office/word/2010/wordprocessingShape" mc:Ignorable="w14 w15 w16se w16cid w16 w16cex w16sdtdh w16sdtfl w16du wp14">
-  <w:abstractNum xmlns:w="http://schemas.openxmlformats.org/wordprocessingml/2006/main" w:abstractNumId="24">
-    <w:nsid w:val="6c572e6d"/>
-    <w:multiLevelType xmlns:w="http://schemas.openxmlformats.org/wordprocessingml/2006/main" w:val="hybridMultilevel"/>
-    <w:lvl xmlns:w="http://schemas.openxmlformats.org/wordprocessingml/2006/main" w:ilvl="0">
-      <w:start w:val="1"/>
-      <w:numFmt w:val="bullet"/>
-      <w:lvlText w:val=""/>
-      <w:lvlJc w:val="left"/>
-      <w:pPr>
-        <w:ind w:left="720" w:hanging="360"/>
-      </w:pPr>
-      <w:rPr>
-        <w:rFonts w:hint="default" w:ascii="Symbol" w:hAnsi="Symbol"/>
-      </w:rPr>
-    </w:lvl>
-    <w:lvl xmlns:w="http://schemas.openxmlformats.org/wordprocessingml/2006/main" w:ilvl="1">
-      <w:start w:val="1"/>
-      <w:numFmt w:val="bullet"/>
-      <w:lvlText w:val="o"/>
-      <w:lvlJc w:val="left"/>
-      <w:pPr>
-        <w:ind w:left="1440" w:hanging="360"/>
-      </w:pPr>
-      <w:rPr>
-        <w:rFonts w:hint="default" w:ascii="Courier New" w:hAnsi="Courier New"/>
-      </w:rPr>
-    </w:lvl>
-    <w:lvl xmlns:w="http://schemas.openxmlformats.org/wordprocessingml/2006/main" w:ilvl="2">
-      <w:start w:val="1"/>
-      <w:numFmt w:val="bullet"/>
-      <w:lvlText w:val=""/>
-      <w:lvlJc w:val="left"/>
-      <w:pPr>
-        <w:ind w:left="2160" w:hanging="360"/>
-      </w:pPr>
-      <w:rPr>
-        <w:rFonts w:hint="default" w:ascii="Wingdings" w:hAnsi="Wingdings"/>
-      </w:rPr>
-    </w:lvl>
-    <w:lvl xmlns:w="http://schemas.openxmlformats.org/wordprocessingml/2006/main" w:ilvl="3">
-      <w:start w:val="1"/>
-      <w:numFmt w:val="bullet"/>
-      <w:lvlText w:val=""/>
-      <w:lvlJc w:val="left"/>
-      <w:pPr>
-        <w:ind w:left="2880" w:hanging="360"/>
-      </w:pPr>
-      <w:rPr>
-        <w:rFonts w:hint="default" w:ascii="Symbol" w:hAnsi="Symbol"/>
-      </w:rPr>
-    </w:lvl>
-    <w:lvl xmlns:w="http://schemas.openxmlformats.org/wordprocessingml/2006/main" w:ilvl="4">
-      <w:start w:val="1"/>
-      <w:numFmt w:val="bullet"/>
-      <w:lvlText w:val="o"/>
-      <w:lvlJc w:val="left"/>
-      <w:pPr>
-        <w:ind w:left="3600" w:hanging="360"/>
-      </w:pPr>
-      <w:rPr>
-        <w:rFonts w:hint="default" w:ascii="Courier New" w:hAnsi="Courier New"/>
-      </w:rPr>
-    </w:lvl>
-    <w:lvl xmlns:w="http://schemas.openxmlformats.org/wordprocessingml/2006/main" w:ilvl="5">
-      <w:start w:val="1"/>
-      <w:numFmt w:val="bullet"/>
-      <w:lvlText w:val=""/>
-      <w:lvlJc w:val="left"/>
-      <w:pPr>
-        <w:ind w:left="4320" w:hanging="360"/>
-      </w:pPr>
-      <w:rPr>
-        <w:rFonts w:hint="default" w:ascii="Wingdings" w:hAnsi="Wingdings"/>
-      </w:rPr>
-    </w:lvl>
-    <w:lvl xmlns:w="http://schemas.openxmlformats.org/wordprocessingml/2006/main" w:ilvl="6">
-      <w:start w:val="1"/>
-      <w:numFmt w:val="bullet"/>
-      <w:lvlText w:val=""/>
-      <w:lvlJc w:val="left"/>
-      <w:pPr>
-        <w:ind w:left="5040" w:hanging="360"/>
-      </w:pPr>
-      <w:rPr>
-        <w:rFonts w:hint="default" w:ascii="Symbol" w:hAnsi="Symbol"/>
-      </w:rPr>
-    </w:lvl>
-    <w:lvl xmlns:w="http://schemas.openxmlformats.org/wordprocessingml/2006/main" w:ilvl="7">
-      <w:start w:val="1"/>
-      <w:numFmt w:val="bullet"/>
-      <w:lvlText w:val="o"/>
-      <w:lvlJc w:val="left"/>
-      <w:pPr>
-        <w:ind w:left="5760" w:hanging="360"/>
-      </w:pPr>
-      <w:rPr>
-        <w:rFonts w:hint="default" w:ascii="Courier New" w:hAnsi="Courier New"/>
-      </w:rPr>
-    </w:lvl>
-    <w:lvl xmlns:w="http://schemas.openxmlformats.org/wordprocessingml/2006/main" w:ilvl="8">
-      <w:start w:val="1"/>
-      <w:numFmt w:val="bullet"/>
-      <w:lvlText w:val=""/>
-      <w:lvlJc w:val="left"/>
-      <w:pPr>
-        <w:ind w:left="6480" w:hanging="360"/>
-      </w:pPr>
-      <w:rPr>
-        <w:rFonts w:hint="default" w:ascii="Wingdings" w:hAnsi="Wingdings"/>
-      </w:rPr>
-    </w:lvl>
-  </w:abstractNum>
-  <w:abstractNum xmlns:w="http://schemas.openxmlformats.org/wordprocessingml/2006/main" w:abstractNumId="23">
-    <w:nsid w:val="28463b60"/>
-    <w:multiLevelType xmlns:w="http://schemas.openxmlformats.org/wordprocessingml/2006/main" w:val="hybridMultilevel"/>
-    <w:lvl xmlns:w="http://schemas.openxmlformats.org/wordprocessingml/2006/main" w:ilvl="0">
-      <w:start w:val="1"/>
-      <w:numFmt w:val="decimal"/>
-      <w:lvlText w:val="%1."/>
-      <w:lvlJc w:val="left"/>
-      <w:pPr>
-        <w:ind w:left="720" w:hanging="360"/>
-      </w:pPr>
-    </w:lvl>
-    <w:lvl xmlns:w="http://schemas.openxmlformats.org/wordprocessingml/2006/main" w:ilvl="1">
-      <w:start w:val="1"/>
-      <w:numFmt w:val="lowerLetter"/>
-      <w:lvlText w:val="%2."/>
-      <w:lvlJc w:val="left"/>
-      <w:pPr>
-        <w:ind w:left="1440" w:hanging="360"/>
-      </w:pPr>
-    </w:lvl>
-    <w:lvl xmlns:w="http://schemas.openxmlformats.org/wordprocessingml/2006/main" w:ilvl="2">
-      <w:start w:val="1"/>
-      <w:numFmt w:val="lowerRoman"/>
-      <w:lvlText w:val="%3."/>
-      <w:lvlJc w:val="right"/>
-      <w:pPr>
-        <w:ind w:left="2160" w:hanging="180"/>
-      </w:pPr>
-    </w:lvl>
-    <w:lvl xmlns:w="http://schemas.openxmlformats.org/wordprocessingml/2006/main" w:ilvl="3">
-      <w:start w:val="1"/>
-      <w:numFmt w:val="decimal"/>
-      <w:lvlText w:val="%4."/>
-      <w:lvlJc w:val="left"/>
-      <w:pPr>
-        <w:ind w:left="2880" w:hanging="360"/>
-      </w:pPr>
-    </w:lvl>
-    <w:lvl xmlns:w="http://schemas.openxmlformats.org/wordprocessingml/2006/main" w:ilvl="4">
-      <w:start w:val="1"/>
-      <w:numFmt w:val="lowerLetter"/>
-      <w:lvlText w:val="%5."/>
-      <w:lvlJc w:val="left"/>
-      <w:pPr>
-        <w:ind w:left="3600" w:hanging="360"/>
-      </w:pPr>
-    </w:lvl>
-    <w:lvl xmlns:w="http://schemas.openxmlformats.org/wordprocessingml/2006/main" w:ilvl="5">
-      <w:start w:val="1"/>
-      <w:numFmt w:val="lowerRoman"/>
-      <w:lvlText w:val="%6."/>
-      <w:lvlJc w:val="right"/>
-      <w:pPr>
-        <w:ind w:left="4320" w:hanging="180"/>
-      </w:pPr>
-    </w:lvl>
-    <w:lvl xmlns:w="http://schemas.openxmlformats.org/wordprocessingml/2006/main" w:ilvl="6">
-      <w:start w:val="1"/>
-      <w:numFmt w:val="decimal"/>
-      <w:lvlText w:val="%7."/>
-      <w:lvlJc w:val="left"/>
-      <w:pPr>
-        <w:ind w:left="5040" w:hanging="360"/>
-      </w:pPr>
-    </w:lvl>
-    <w:lvl xmlns:w="http://schemas.openxmlformats.org/wordprocessingml/2006/main" w:ilvl="7">
-      <w:start w:val="1"/>
-      <w:numFmt w:val="lowerLetter"/>
-      <w:lvlText w:val="%8."/>
-      <w:lvlJc w:val="left"/>
-      <w:pPr>
-        <w:ind w:left="5760" w:hanging="360"/>
-      </w:pPr>
-    </w:lvl>
-    <w:lvl xmlns:w="http://schemas.openxmlformats.org/wordprocessingml/2006/main" w:ilvl="8">
-      <w:start w:val="1"/>
-      <w:numFmt w:val="lowerRoman"/>
-      <w:lvlText w:val="%9."/>
-      <w:lvlJc w:val="right"/>
-      <w:pPr>
-        <w:ind w:left="6480" w:hanging="180"/>
-      </w:pPr>
-    </w:lvl>
-  </w:abstractNum>
-  <w:abstractNum xmlns:w="http://schemas.openxmlformats.org/wordprocessingml/2006/main" w:abstractNumId="22">
-    <w:nsid w:val="6053389d"/>
-    <w:multiLevelType xmlns:w="http://schemas.openxmlformats.org/wordprocessingml/2006/main" w:val="hybridMultilevel"/>
-    <w:lvl xmlns:w="http://schemas.openxmlformats.org/wordprocessingml/2006/main" w:ilvl="0">
-      <w:start w:val="1"/>
-      <w:numFmt w:val="decimal"/>
-      <w:lvlText w:val="%1."/>
-      <w:lvlJc w:val="left"/>
-      <w:pPr>
-        <w:ind w:left="720" w:hanging="360"/>
-      </w:pPr>
-    </w:lvl>
-    <w:lvl xmlns:w="http://schemas.openxmlformats.org/wordprocessingml/2006/main" w:ilvl="1">
-      <w:start w:val="1"/>
-      <w:numFmt w:val="lowerLetter"/>
-      <w:lvlText w:val="%2."/>
-      <w:lvlJc w:val="left"/>
-      <w:pPr>
-        <w:ind w:left="1440" w:hanging="360"/>
-      </w:pPr>
-    </w:lvl>
-    <w:lvl xmlns:w="http://schemas.openxmlformats.org/wordprocessingml/2006/main" w:ilvl="2">
-      <w:start w:val="1"/>
-      <w:numFmt w:val="lowerRoman"/>
-      <w:lvlText w:val="%3."/>
-      <w:lvlJc w:val="right"/>
-      <w:pPr>
-        <w:ind w:left="2160" w:hanging="180"/>
-      </w:pPr>
-    </w:lvl>
-    <w:lvl xmlns:w="http://schemas.openxmlformats.org/wordprocessingml/2006/main" w:ilvl="3">
-      <w:start w:val="1"/>
-      <w:numFmt w:val="decimal"/>
-      <w:lvlText w:val="%4."/>
-      <w:lvlJc w:val="left"/>
-      <w:pPr>
-        <w:ind w:left="2880" w:hanging="360"/>
-      </w:pPr>
-    </w:lvl>
-    <w:lvl xmlns:w="http://schemas.openxmlformats.org/wordprocessingml/2006/main" w:ilvl="4">
-      <w:start w:val="1"/>
-      <w:numFmt w:val="lowerLetter"/>
-      <w:lvlText w:val="%5."/>
-      <w:lvlJc w:val="left"/>
-      <w:pPr>
-        <w:ind w:left="3600" w:hanging="360"/>
-      </w:pPr>
-    </w:lvl>
-    <w:lvl xmlns:w="http://schemas.openxmlformats.org/wordprocessingml/2006/main" w:ilvl="5">
-      <w:start w:val="1"/>
-      <w:numFmt w:val="lowerRoman"/>
-      <w:lvlText w:val="%6."/>
-      <w:lvlJc w:val="right"/>
-      <w:pPr>
-        <w:ind w:left="4320" w:hanging="180"/>
-      </w:pPr>
-    </w:lvl>
-    <w:lvl xmlns:w="http://schemas.openxmlformats.org/wordprocessingml/2006/main" w:ilvl="6">
-      <w:start w:val="1"/>
-      <w:numFmt w:val="decimal"/>
-      <w:lvlText w:val="%7."/>
-      <w:lvlJc w:val="left"/>
-      <w:pPr>
-        <w:ind w:left="5040" w:hanging="360"/>
-      </w:pPr>
-    </w:lvl>
-    <w:lvl xmlns:w="http://schemas.openxmlformats.org/wordprocessingml/2006/main" w:ilvl="7">
-      <w:start w:val="1"/>
-      <w:numFmt w:val="lowerLetter"/>
-      <w:lvlText w:val="%8."/>
-      <w:lvlJc w:val="left"/>
-      <w:pPr>
-        <w:ind w:left="5760" w:hanging="360"/>
-      </w:pPr>
-    </w:lvl>
-    <w:lvl xmlns:w="http://schemas.openxmlformats.org/wordprocessingml/2006/main" w:ilvl="8">
-      <w:start w:val="1"/>
-      <w:numFmt w:val="lowerRoman"/>
-      <w:lvlText w:val="%9."/>
-      <w:lvlJc w:val="right"/>
-      <w:pPr>
-        <w:ind w:left="6480" w:hanging="180"/>
-      </w:pPr>
-    </w:lvl>
-  </w:abstractNum>
-  <w:abstractNum xmlns:w="http://schemas.openxmlformats.org/wordprocessingml/2006/main" w:abstractNumId="21">
-    <w:nsid w:val="179b0e2a"/>
-    <w:multiLevelType xmlns:w="http://schemas.openxmlformats.org/wordprocessingml/2006/main" w:val="hybridMultilevel"/>
-    <w:lvl xmlns:w="http://schemas.openxmlformats.org/wordprocessingml/2006/main" w:ilvl="0">
-      <w:start w:val="1"/>
-      <w:numFmt w:val="decimal"/>
-      <w:lvlText w:val="%1."/>
-      <w:lvlJc w:val="left"/>
-      <w:pPr>
-        <w:ind w:left="1080" w:hanging="360"/>
-      </w:pPr>
-    </w:lvl>
-    <w:lvl xmlns:w="http://schemas.openxmlformats.org/wordprocessingml/2006/main" w:ilvl="1">
-      <w:start w:val="1"/>
-      <w:numFmt w:val="lowerLetter"/>
-      <w:lvlText w:val="%2."/>
-      <w:lvlJc w:val="left"/>
-      <w:pPr>
-        <w:ind w:left="1800" w:hanging="360"/>
-      </w:pPr>
-    </w:lvl>
-    <w:lvl xmlns:w="http://schemas.openxmlformats.org/wordprocessingml/2006/main" w:ilvl="2">
-      <w:start w:val="1"/>
-      <w:numFmt w:val="lowerRoman"/>
-      <w:lvlText w:val="%3."/>
-      <w:lvlJc w:val="right"/>
-      <w:pPr>
-        <w:ind w:left="2520" w:hanging="180"/>
-      </w:pPr>
-    </w:lvl>
-    <w:lvl xmlns:w="http://schemas.openxmlformats.org/wordprocessingml/2006/main" w:ilvl="3">
-      <w:start w:val="1"/>
-      <w:numFmt w:val="decimal"/>
-      <w:lvlText w:val="%4."/>
-      <w:lvlJc w:val="left"/>
-      <w:pPr>
-        <w:ind w:left="3240" w:hanging="360"/>
-      </w:pPr>
-    </w:lvl>
-    <w:lvl xmlns:w="http://schemas.openxmlformats.org/wordprocessingml/2006/main" w:ilvl="4">
-      <w:start w:val="1"/>
-      <w:numFmt w:val="lowerLetter"/>
-      <w:lvlText w:val="%5."/>
-      <w:lvlJc w:val="left"/>
-      <w:pPr>
-        <w:ind w:left="3960" w:hanging="360"/>
-      </w:pPr>
-    </w:lvl>
-    <w:lvl xmlns:w="http://schemas.openxmlformats.org/wordprocessingml/2006/main" w:ilvl="5">
-      <w:start w:val="1"/>
-      <w:numFmt w:val="lowerRoman"/>
-      <w:lvlText w:val="%6."/>
-      <w:lvlJc w:val="right"/>
-      <w:pPr>
-        <w:ind w:left="4680" w:hanging="180"/>
-      </w:pPr>
-    </w:lvl>
-    <w:lvl xmlns:w="http://schemas.openxmlformats.org/wordprocessingml/2006/main" w:ilvl="6">
-      <w:start w:val="1"/>
-      <w:numFmt w:val="decimal"/>
-      <w:lvlText w:val="%7."/>
-      <w:lvlJc w:val="left"/>
-      <w:pPr>
-        <w:ind w:left="5400" w:hanging="360"/>
-      </w:pPr>
-    </w:lvl>
-    <w:lvl xmlns:w="http://schemas.openxmlformats.org/wordprocessingml/2006/main" w:ilvl="7">
-      <w:start w:val="1"/>
-      <w:numFmt w:val="lowerLetter"/>
-      <w:lvlText w:val="%8."/>
-      <w:lvlJc w:val="left"/>
-      <w:pPr>
-        <w:ind w:left="6120" w:hanging="360"/>
-      </w:pPr>
-    </w:lvl>
-    <w:lvl xmlns:w="http://schemas.openxmlformats.org/wordprocessingml/2006/main" w:ilvl="8">
-      <w:start w:val="1"/>
-      <w:numFmt w:val="lowerRoman"/>
-      <w:lvlText w:val="%9."/>
-      <w:lvlJc w:val="right"/>
-      <w:pPr>
-        <w:ind w:left="6840" w:hanging="180"/>
-      </w:pPr>
-    </w:lvl>
-  </w:abstractNum>
-  <w:abstractNum xmlns:w="http://schemas.openxmlformats.org/wordprocessingml/2006/main" w:abstractNumId="20">
-    <w:nsid w:val="22f3cee0"/>
-    <w:multiLevelType xmlns:w="http://schemas.openxmlformats.org/wordprocessingml/2006/main" w:val="hybridMultilevel"/>
-    <w:lvl xmlns:w="http://schemas.openxmlformats.org/wordprocessingml/2006/main" w:ilvl="0">
-      <w:start w:val="1"/>
-      <w:numFmt w:val="bullet"/>
-      <w:lvlText w:val=""/>
-      <w:lvlJc w:val="left"/>
-      <w:pPr>
-        <w:ind w:left="1440" w:hanging="360"/>
-      </w:pPr>
-      <w:rPr>
-        <w:rFonts w:hint="default" w:ascii="Symbol" w:hAnsi="Symbol"/>
-      </w:rPr>
-    </w:lvl>
-    <w:lvl xmlns:w="http://schemas.openxmlformats.org/wordprocessingml/2006/main" w:ilvl="1">
-      <w:start w:val="1"/>
-      <w:numFmt w:val="bullet"/>
-      <w:lvlText w:val="o"/>
-      <w:lvlJc w:val="left"/>
-      <w:pPr>
-        <w:ind w:left="2160" w:hanging="360"/>
-      </w:pPr>
-      <w:rPr>
-        <w:rFonts w:hint="default" w:ascii="Courier New" w:hAnsi="Courier New"/>
-      </w:rPr>
-    </w:lvl>
-    <w:lvl xmlns:w="http://schemas.openxmlformats.org/wordprocessingml/2006/main" w:ilvl="2">
-      <w:start w:val="1"/>
-      <w:numFmt w:val="bullet"/>
-      <w:lvlText w:val=""/>
-      <w:lvlJc w:val="left"/>
-      <w:pPr>
-        <w:ind w:left="2880" w:hanging="360"/>
-      </w:pPr>
-      <w:rPr>
-        <w:rFonts w:hint="default" w:ascii="Wingdings" w:hAnsi="Wingdings"/>
-      </w:rPr>
-    </w:lvl>
-    <w:lvl xmlns:w="http://schemas.openxmlformats.org/wordprocessingml/2006/main" w:ilvl="3">
-      <w:start w:val="1"/>
-      <w:numFmt w:val="bullet"/>
-      <w:lvlText w:val=""/>
-      <w:lvlJc w:val="left"/>
-      <w:pPr>
-        <w:ind w:left="3600" w:hanging="360"/>
-      </w:pPr>
-      <w:rPr>
-        <w:rFonts w:hint="default" w:ascii="Symbol" w:hAnsi="Symbol"/>
-      </w:rPr>
-    </w:lvl>
-    <w:lvl xmlns:w="http://schemas.openxmlformats.org/wordprocessingml/2006/main" w:ilvl="4">
-      <w:start w:val="1"/>
-      <w:numFmt w:val="bullet"/>
-      <w:lvlText w:val="o"/>
-      <w:lvlJc w:val="left"/>
-      <w:pPr>
-        <w:ind w:left="4320" w:hanging="360"/>
-      </w:pPr>
-      <w:rPr>
-        <w:rFonts w:hint="default" w:ascii="Courier New" w:hAnsi="Courier New"/>
-      </w:rPr>
-    </w:lvl>
-    <w:lvl xmlns:w="http://schemas.openxmlformats.org/wordprocessingml/2006/main" w:ilvl="5">
-      <w:start w:val="1"/>
-      <w:numFmt w:val="bullet"/>
-      <w:lvlText w:val=""/>
-      <w:lvlJc w:val="left"/>
-      <w:pPr>
-        <w:ind w:left="5040" w:hanging="360"/>
-      </w:pPr>
-      <w:rPr>
-        <w:rFonts w:hint="default" w:ascii="Wingdings" w:hAnsi="Wingdings"/>
-      </w:rPr>
-    </w:lvl>
-    <w:lvl xmlns:w="http://schemas.openxmlformats.org/wordprocessingml/2006/main" w:ilvl="6">
-      <w:start w:val="1"/>
-      <w:numFmt w:val="bullet"/>
-      <w:lvlText w:val=""/>
-      <w:lvlJc w:val="left"/>
-      <w:pPr>
-        <w:ind w:left="5760" w:hanging="360"/>
-      </w:pPr>
-      <w:rPr>
-        <w:rFonts w:hint="default" w:ascii="Symbol" w:hAnsi="Symbol"/>
-      </w:rPr>
-    </w:lvl>
-    <w:lvl xmlns:w="http://schemas.openxmlformats.org/wordprocessingml/2006/main" w:ilvl="7">
-      <w:start w:val="1"/>
-      <w:numFmt w:val="bullet"/>
-      <w:lvlText w:val="o"/>
-      <w:lvlJc w:val="left"/>
-      <w:pPr>
-        <w:ind w:left="6480" w:hanging="360"/>
-      </w:pPr>
-      <w:rPr>
-        <w:rFonts w:hint="default" w:ascii="Courier New" w:hAnsi="Courier New"/>
-      </w:rPr>
-    </w:lvl>
-    <w:lvl xmlns:w="http://schemas.openxmlformats.org/wordprocessingml/2006/main" w:ilvl="8">
-      <w:start w:val="1"/>
-      <w:numFmt w:val="bullet"/>
-      <w:lvlText w:val=""/>
-      <w:lvlJc w:val="left"/>
-      <w:pPr>
-        <w:ind w:left="7200" w:hanging="360"/>
-      </w:pPr>
-      <w:rPr>
-        <w:rFonts w:hint="default" w:ascii="Wingdings" w:hAnsi="Wingdings"/>
-      </w:rPr>
-    </w:lvl>
-  </w:abstractNum>
   <w:abstractNum w:abstractNumId="0" w15:restartNumberingAfterBreak="0">
     <w:nsid w:val="01E2A78A"/>
     <w:multiLevelType w:val="hybridMultilevel"/>
     <w:tmpl w:val="FFFFFFFF"/>
-    <w:lvl w:ilvl="0">
+    <w:lvl w:ilvl="0" w:tplc="70C2351C">
       <w:start w:val="1"/>
       <w:numFmt w:val="bullet"/>
       <w:lvlText w:val=""/>
@@ -3679,10 +4259,10 @@
         <w:ind w:left="1440" w:hanging="360"/>
       </w:pPr>
       <w:rPr>
-        <w:rFonts w:hint="default" w:ascii="Symbol" w:hAnsi="Symbol"/>
-      </w:rPr>
-    </w:lvl>
-    <w:lvl w:ilvl="1">
+        <w:rFonts w:ascii="Symbol" w:hAnsi="Symbol" w:hint="default"/>
+      </w:rPr>
+    </w:lvl>
+    <w:lvl w:ilvl="1" w:tplc="FF306DC2">
       <w:start w:val="1"/>
       <w:numFmt w:val="bullet"/>
       <w:lvlText w:val="o"/>
@@ -3691,10 +4271,10 @@
         <w:ind w:left="2160" w:hanging="360"/>
       </w:pPr>
       <w:rPr>
-        <w:rFonts w:hint="default" w:ascii="Courier New" w:hAnsi="Courier New"/>
-      </w:rPr>
-    </w:lvl>
-    <w:lvl w:ilvl="2">
+        <w:rFonts w:ascii="Courier New" w:hAnsi="Courier New" w:hint="default"/>
+      </w:rPr>
+    </w:lvl>
+    <w:lvl w:ilvl="2" w:tplc="49F0D89E">
       <w:start w:val="1"/>
       <w:numFmt w:val="bullet"/>
       <w:lvlText w:val=""/>
@@ -3703,10 +4283,10 @@
         <w:ind w:left="2880" w:hanging="360"/>
       </w:pPr>
       <w:rPr>
-        <w:rFonts w:hint="default" w:ascii="Wingdings" w:hAnsi="Wingdings"/>
-      </w:rPr>
-    </w:lvl>
-    <w:lvl w:ilvl="3">
+        <w:rFonts w:ascii="Wingdings" w:hAnsi="Wingdings" w:hint="default"/>
+      </w:rPr>
+    </w:lvl>
+    <w:lvl w:ilvl="3" w:tplc="C74A1132">
       <w:start w:val="1"/>
       <w:numFmt w:val="bullet"/>
       <w:lvlText w:val=""/>
@@ -3715,10 +4295,10 @@
         <w:ind w:left="3600" w:hanging="360"/>
       </w:pPr>
       <w:rPr>
-        <w:rFonts w:hint="default" w:ascii="Symbol" w:hAnsi="Symbol"/>
-      </w:rPr>
-    </w:lvl>
-    <w:lvl w:ilvl="4">
+        <w:rFonts w:ascii="Symbol" w:hAnsi="Symbol" w:hint="default"/>
+      </w:rPr>
+    </w:lvl>
+    <w:lvl w:ilvl="4" w:tplc="0DB078F0">
       <w:start w:val="1"/>
       <w:numFmt w:val="bullet"/>
       <w:lvlText w:val="o"/>
@@ -3727,10 +4307,10 @@
         <w:ind w:left="4320" w:hanging="360"/>
       </w:pPr>
       <w:rPr>
-        <w:rFonts w:hint="default" w:ascii="Courier New" w:hAnsi="Courier New"/>
-      </w:rPr>
-    </w:lvl>
-    <w:lvl w:ilvl="5">
+        <w:rFonts w:ascii="Courier New" w:hAnsi="Courier New" w:hint="default"/>
+      </w:rPr>
+    </w:lvl>
+    <w:lvl w:ilvl="5" w:tplc="14C2CAE2">
       <w:start w:val="1"/>
       <w:numFmt w:val="bullet"/>
       <w:lvlText w:val=""/>
@@ -3739,10 +4319,10 @@
         <w:ind w:left="5040" w:hanging="360"/>
       </w:pPr>
       <w:rPr>
-        <w:rFonts w:hint="default" w:ascii="Wingdings" w:hAnsi="Wingdings"/>
-      </w:rPr>
-    </w:lvl>
-    <w:lvl w:ilvl="6">
+        <w:rFonts w:ascii="Wingdings" w:hAnsi="Wingdings" w:hint="default"/>
+      </w:rPr>
+    </w:lvl>
+    <w:lvl w:ilvl="6" w:tplc="EA2E8B60">
       <w:start w:val="1"/>
       <w:numFmt w:val="bullet"/>
       <w:lvlText w:val=""/>
@@ -3751,10 +4331,10 @@
         <w:ind w:left="5760" w:hanging="360"/>
       </w:pPr>
       <w:rPr>
-        <w:rFonts w:hint="default" w:ascii="Symbol" w:hAnsi="Symbol"/>
-      </w:rPr>
-    </w:lvl>
-    <w:lvl w:ilvl="7">
+        <w:rFonts w:ascii="Symbol" w:hAnsi="Symbol" w:hint="default"/>
+      </w:rPr>
+    </w:lvl>
+    <w:lvl w:ilvl="7" w:tplc="4606A0A4">
       <w:start w:val="1"/>
       <w:numFmt w:val="bullet"/>
       <w:lvlText w:val="o"/>
@@ -3763,10 +4343,10 @@
         <w:ind w:left="6480" w:hanging="360"/>
       </w:pPr>
       <w:rPr>
-        <w:rFonts w:hint="default" w:ascii="Courier New" w:hAnsi="Courier New"/>
-      </w:rPr>
-    </w:lvl>
-    <w:lvl w:ilvl="8">
+        <w:rFonts w:ascii="Courier New" w:hAnsi="Courier New" w:hint="default"/>
+      </w:rPr>
+    </w:lvl>
+    <w:lvl w:ilvl="8" w:tplc="63EA995C">
       <w:start w:val="1"/>
       <w:numFmt w:val="bullet"/>
       <w:lvlText w:val=""/>
@@ -3775,7 +4355,7 @@
         <w:ind w:left="7200" w:hanging="360"/>
       </w:pPr>
       <w:rPr>
-        <w:rFonts w:hint="default" w:ascii="Wingdings" w:hAnsi="Wingdings"/>
+        <w:rFonts w:ascii="Wingdings" w:hAnsi="Wingdings" w:hint="default"/>
       </w:rPr>
     </w:lvl>
   </w:abstractNum>
@@ -3991,7 +4571,7 @@
         <w:ind w:left="720" w:hanging="360"/>
       </w:pPr>
       <w:rPr>
-        <w:rFonts w:hint="default" w:ascii="Symbol" w:hAnsi="Symbol"/>
+        <w:rFonts w:ascii="Symbol" w:hAnsi="Symbol" w:hint="default"/>
       </w:rPr>
     </w:lvl>
     <w:lvl w:ilvl="1" w:tplc="6510AA1E">
@@ -4003,7 +4583,7 @@
         <w:ind w:left="1440" w:hanging="360"/>
       </w:pPr>
       <w:rPr>
-        <w:rFonts w:hint="default" w:ascii="Courier New" w:hAnsi="Courier New"/>
+        <w:rFonts w:ascii="Courier New" w:hAnsi="Courier New" w:hint="default"/>
       </w:rPr>
     </w:lvl>
     <w:lvl w:ilvl="2" w:tplc="CAFEFCB2">
@@ -4015,7 +4595,7 @@
         <w:ind w:left="2160" w:hanging="360"/>
       </w:pPr>
       <w:rPr>
-        <w:rFonts w:hint="default" w:ascii="Wingdings" w:hAnsi="Wingdings"/>
+        <w:rFonts w:ascii="Wingdings" w:hAnsi="Wingdings" w:hint="default"/>
       </w:rPr>
     </w:lvl>
     <w:lvl w:ilvl="3" w:tplc="EE84D96E">
@@ -4027,7 +4607,7 @@
         <w:ind w:left="2880" w:hanging="360"/>
       </w:pPr>
       <w:rPr>
-        <w:rFonts w:hint="default" w:ascii="Symbol" w:hAnsi="Symbol"/>
+        <w:rFonts w:ascii="Symbol" w:hAnsi="Symbol" w:hint="default"/>
       </w:rPr>
     </w:lvl>
     <w:lvl w:ilvl="4" w:tplc="0BEEE7EC">
@@ -4039,7 +4619,7 @@
         <w:ind w:left="3600" w:hanging="360"/>
       </w:pPr>
       <w:rPr>
-        <w:rFonts w:hint="default" w:ascii="Courier New" w:hAnsi="Courier New"/>
+        <w:rFonts w:ascii="Courier New" w:hAnsi="Courier New" w:hint="default"/>
       </w:rPr>
     </w:lvl>
     <w:lvl w:ilvl="5" w:tplc="C59ED0FA">
@@ -4051,7 +4631,7 @@
         <w:ind w:left="4320" w:hanging="360"/>
       </w:pPr>
       <w:rPr>
-        <w:rFonts w:hint="default" w:ascii="Wingdings" w:hAnsi="Wingdings"/>
+        <w:rFonts w:ascii="Wingdings" w:hAnsi="Wingdings" w:hint="default"/>
       </w:rPr>
     </w:lvl>
     <w:lvl w:ilvl="6" w:tplc="BAC4A7D2">
@@ -4063,7 +4643,7 @@
         <w:ind w:left="5040" w:hanging="360"/>
       </w:pPr>
       <w:rPr>
-        <w:rFonts w:hint="default" w:ascii="Symbol" w:hAnsi="Symbol"/>
+        <w:rFonts w:ascii="Symbol" w:hAnsi="Symbol" w:hint="default"/>
       </w:rPr>
     </w:lvl>
     <w:lvl w:ilvl="7" w:tplc="CD8C26C4">
@@ -4075,7 +4655,7 @@
         <w:ind w:left="5760" w:hanging="360"/>
       </w:pPr>
       <w:rPr>
-        <w:rFonts w:hint="default" w:ascii="Courier New" w:hAnsi="Courier New"/>
+        <w:rFonts w:ascii="Courier New" w:hAnsi="Courier New" w:hint="default"/>
       </w:rPr>
     </w:lvl>
     <w:lvl w:ilvl="8" w:tplc="8FF2ACF2">
@@ -4087,7 +4667,7 @@
         <w:ind w:left="6480" w:hanging="360"/>
       </w:pPr>
       <w:rPr>
-        <w:rFonts w:hint="default" w:ascii="Wingdings" w:hAnsi="Wingdings"/>
+        <w:rFonts w:ascii="Wingdings" w:hAnsi="Wingdings" w:hint="default"/>
       </w:rPr>
     </w:lvl>
   </w:abstractNum>
@@ -4104,7 +4684,7 @@
         <w:ind w:left="1080" w:hanging="360"/>
       </w:pPr>
       <w:rPr>
-        <w:rFonts w:hint="default" w:ascii="Symbol" w:hAnsi="Symbol"/>
+        <w:rFonts w:ascii="Symbol" w:hAnsi="Symbol" w:hint="default"/>
       </w:rPr>
     </w:lvl>
     <w:lvl w:ilvl="1" w:tplc="8074427C">
@@ -4116,7 +4696,7 @@
         <w:ind w:left="1800" w:hanging="360"/>
       </w:pPr>
       <w:rPr>
-        <w:rFonts w:hint="default" w:ascii="Courier New" w:hAnsi="Courier New"/>
+        <w:rFonts w:ascii="Courier New" w:hAnsi="Courier New" w:hint="default"/>
       </w:rPr>
     </w:lvl>
     <w:lvl w:ilvl="2" w:tplc="00DAE622">
@@ -4128,7 +4708,7 @@
         <w:ind w:left="2520" w:hanging="360"/>
       </w:pPr>
       <w:rPr>
-        <w:rFonts w:hint="default" w:ascii="Wingdings" w:hAnsi="Wingdings"/>
+        <w:rFonts w:ascii="Wingdings" w:hAnsi="Wingdings" w:hint="default"/>
       </w:rPr>
     </w:lvl>
     <w:lvl w:ilvl="3" w:tplc="41EEC596">
@@ -4140,7 +4720,7 @@
         <w:ind w:left="3240" w:hanging="360"/>
       </w:pPr>
       <w:rPr>
-        <w:rFonts w:hint="default" w:ascii="Symbol" w:hAnsi="Symbol"/>
+        <w:rFonts w:ascii="Symbol" w:hAnsi="Symbol" w:hint="default"/>
       </w:rPr>
     </w:lvl>
     <w:lvl w:ilvl="4" w:tplc="C4BCF35E">
@@ -4152,7 +4732,7 @@
         <w:ind w:left="3960" w:hanging="360"/>
       </w:pPr>
       <w:rPr>
-        <w:rFonts w:hint="default" w:ascii="Courier New" w:hAnsi="Courier New"/>
+        <w:rFonts w:ascii="Courier New" w:hAnsi="Courier New" w:hint="default"/>
       </w:rPr>
     </w:lvl>
     <w:lvl w:ilvl="5" w:tplc="E6CA873E">
@@ -4164,7 +4744,7 @@
         <w:ind w:left="4680" w:hanging="360"/>
       </w:pPr>
       <w:rPr>
-        <w:rFonts w:hint="default" w:ascii="Wingdings" w:hAnsi="Wingdings"/>
+        <w:rFonts w:ascii="Wingdings" w:hAnsi="Wingdings" w:hint="default"/>
       </w:rPr>
     </w:lvl>
     <w:lvl w:ilvl="6" w:tplc="B8F4FE62">
@@ -4176,7 +4756,7 @@
         <w:ind w:left="5400" w:hanging="360"/>
       </w:pPr>
       <w:rPr>
-        <w:rFonts w:hint="default" w:ascii="Symbol" w:hAnsi="Symbol"/>
+        <w:rFonts w:ascii="Symbol" w:hAnsi="Symbol" w:hint="default"/>
       </w:rPr>
     </w:lvl>
     <w:lvl w:ilvl="7" w:tplc="B0EA8BFE">
@@ -4188,7 +4768,7 @@
         <w:ind w:left="6120" w:hanging="360"/>
       </w:pPr>
       <w:rPr>
-        <w:rFonts w:hint="default" w:ascii="Courier New" w:hAnsi="Courier New"/>
+        <w:rFonts w:ascii="Courier New" w:hAnsi="Courier New" w:hint="default"/>
       </w:rPr>
     </w:lvl>
     <w:lvl w:ilvl="8" w:tplc="12AA6E6A">
@@ -4200,11 +4780,296 @@
         <w:ind w:left="6840" w:hanging="360"/>
       </w:pPr>
       <w:rPr>
-        <w:rFonts w:hint="default" w:ascii="Wingdings" w:hAnsi="Wingdings"/>
+        <w:rFonts w:ascii="Wingdings" w:hAnsi="Wingdings" w:hint="default"/>
       </w:rPr>
     </w:lvl>
   </w:abstractNum>
   <w:abstractNum w:abstractNumId="5" w15:restartNumberingAfterBreak="0">
+    <w:nsid w:val="179B0E2A"/>
+    <w:multiLevelType w:val="hybridMultilevel"/>
+    <w:tmpl w:val="570A982E"/>
+    <w:lvl w:ilvl="0" w:tplc="A12494BC">
+      <w:start w:val="1"/>
+      <w:numFmt w:val="decimal"/>
+      <w:lvlText w:val="%1."/>
+      <w:lvlJc w:val="left"/>
+      <w:pPr>
+        <w:ind w:left="1080" w:hanging="360"/>
+      </w:pPr>
+    </w:lvl>
+    <w:lvl w:ilvl="1" w:tplc="54F485FA">
+      <w:start w:val="1"/>
+      <w:numFmt w:val="lowerLetter"/>
+      <w:lvlText w:val="%2."/>
+      <w:lvlJc w:val="left"/>
+      <w:pPr>
+        <w:ind w:left="1800" w:hanging="360"/>
+      </w:pPr>
+    </w:lvl>
+    <w:lvl w:ilvl="2" w:tplc="6D18BD64">
+      <w:start w:val="1"/>
+      <w:numFmt w:val="lowerRoman"/>
+      <w:lvlText w:val="%3."/>
+      <w:lvlJc w:val="right"/>
+      <w:pPr>
+        <w:ind w:left="2520" w:hanging="180"/>
+      </w:pPr>
+    </w:lvl>
+    <w:lvl w:ilvl="3" w:tplc="2070C3E6">
+      <w:start w:val="1"/>
+      <w:numFmt w:val="decimal"/>
+      <w:lvlText w:val="%4."/>
+      <w:lvlJc w:val="left"/>
+      <w:pPr>
+        <w:ind w:left="3240" w:hanging="360"/>
+      </w:pPr>
+    </w:lvl>
+    <w:lvl w:ilvl="4" w:tplc="CC7C5BB2">
+      <w:start w:val="1"/>
+      <w:numFmt w:val="lowerLetter"/>
+      <w:lvlText w:val="%5."/>
+      <w:lvlJc w:val="left"/>
+      <w:pPr>
+        <w:ind w:left="3960" w:hanging="360"/>
+      </w:pPr>
+    </w:lvl>
+    <w:lvl w:ilvl="5" w:tplc="304C3484">
+      <w:start w:val="1"/>
+      <w:numFmt w:val="lowerRoman"/>
+      <w:lvlText w:val="%6."/>
+      <w:lvlJc w:val="right"/>
+      <w:pPr>
+        <w:ind w:left="4680" w:hanging="180"/>
+      </w:pPr>
+    </w:lvl>
+    <w:lvl w:ilvl="6" w:tplc="3AECC366">
+      <w:start w:val="1"/>
+      <w:numFmt w:val="decimal"/>
+      <w:lvlText w:val="%7."/>
+      <w:lvlJc w:val="left"/>
+      <w:pPr>
+        <w:ind w:left="5400" w:hanging="360"/>
+      </w:pPr>
+    </w:lvl>
+    <w:lvl w:ilvl="7" w:tplc="995CEF68">
+      <w:start w:val="1"/>
+      <w:numFmt w:val="lowerLetter"/>
+      <w:lvlText w:val="%8."/>
+      <w:lvlJc w:val="left"/>
+      <w:pPr>
+        <w:ind w:left="6120" w:hanging="360"/>
+      </w:pPr>
+    </w:lvl>
+    <w:lvl w:ilvl="8" w:tplc="0CB60938">
+      <w:start w:val="1"/>
+      <w:numFmt w:val="lowerRoman"/>
+      <w:lvlText w:val="%9."/>
+      <w:lvlJc w:val="right"/>
+      <w:pPr>
+        <w:ind w:left="6840" w:hanging="180"/>
+      </w:pPr>
+    </w:lvl>
+  </w:abstractNum>
+  <w:abstractNum w:abstractNumId="6" w15:restartNumberingAfterBreak="0">
+    <w:nsid w:val="22F3CEE0"/>
+    <w:multiLevelType w:val="hybridMultilevel"/>
+    <w:tmpl w:val="0E6EDD12"/>
+    <w:lvl w:ilvl="0" w:tplc="833AC722">
+      <w:start w:val="1"/>
+      <w:numFmt w:val="bullet"/>
+      <w:lvlText w:val=""/>
+      <w:lvlJc w:val="left"/>
+      <w:pPr>
+        <w:ind w:left="1440" w:hanging="360"/>
+      </w:pPr>
+      <w:rPr>
+        <w:rFonts w:ascii="Symbol" w:hAnsi="Symbol" w:hint="default"/>
+      </w:rPr>
+    </w:lvl>
+    <w:lvl w:ilvl="1" w:tplc="DEB4210A">
+      <w:start w:val="1"/>
+      <w:numFmt w:val="bullet"/>
+      <w:lvlText w:val="o"/>
+      <w:lvlJc w:val="left"/>
+      <w:pPr>
+        <w:ind w:left="2160" w:hanging="360"/>
+      </w:pPr>
+      <w:rPr>
+        <w:rFonts w:ascii="Courier New" w:hAnsi="Courier New" w:hint="default"/>
+      </w:rPr>
+    </w:lvl>
+    <w:lvl w:ilvl="2" w:tplc="CAF6E432">
+      <w:start w:val="1"/>
+      <w:numFmt w:val="bullet"/>
+      <w:lvlText w:val=""/>
+      <w:lvlJc w:val="left"/>
+      <w:pPr>
+        <w:ind w:left="2880" w:hanging="360"/>
+      </w:pPr>
+      <w:rPr>
+        <w:rFonts w:ascii="Wingdings" w:hAnsi="Wingdings" w:hint="default"/>
+      </w:rPr>
+    </w:lvl>
+    <w:lvl w:ilvl="3" w:tplc="D99E0EE4">
+      <w:start w:val="1"/>
+      <w:numFmt w:val="bullet"/>
+      <w:lvlText w:val=""/>
+      <w:lvlJc w:val="left"/>
+      <w:pPr>
+        <w:ind w:left="3600" w:hanging="360"/>
+      </w:pPr>
+      <w:rPr>
+        <w:rFonts w:ascii="Symbol" w:hAnsi="Symbol" w:hint="default"/>
+      </w:rPr>
+    </w:lvl>
+    <w:lvl w:ilvl="4" w:tplc="BA7839A6">
+      <w:start w:val="1"/>
+      <w:numFmt w:val="bullet"/>
+      <w:lvlText w:val="o"/>
+      <w:lvlJc w:val="left"/>
+      <w:pPr>
+        <w:ind w:left="4320" w:hanging="360"/>
+      </w:pPr>
+      <w:rPr>
+        <w:rFonts w:ascii="Courier New" w:hAnsi="Courier New" w:hint="default"/>
+      </w:rPr>
+    </w:lvl>
+    <w:lvl w:ilvl="5" w:tplc="0366DB44">
+      <w:start w:val="1"/>
+      <w:numFmt w:val="bullet"/>
+      <w:lvlText w:val=""/>
+      <w:lvlJc w:val="left"/>
+      <w:pPr>
+        <w:ind w:left="5040" w:hanging="360"/>
+      </w:pPr>
+      <w:rPr>
+        <w:rFonts w:ascii="Wingdings" w:hAnsi="Wingdings" w:hint="default"/>
+      </w:rPr>
+    </w:lvl>
+    <w:lvl w:ilvl="6" w:tplc="70864D12">
+      <w:start w:val="1"/>
+      <w:numFmt w:val="bullet"/>
+      <w:lvlText w:val=""/>
+      <w:lvlJc w:val="left"/>
+      <w:pPr>
+        <w:ind w:left="5760" w:hanging="360"/>
+      </w:pPr>
+      <w:rPr>
+        <w:rFonts w:ascii="Symbol" w:hAnsi="Symbol" w:hint="default"/>
+      </w:rPr>
+    </w:lvl>
+    <w:lvl w:ilvl="7" w:tplc="01A45F02">
+      <w:start w:val="1"/>
+      <w:numFmt w:val="bullet"/>
+      <w:lvlText w:val="o"/>
+      <w:lvlJc w:val="left"/>
+      <w:pPr>
+        <w:ind w:left="6480" w:hanging="360"/>
+      </w:pPr>
+      <w:rPr>
+        <w:rFonts w:ascii="Courier New" w:hAnsi="Courier New" w:hint="default"/>
+      </w:rPr>
+    </w:lvl>
+    <w:lvl w:ilvl="8" w:tplc="55E81F4A">
+      <w:start w:val="1"/>
+      <w:numFmt w:val="bullet"/>
+      <w:lvlText w:val=""/>
+      <w:lvlJc w:val="left"/>
+      <w:pPr>
+        <w:ind w:left="7200" w:hanging="360"/>
+      </w:pPr>
+      <w:rPr>
+        <w:rFonts w:ascii="Wingdings" w:hAnsi="Wingdings" w:hint="default"/>
+      </w:rPr>
+    </w:lvl>
+  </w:abstractNum>
+  <w:abstractNum w:abstractNumId="7" w15:restartNumberingAfterBreak="0">
+    <w:nsid w:val="28463B60"/>
+    <w:multiLevelType w:val="hybridMultilevel"/>
+    <w:tmpl w:val="81260636"/>
+    <w:lvl w:ilvl="0" w:tplc="CA1E5A76">
+      <w:start w:val="1"/>
+      <w:numFmt w:val="decimal"/>
+      <w:lvlText w:val="%1."/>
+      <w:lvlJc w:val="left"/>
+      <w:pPr>
+        <w:ind w:left="720" w:hanging="360"/>
+      </w:pPr>
+    </w:lvl>
+    <w:lvl w:ilvl="1" w:tplc="BBF6645A">
+      <w:start w:val="1"/>
+      <w:numFmt w:val="lowerLetter"/>
+      <w:lvlText w:val="%2."/>
+      <w:lvlJc w:val="left"/>
+      <w:pPr>
+        <w:ind w:left="1440" w:hanging="360"/>
+      </w:pPr>
+    </w:lvl>
+    <w:lvl w:ilvl="2" w:tplc="4F865C40">
+      <w:start w:val="1"/>
+      <w:numFmt w:val="lowerRoman"/>
+      <w:lvlText w:val="%3."/>
+      <w:lvlJc w:val="right"/>
+      <w:pPr>
+        <w:ind w:left="2160" w:hanging="180"/>
+      </w:pPr>
+    </w:lvl>
+    <w:lvl w:ilvl="3" w:tplc="8B9C6490">
+      <w:start w:val="1"/>
+      <w:numFmt w:val="decimal"/>
+      <w:lvlText w:val="%4."/>
+      <w:lvlJc w:val="left"/>
+      <w:pPr>
+        <w:ind w:left="2880" w:hanging="360"/>
+      </w:pPr>
+    </w:lvl>
+    <w:lvl w:ilvl="4" w:tplc="41C22B00">
+      <w:start w:val="1"/>
+      <w:numFmt w:val="lowerLetter"/>
+      <w:lvlText w:val="%5."/>
+      <w:lvlJc w:val="left"/>
+      <w:pPr>
+        <w:ind w:left="3600" w:hanging="360"/>
+      </w:pPr>
+    </w:lvl>
+    <w:lvl w:ilvl="5" w:tplc="239C5976">
+      <w:start w:val="1"/>
+      <w:numFmt w:val="lowerRoman"/>
+      <w:lvlText w:val="%6."/>
+      <w:lvlJc w:val="right"/>
+      <w:pPr>
+        <w:ind w:left="4320" w:hanging="180"/>
+      </w:pPr>
+    </w:lvl>
+    <w:lvl w:ilvl="6" w:tplc="82B02756">
+      <w:start w:val="1"/>
+      <w:numFmt w:val="decimal"/>
+      <w:lvlText w:val="%7."/>
+      <w:lvlJc w:val="left"/>
+      <w:pPr>
+        <w:ind w:left="5040" w:hanging="360"/>
+      </w:pPr>
+    </w:lvl>
+    <w:lvl w:ilvl="7" w:tplc="8DF68106">
+      <w:start w:val="1"/>
+      <w:numFmt w:val="lowerLetter"/>
+      <w:lvlText w:val="%8."/>
+      <w:lvlJc w:val="left"/>
+      <w:pPr>
+        <w:ind w:left="5760" w:hanging="360"/>
+      </w:pPr>
+    </w:lvl>
+    <w:lvl w:ilvl="8" w:tplc="4620B1FA">
+      <w:start w:val="1"/>
+      <w:numFmt w:val="lowerRoman"/>
+      <w:lvlText w:val="%9."/>
+      <w:lvlJc w:val="right"/>
+      <w:pPr>
+        <w:ind w:left="6480" w:hanging="180"/>
+      </w:pPr>
+    </w:lvl>
+  </w:abstractNum>
+  <w:abstractNum w:abstractNumId="8" w15:restartNumberingAfterBreak="0">
     <w:nsid w:val="2EE628A5"/>
     <w:multiLevelType w:val="hybridMultilevel"/>
     <w:tmpl w:val="BEA09840"/>
@@ -4217,7 +5082,7 @@
         <w:ind w:left="720" w:hanging="360"/>
       </w:pPr>
       <w:rPr>
-        <w:rFonts w:hint="default" w:ascii="Symbol" w:hAnsi="Symbol"/>
+        <w:rFonts w:ascii="Symbol" w:hAnsi="Symbol" w:hint="default"/>
       </w:rPr>
     </w:lvl>
     <w:lvl w:ilvl="1" w:tplc="68563D5A">
@@ -4229,7 +5094,7 @@
         <w:ind w:left="1440" w:hanging="360"/>
       </w:pPr>
       <w:rPr>
-        <w:rFonts w:hint="default" w:ascii="Courier New" w:hAnsi="Courier New"/>
+        <w:rFonts w:ascii="Courier New" w:hAnsi="Courier New" w:hint="default"/>
       </w:rPr>
     </w:lvl>
     <w:lvl w:ilvl="2" w:tplc="0F687120">
@@ -4241,7 +5106,7 @@
         <w:ind w:left="2160" w:hanging="360"/>
       </w:pPr>
       <w:rPr>
-        <w:rFonts w:hint="default" w:ascii="Wingdings" w:hAnsi="Wingdings"/>
+        <w:rFonts w:ascii="Wingdings" w:hAnsi="Wingdings" w:hint="default"/>
       </w:rPr>
     </w:lvl>
     <w:lvl w:ilvl="3" w:tplc="7C9E5088">
@@ -4253,7 +5118,7 @@
         <w:ind w:left="2880" w:hanging="360"/>
       </w:pPr>
       <w:rPr>
-        <w:rFonts w:hint="default" w:ascii="Symbol" w:hAnsi="Symbol"/>
+        <w:rFonts w:ascii="Symbol" w:hAnsi="Symbol" w:hint="default"/>
       </w:rPr>
     </w:lvl>
     <w:lvl w:ilvl="4" w:tplc="03F2B15A">
@@ -4265,7 +5130,7 @@
         <w:ind w:left="3600" w:hanging="360"/>
       </w:pPr>
       <w:rPr>
-        <w:rFonts w:hint="default" w:ascii="Courier New" w:hAnsi="Courier New"/>
+        <w:rFonts w:ascii="Courier New" w:hAnsi="Courier New" w:hint="default"/>
       </w:rPr>
     </w:lvl>
     <w:lvl w:ilvl="5" w:tplc="6248E72E">
@@ -4277,7 +5142,7 @@
         <w:ind w:left="4320" w:hanging="360"/>
       </w:pPr>
       <w:rPr>
-        <w:rFonts w:hint="default" w:ascii="Wingdings" w:hAnsi="Wingdings"/>
+        <w:rFonts w:ascii="Wingdings" w:hAnsi="Wingdings" w:hint="default"/>
       </w:rPr>
     </w:lvl>
     <w:lvl w:ilvl="6" w:tplc="61E4FF16">
@@ -4289,7 +5154,7 @@
         <w:ind w:left="5040" w:hanging="360"/>
       </w:pPr>
       <w:rPr>
-        <w:rFonts w:hint="default" w:ascii="Symbol" w:hAnsi="Symbol"/>
+        <w:rFonts w:ascii="Symbol" w:hAnsi="Symbol" w:hint="default"/>
       </w:rPr>
     </w:lvl>
     <w:lvl w:ilvl="7" w:tplc="B2C261AE">
@@ -4301,7 +5166,7 @@
         <w:ind w:left="5760" w:hanging="360"/>
       </w:pPr>
       <w:rPr>
-        <w:rFonts w:hint="default" w:ascii="Courier New" w:hAnsi="Courier New"/>
+        <w:rFonts w:ascii="Courier New" w:hAnsi="Courier New" w:hint="default"/>
       </w:rPr>
     </w:lvl>
     <w:lvl w:ilvl="8" w:tplc="C114984A">
@@ -4313,11 +5178,11 @@
         <w:ind w:left="6480" w:hanging="360"/>
       </w:pPr>
       <w:rPr>
-        <w:rFonts w:hint="default" w:ascii="Wingdings" w:hAnsi="Wingdings"/>
+        <w:rFonts w:ascii="Wingdings" w:hAnsi="Wingdings" w:hint="default"/>
       </w:rPr>
     </w:lvl>
   </w:abstractNum>
-  <w:abstractNum w:abstractNumId="6" w15:restartNumberingAfterBreak="0">
+  <w:abstractNum w:abstractNumId="9" w15:restartNumberingAfterBreak="0">
     <w:nsid w:val="3539DFED"/>
     <w:multiLevelType w:val="hybridMultilevel"/>
     <w:tmpl w:val="DDBAEBFC"/>
@@ -4403,7 +5268,7 @@
       </w:pPr>
     </w:lvl>
   </w:abstractNum>
-  <w:abstractNum w:abstractNumId="7" w15:restartNumberingAfterBreak="0">
+  <w:abstractNum w:abstractNumId="10" w15:restartNumberingAfterBreak="0">
     <w:nsid w:val="35AF3E43"/>
     <w:multiLevelType w:val="hybridMultilevel"/>
     <w:tmpl w:val="87F0834C"/>
@@ -4416,7 +5281,7 @@
         <w:ind w:left="1440" w:hanging="360"/>
       </w:pPr>
       <w:rPr>
-        <w:rFonts w:hint="default" w:ascii="Symbol" w:hAnsi="Symbol"/>
+        <w:rFonts w:ascii="Symbol" w:hAnsi="Symbol" w:hint="default"/>
       </w:rPr>
     </w:lvl>
     <w:lvl w:ilvl="1" w:tplc="04150003" w:tentative="1">
@@ -4428,7 +5293,7 @@
         <w:ind w:left="2160" w:hanging="360"/>
       </w:pPr>
       <w:rPr>
-        <w:rFonts w:hint="default" w:ascii="Courier New" w:hAnsi="Courier New" w:cs="Courier New"/>
+        <w:rFonts w:ascii="Courier New" w:hAnsi="Courier New" w:cs="Courier New" w:hint="default"/>
       </w:rPr>
     </w:lvl>
     <w:lvl w:ilvl="2" w:tplc="04150005" w:tentative="1">
@@ -4440,7 +5305,7 @@
         <w:ind w:left="2880" w:hanging="360"/>
       </w:pPr>
       <w:rPr>
-        <w:rFonts w:hint="default" w:ascii="Wingdings" w:hAnsi="Wingdings"/>
+        <w:rFonts w:ascii="Wingdings" w:hAnsi="Wingdings" w:hint="default"/>
       </w:rPr>
     </w:lvl>
     <w:lvl w:ilvl="3" w:tplc="04150001" w:tentative="1">
@@ -4452,7 +5317,7 @@
         <w:ind w:left="3600" w:hanging="360"/>
       </w:pPr>
       <w:rPr>
-        <w:rFonts w:hint="default" w:ascii="Symbol" w:hAnsi="Symbol"/>
+        <w:rFonts w:ascii="Symbol" w:hAnsi="Symbol" w:hint="default"/>
       </w:rPr>
     </w:lvl>
     <w:lvl w:ilvl="4" w:tplc="04150003" w:tentative="1">
@@ -4464,7 +5329,7 @@
         <w:ind w:left="4320" w:hanging="360"/>
       </w:pPr>
       <w:rPr>
-        <w:rFonts w:hint="default" w:ascii="Courier New" w:hAnsi="Courier New" w:cs="Courier New"/>
+        <w:rFonts w:ascii="Courier New" w:hAnsi="Courier New" w:cs="Courier New" w:hint="default"/>
       </w:rPr>
     </w:lvl>
     <w:lvl w:ilvl="5" w:tplc="04150005" w:tentative="1">
@@ -4476,7 +5341,7 @@
         <w:ind w:left="5040" w:hanging="360"/>
       </w:pPr>
       <w:rPr>
-        <w:rFonts w:hint="default" w:ascii="Wingdings" w:hAnsi="Wingdings"/>
+        <w:rFonts w:ascii="Wingdings" w:hAnsi="Wingdings" w:hint="default"/>
       </w:rPr>
     </w:lvl>
     <w:lvl w:ilvl="6" w:tplc="04150001" w:tentative="1">
@@ -4488,7 +5353,7 @@
         <w:ind w:left="5760" w:hanging="360"/>
       </w:pPr>
       <w:rPr>
-        <w:rFonts w:hint="default" w:ascii="Symbol" w:hAnsi="Symbol"/>
+        <w:rFonts w:ascii="Symbol" w:hAnsi="Symbol" w:hint="default"/>
       </w:rPr>
     </w:lvl>
     <w:lvl w:ilvl="7" w:tplc="04150003" w:tentative="1">
@@ -4500,7 +5365,7 @@
         <w:ind w:left="6480" w:hanging="360"/>
       </w:pPr>
       <w:rPr>
-        <w:rFonts w:hint="default" w:ascii="Courier New" w:hAnsi="Courier New" w:cs="Courier New"/>
+        <w:rFonts w:ascii="Courier New" w:hAnsi="Courier New" w:cs="Courier New" w:hint="default"/>
       </w:rPr>
     </w:lvl>
     <w:lvl w:ilvl="8" w:tplc="04150005" w:tentative="1">
@@ -4512,11 +5377,160 @@
         <w:ind w:left="7200" w:hanging="360"/>
       </w:pPr>
       <w:rPr>
-        <w:rFonts w:hint="default" w:ascii="Wingdings" w:hAnsi="Wingdings"/>
+        <w:rFonts w:ascii="Wingdings" w:hAnsi="Wingdings" w:hint="default"/>
       </w:rPr>
     </w:lvl>
   </w:abstractNum>
-  <w:abstractNum w:abstractNumId="8" w15:restartNumberingAfterBreak="0">
+  <w:abstractNum w:abstractNumId="11" w15:restartNumberingAfterBreak="0">
+    <w:nsid w:val="377429C8"/>
+    <w:multiLevelType w:val="multilevel"/>
+    <w:tmpl w:val="4A86643A"/>
+    <w:lvl w:ilvl="0">
+      <w:start w:val="1"/>
+      <w:numFmt w:val="bullet"/>
+      <w:lvlText w:val=""/>
+      <w:lvlJc w:val="left"/>
+      <w:pPr>
+        <w:tabs>
+          <w:tab w:val="num" w:pos="720"/>
+        </w:tabs>
+        <w:ind w:left="720" w:hanging="360"/>
+      </w:pPr>
+      <w:rPr>
+        <w:rFonts w:ascii="Symbol" w:hAnsi="Symbol" w:hint="default"/>
+        <w:sz w:val="20"/>
+      </w:rPr>
+    </w:lvl>
+    <w:lvl w:ilvl="1" w:tentative="1">
+      <w:start w:val="1"/>
+      <w:numFmt w:val="bullet"/>
+      <w:lvlText w:val="o"/>
+      <w:lvlJc w:val="left"/>
+      <w:pPr>
+        <w:tabs>
+          <w:tab w:val="num" w:pos="1440"/>
+        </w:tabs>
+        <w:ind w:left="1440" w:hanging="360"/>
+      </w:pPr>
+      <w:rPr>
+        <w:rFonts w:ascii="Courier New" w:hAnsi="Courier New" w:hint="default"/>
+        <w:sz w:val="20"/>
+      </w:rPr>
+    </w:lvl>
+    <w:lvl w:ilvl="2" w:tentative="1">
+      <w:start w:val="1"/>
+      <w:numFmt w:val="bullet"/>
+      <w:lvlText w:val=""/>
+      <w:lvlJc w:val="left"/>
+      <w:pPr>
+        <w:tabs>
+          <w:tab w:val="num" w:pos="2160"/>
+        </w:tabs>
+        <w:ind w:left="2160" w:hanging="360"/>
+      </w:pPr>
+      <w:rPr>
+        <w:rFonts w:ascii="Wingdings" w:hAnsi="Wingdings" w:hint="default"/>
+        <w:sz w:val="20"/>
+      </w:rPr>
+    </w:lvl>
+    <w:lvl w:ilvl="3" w:tentative="1">
+      <w:start w:val="1"/>
+      <w:numFmt w:val="bullet"/>
+      <w:lvlText w:val=""/>
+      <w:lvlJc w:val="left"/>
+      <w:pPr>
+        <w:tabs>
+          <w:tab w:val="num" w:pos="2880"/>
+        </w:tabs>
+        <w:ind w:left="2880" w:hanging="360"/>
+      </w:pPr>
+      <w:rPr>
+        <w:rFonts w:ascii="Wingdings" w:hAnsi="Wingdings" w:hint="default"/>
+        <w:sz w:val="20"/>
+      </w:rPr>
+    </w:lvl>
+    <w:lvl w:ilvl="4" w:tentative="1">
+      <w:start w:val="1"/>
+      <w:numFmt w:val="bullet"/>
+      <w:lvlText w:val=""/>
+      <w:lvlJc w:val="left"/>
+      <w:pPr>
+        <w:tabs>
+          <w:tab w:val="num" w:pos="3600"/>
+        </w:tabs>
+        <w:ind w:left="3600" w:hanging="360"/>
+      </w:pPr>
+      <w:rPr>
+        <w:rFonts w:ascii="Wingdings" w:hAnsi="Wingdings" w:hint="default"/>
+        <w:sz w:val="20"/>
+      </w:rPr>
+    </w:lvl>
+    <w:lvl w:ilvl="5" w:tentative="1">
+      <w:start w:val="1"/>
+      <w:numFmt w:val="bullet"/>
+      <w:lvlText w:val=""/>
+      <w:lvlJc w:val="left"/>
+      <w:pPr>
+        <w:tabs>
+          <w:tab w:val="num" w:pos="4320"/>
+        </w:tabs>
+        <w:ind w:left="4320" w:hanging="360"/>
+      </w:pPr>
+      <w:rPr>
+        <w:rFonts w:ascii="Wingdings" w:hAnsi="Wingdings" w:hint="default"/>
+        <w:sz w:val="20"/>
+      </w:rPr>
+    </w:lvl>
+    <w:lvl w:ilvl="6" w:tentative="1">
+      <w:start w:val="1"/>
+      <w:numFmt w:val="bullet"/>
+      <w:lvlText w:val=""/>
+      <w:lvlJc w:val="left"/>
+      <w:pPr>
+        <w:tabs>
+          <w:tab w:val="num" w:pos="5040"/>
+        </w:tabs>
+        <w:ind w:left="5040" w:hanging="360"/>
+      </w:pPr>
+      <w:rPr>
+        <w:rFonts w:ascii="Wingdings" w:hAnsi="Wingdings" w:hint="default"/>
+        <w:sz w:val="20"/>
+      </w:rPr>
+    </w:lvl>
+    <w:lvl w:ilvl="7" w:tentative="1">
+      <w:start w:val="1"/>
+      <w:numFmt w:val="bullet"/>
+      <w:lvlText w:val=""/>
+      <w:lvlJc w:val="left"/>
+      <w:pPr>
+        <w:tabs>
+          <w:tab w:val="num" w:pos="5760"/>
+        </w:tabs>
+        <w:ind w:left="5760" w:hanging="360"/>
+      </w:pPr>
+      <w:rPr>
+        <w:rFonts w:ascii="Wingdings" w:hAnsi="Wingdings" w:hint="default"/>
+        <w:sz w:val="20"/>
+      </w:rPr>
+    </w:lvl>
+    <w:lvl w:ilvl="8" w:tentative="1">
+      <w:start w:val="1"/>
+      <w:numFmt w:val="bullet"/>
+      <w:lvlText w:val=""/>
+      <w:lvlJc w:val="left"/>
+      <w:pPr>
+        <w:tabs>
+          <w:tab w:val="num" w:pos="6480"/>
+        </w:tabs>
+        <w:ind w:left="6480" w:hanging="360"/>
+      </w:pPr>
+      <w:rPr>
+        <w:rFonts w:ascii="Wingdings" w:hAnsi="Wingdings" w:hint="default"/>
+        <w:sz w:val="20"/>
+      </w:rPr>
+    </w:lvl>
+  </w:abstractNum>
+  <w:abstractNum w:abstractNumId="12" w15:restartNumberingAfterBreak="0">
     <w:nsid w:val="394300A0"/>
     <w:multiLevelType w:val="multilevel"/>
     <w:tmpl w:val="786EA96A"/>
@@ -4629,7 +5643,7 @@
       </w:rPr>
     </w:lvl>
   </w:abstractNum>
-  <w:abstractNum w:abstractNumId="9" w15:restartNumberingAfterBreak="0">
+  <w:abstractNum w:abstractNumId="13" w15:restartNumberingAfterBreak="0">
     <w:nsid w:val="3A046440"/>
     <w:multiLevelType w:val="hybridMultilevel"/>
     <w:tmpl w:val="830E326E"/>
@@ -4642,7 +5656,7 @@
         <w:ind w:left="720" w:hanging="360"/>
       </w:pPr>
       <w:rPr>
-        <w:rFonts w:hint="default" w:ascii="Symbol" w:hAnsi="Symbol"/>
+        <w:rFonts w:ascii="Symbol" w:hAnsi="Symbol" w:hint="default"/>
       </w:rPr>
     </w:lvl>
     <w:lvl w:ilvl="1" w:tplc="04150003" w:tentative="1">
@@ -4654,7 +5668,7 @@
         <w:ind w:left="1440" w:hanging="360"/>
       </w:pPr>
       <w:rPr>
-        <w:rFonts w:hint="default" w:ascii="Courier New" w:hAnsi="Courier New" w:cs="Courier New"/>
+        <w:rFonts w:ascii="Courier New" w:hAnsi="Courier New" w:cs="Courier New" w:hint="default"/>
       </w:rPr>
     </w:lvl>
     <w:lvl w:ilvl="2" w:tplc="04150005" w:tentative="1">
@@ -4666,7 +5680,7 @@
         <w:ind w:left="2160" w:hanging="360"/>
       </w:pPr>
       <w:rPr>
-        <w:rFonts w:hint="default" w:ascii="Wingdings" w:hAnsi="Wingdings"/>
+        <w:rFonts w:ascii="Wingdings" w:hAnsi="Wingdings" w:hint="default"/>
       </w:rPr>
     </w:lvl>
     <w:lvl w:ilvl="3" w:tplc="04150001" w:tentative="1">
@@ -4678,7 +5692,7 @@
         <w:ind w:left="2880" w:hanging="360"/>
       </w:pPr>
       <w:rPr>
-        <w:rFonts w:hint="default" w:ascii="Symbol" w:hAnsi="Symbol"/>
+        <w:rFonts w:ascii="Symbol" w:hAnsi="Symbol" w:hint="default"/>
       </w:rPr>
     </w:lvl>
     <w:lvl w:ilvl="4" w:tplc="04150003" w:tentative="1">
@@ -4690,7 +5704,7 @@
         <w:ind w:left="3600" w:hanging="360"/>
       </w:pPr>
       <w:rPr>
-        <w:rFonts w:hint="default" w:ascii="Courier New" w:hAnsi="Courier New" w:cs="Courier New"/>
+        <w:rFonts w:ascii="Courier New" w:hAnsi="Courier New" w:cs="Courier New" w:hint="default"/>
       </w:rPr>
     </w:lvl>
     <w:lvl w:ilvl="5" w:tplc="04150005" w:tentative="1">
@@ -4702,7 +5716,7 @@
         <w:ind w:left="4320" w:hanging="360"/>
       </w:pPr>
       <w:rPr>
-        <w:rFonts w:hint="default" w:ascii="Wingdings" w:hAnsi="Wingdings"/>
+        <w:rFonts w:ascii="Wingdings" w:hAnsi="Wingdings" w:hint="default"/>
       </w:rPr>
     </w:lvl>
     <w:lvl w:ilvl="6" w:tplc="04150001" w:tentative="1">
@@ -4714,7 +5728,7 @@
         <w:ind w:left="5040" w:hanging="360"/>
       </w:pPr>
       <w:rPr>
-        <w:rFonts w:hint="default" w:ascii="Symbol" w:hAnsi="Symbol"/>
+        <w:rFonts w:ascii="Symbol" w:hAnsi="Symbol" w:hint="default"/>
       </w:rPr>
     </w:lvl>
     <w:lvl w:ilvl="7" w:tplc="04150003" w:tentative="1">
@@ -4726,7 +5740,7 @@
         <w:ind w:left="5760" w:hanging="360"/>
       </w:pPr>
       <w:rPr>
-        <w:rFonts w:hint="default" w:ascii="Courier New" w:hAnsi="Courier New" w:cs="Courier New"/>
+        <w:rFonts w:ascii="Courier New" w:hAnsi="Courier New" w:cs="Courier New" w:hint="default"/>
       </w:rPr>
     </w:lvl>
     <w:lvl w:ilvl="8" w:tplc="04150005" w:tentative="1">
@@ -4738,11 +5752,273 @@
         <w:ind w:left="6480" w:hanging="360"/>
       </w:pPr>
       <w:rPr>
-        <w:rFonts w:hint="default" w:ascii="Wingdings" w:hAnsi="Wingdings"/>
+        <w:rFonts w:ascii="Wingdings" w:hAnsi="Wingdings" w:hint="default"/>
       </w:rPr>
     </w:lvl>
   </w:abstractNum>
-  <w:abstractNum w:abstractNumId="10" w15:restartNumberingAfterBreak="0">
+  <w:abstractNum w:abstractNumId="14" w15:restartNumberingAfterBreak="0">
+    <w:nsid w:val="3FC34EF3"/>
+    <w:multiLevelType w:val="multilevel"/>
+    <w:tmpl w:val="050275FA"/>
+    <w:lvl w:ilvl="0">
+      <w:start w:val="3"/>
+      <w:numFmt w:val="decimal"/>
+      <w:lvlText w:val="%1"/>
+      <w:lvlJc w:val="left"/>
+      <w:pPr>
+        <w:ind w:left="360" w:hanging="360"/>
+      </w:pPr>
+      <w:rPr>
+        <w:rFonts w:hint="default"/>
+      </w:rPr>
+    </w:lvl>
+    <w:lvl w:ilvl="1">
+      <w:start w:val="1"/>
+      <w:numFmt w:val="decimal"/>
+      <w:lvlText w:val="%1.%2"/>
+      <w:lvlJc w:val="left"/>
+      <w:pPr>
+        <w:ind w:left="360" w:hanging="360"/>
+      </w:pPr>
+      <w:rPr>
+        <w:rFonts w:hint="default"/>
+      </w:rPr>
+    </w:lvl>
+    <w:lvl w:ilvl="2">
+      <w:start w:val="1"/>
+      <w:numFmt w:val="decimal"/>
+      <w:lvlText w:val="%1.%2.%3"/>
+      <w:lvlJc w:val="left"/>
+      <w:pPr>
+        <w:ind w:left="720" w:hanging="720"/>
+      </w:pPr>
+      <w:rPr>
+        <w:rFonts w:hint="default"/>
+      </w:rPr>
+    </w:lvl>
+    <w:lvl w:ilvl="3">
+      <w:start w:val="1"/>
+      <w:numFmt w:val="decimal"/>
+      <w:lvlText w:val="%1.%2.%3.%4"/>
+      <w:lvlJc w:val="left"/>
+      <w:pPr>
+        <w:ind w:left="720" w:hanging="720"/>
+      </w:pPr>
+      <w:rPr>
+        <w:rFonts w:hint="default"/>
+      </w:rPr>
+    </w:lvl>
+    <w:lvl w:ilvl="4">
+      <w:start w:val="1"/>
+      <w:numFmt w:val="decimal"/>
+      <w:lvlText w:val="%1.%2.%3.%4.%5"/>
+      <w:lvlJc w:val="left"/>
+      <w:pPr>
+        <w:ind w:left="1080" w:hanging="1080"/>
+      </w:pPr>
+      <w:rPr>
+        <w:rFonts w:hint="default"/>
+      </w:rPr>
+    </w:lvl>
+    <w:lvl w:ilvl="5">
+      <w:start w:val="1"/>
+      <w:numFmt w:val="decimal"/>
+      <w:lvlText w:val="%1.%2.%3.%4.%5.%6"/>
+      <w:lvlJc w:val="left"/>
+      <w:pPr>
+        <w:ind w:left="1080" w:hanging="1080"/>
+      </w:pPr>
+      <w:rPr>
+        <w:rFonts w:hint="default"/>
+      </w:rPr>
+    </w:lvl>
+    <w:lvl w:ilvl="6">
+      <w:start w:val="1"/>
+      <w:numFmt w:val="decimal"/>
+      <w:lvlText w:val="%1.%2.%3.%4.%5.%6.%7"/>
+      <w:lvlJc w:val="left"/>
+      <w:pPr>
+        <w:ind w:left="1440" w:hanging="1440"/>
+      </w:pPr>
+      <w:rPr>
+        <w:rFonts w:hint="default"/>
+      </w:rPr>
+    </w:lvl>
+    <w:lvl w:ilvl="7">
+      <w:start w:val="1"/>
+      <w:numFmt w:val="decimal"/>
+      <w:lvlText w:val="%1.%2.%3.%4.%5.%6.%7.%8"/>
+      <w:lvlJc w:val="left"/>
+      <w:pPr>
+        <w:ind w:left="1440" w:hanging="1440"/>
+      </w:pPr>
+      <w:rPr>
+        <w:rFonts w:hint="default"/>
+      </w:rPr>
+    </w:lvl>
+    <w:lvl w:ilvl="8">
+      <w:start w:val="1"/>
+      <w:numFmt w:val="decimal"/>
+      <w:lvlText w:val="%1.%2.%3.%4.%5.%6.%7.%8.%9"/>
+      <w:lvlJc w:val="left"/>
+      <w:pPr>
+        <w:ind w:left="1800" w:hanging="1800"/>
+      </w:pPr>
+      <w:rPr>
+        <w:rFonts w:hint="default"/>
+      </w:rPr>
+    </w:lvl>
+  </w:abstractNum>
+  <w:abstractNum w:abstractNumId="15" w15:restartNumberingAfterBreak="0">
+    <w:nsid w:val="42190214"/>
+    <w:multiLevelType w:val="multilevel"/>
+    <w:tmpl w:val="B8AAF8A4"/>
+    <w:lvl w:ilvl="0">
+      <w:start w:val="1"/>
+      <w:numFmt w:val="bullet"/>
+      <w:lvlText w:val=""/>
+      <w:lvlJc w:val="left"/>
+      <w:pPr>
+        <w:tabs>
+          <w:tab w:val="num" w:pos="720"/>
+        </w:tabs>
+        <w:ind w:left="720" w:hanging="360"/>
+      </w:pPr>
+      <w:rPr>
+        <w:rFonts w:ascii="Symbol" w:hAnsi="Symbol" w:hint="default"/>
+        <w:sz w:val="20"/>
+      </w:rPr>
+    </w:lvl>
+    <w:lvl w:ilvl="1" w:tentative="1">
+      <w:start w:val="1"/>
+      <w:numFmt w:val="bullet"/>
+      <w:lvlText w:val="o"/>
+      <w:lvlJc w:val="left"/>
+      <w:pPr>
+        <w:tabs>
+          <w:tab w:val="num" w:pos="1440"/>
+        </w:tabs>
+        <w:ind w:left="1440" w:hanging="360"/>
+      </w:pPr>
+      <w:rPr>
+        <w:rFonts w:ascii="Courier New" w:hAnsi="Courier New" w:hint="default"/>
+        <w:sz w:val="20"/>
+      </w:rPr>
+    </w:lvl>
+    <w:lvl w:ilvl="2" w:tentative="1">
+      <w:start w:val="1"/>
+      <w:numFmt w:val="bullet"/>
+      <w:lvlText w:val=""/>
+      <w:lvlJc w:val="left"/>
+      <w:pPr>
+        <w:tabs>
+          <w:tab w:val="num" w:pos="2160"/>
+        </w:tabs>
+        <w:ind w:left="2160" w:hanging="360"/>
+      </w:pPr>
+      <w:rPr>
+        <w:rFonts w:ascii="Wingdings" w:hAnsi="Wingdings" w:hint="default"/>
+        <w:sz w:val="20"/>
+      </w:rPr>
+    </w:lvl>
+    <w:lvl w:ilvl="3" w:tentative="1">
+      <w:start w:val="1"/>
+      <w:numFmt w:val="bullet"/>
+      <w:lvlText w:val=""/>
+      <w:lvlJc w:val="left"/>
+      <w:pPr>
+        <w:tabs>
+          <w:tab w:val="num" w:pos="2880"/>
+        </w:tabs>
+        <w:ind w:left="2880" w:hanging="360"/>
+      </w:pPr>
+      <w:rPr>
+        <w:rFonts w:ascii="Wingdings" w:hAnsi="Wingdings" w:hint="default"/>
+        <w:sz w:val="20"/>
+      </w:rPr>
+    </w:lvl>
+    <w:lvl w:ilvl="4" w:tentative="1">
+      <w:start w:val="1"/>
+      <w:numFmt w:val="bullet"/>
+      <w:lvlText w:val=""/>
+      <w:lvlJc w:val="left"/>
+      <w:pPr>
+        <w:tabs>
+          <w:tab w:val="num" w:pos="3600"/>
+        </w:tabs>
+        <w:ind w:left="3600" w:hanging="360"/>
+      </w:pPr>
+      <w:rPr>
+        <w:rFonts w:ascii="Wingdings" w:hAnsi="Wingdings" w:hint="default"/>
+        <w:sz w:val="20"/>
+      </w:rPr>
+    </w:lvl>
+    <w:lvl w:ilvl="5" w:tentative="1">
+      <w:start w:val="1"/>
+      <w:numFmt w:val="bullet"/>
+      <w:lvlText w:val=""/>
+      <w:lvlJc w:val="left"/>
+      <w:pPr>
+        <w:tabs>
+          <w:tab w:val="num" w:pos="4320"/>
+        </w:tabs>
+        <w:ind w:left="4320" w:hanging="360"/>
+      </w:pPr>
+      <w:rPr>
+        <w:rFonts w:ascii="Wingdings" w:hAnsi="Wingdings" w:hint="default"/>
+        <w:sz w:val="20"/>
+      </w:rPr>
+    </w:lvl>
+    <w:lvl w:ilvl="6" w:tentative="1">
+      <w:start w:val="1"/>
+      <w:numFmt w:val="bullet"/>
+      <w:lvlText w:val=""/>
+      <w:lvlJc w:val="left"/>
+      <w:pPr>
+        <w:tabs>
+          <w:tab w:val="num" w:pos="5040"/>
+        </w:tabs>
+        <w:ind w:left="5040" w:hanging="360"/>
+      </w:pPr>
+      <w:rPr>
+        <w:rFonts w:ascii="Wingdings" w:hAnsi="Wingdings" w:hint="default"/>
+        <w:sz w:val="20"/>
+      </w:rPr>
+    </w:lvl>
+    <w:lvl w:ilvl="7" w:tentative="1">
+      <w:start w:val="1"/>
+      <w:numFmt w:val="bullet"/>
+      <w:lvlText w:val=""/>
+      <w:lvlJc w:val="left"/>
+      <w:pPr>
+        <w:tabs>
+          <w:tab w:val="num" w:pos="5760"/>
+        </w:tabs>
+        <w:ind w:left="5760" w:hanging="360"/>
+      </w:pPr>
+      <w:rPr>
+        <w:rFonts w:ascii="Wingdings" w:hAnsi="Wingdings" w:hint="default"/>
+        <w:sz w:val="20"/>
+      </w:rPr>
+    </w:lvl>
+    <w:lvl w:ilvl="8" w:tentative="1">
+      <w:start w:val="1"/>
+      <w:numFmt w:val="bullet"/>
+      <w:lvlText w:val=""/>
+      <w:lvlJc w:val="left"/>
+      <w:pPr>
+        <w:tabs>
+          <w:tab w:val="num" w:pos="6480"/>
+        </w:tabs>
+        <w:ind w:left="6480" w:hanging="360"/>
+      </w:pPr>
+      <w:rPr>
+        <w:rFonts w:ascii="Wingdings" w:hAnsi="Wingdings" w:hint="default"/>
+        <w:sz w:val="20"/>
+      </w:rPr>
+    </w:lvl>
+  </w:abstractNum>
+  <w:abstractNum w:abstractNumId="16" w15:restartNumberingAfterBreak="0">
     <w:nsid w:val="48453DD8"/>
     <w:multiLevelType w:val="hybridMultilevel"/>
     <w:tmpl w:val="FFFFFFFF"/>
@@ -4755,7 +6031,7 @@
         <w:ind w:left="720" w:hanging="360"/>
       </w:pPr>
       <w:rPr>
-        <w:rFonts w:hint="default" w:ascii="Symbol" w:hAnsi="Symbol"/>
+        <w:rFonts w:ascii="Symbol" w:hAnsi="Symbol" w:hint="default"/>
       </w:rPr>
     </w:lvl>
     <w:lvl w:ilvl="1" w:tplc="279E65C4">
@@ -4767,7 +6043,7 @@
         <w:ind w:left="1440" w:hanging="360"/>
       </w:pPr>
       <w:rPr>
-        <w:rFonts w:hint="default" w:ascii="Courier New" w:hAnsi="Courier New"/>
+        <w:rFonts w:ascii="Courier New" w:hAnsi="Courier New" w:hint="default"/>
       </w:rPr>
     </w:lvl>
     <w:lvl w:ilvl="2" w:tplc="AD80B468">
@@ -4779,7 +6055,7 @@
         <w:ind w:left="2160" w:hanging="360"/>
       </w:pPr>
       <w:rPr>
-        <w:rFonts w:hint="default" w:ascii="Wingdings" w:hAnsi="Wingdings"/>
+        <w:rFonts w:ascii="Wingdings" w:hAnsi="Wingdings" w:hint="default"/>
       </w:rPr>
     </w:lvl>
     <w:lvl w:ilvl="3" w:tplc="7DFCB0E6">
@@ -4791,7 +6067,7 @@
         <w:ind w:left="2880" w:hanging="360"/>
       </w:pPr>
       <w:rPr>
-        <w:rFonts w:hint="default" w:ascii="Symbol" w:hAnsi="Symbol"/>
+        <w:rFonts w:ascii="Symbol" w:hAnsi="Symbol" w:hint="default"/>
       </w:rPr>
     </w:lvl>
     <w:lvl w:ilvl="4" w:tplc="16AAD01E">
@@ -4803,7 +6079,7 @@
         <w:ind w:left="3600" w:hanging="360"/>
       </w:pPr>
       <w:rPr>
-        <w:rFonts w:hint="default" w:ascii="Courier New" w:hAnsi="Courier New"/>
+        <w:rFonts w:ascii="Courier New" w:hAnsi="Courier New" w:hint="default"/>
       </w:rPr>
     </w:lvl>
     <w:lvl w:ilvl="5" w:tplc="9D460A36">
@@ -4815,7 +6091,7 @@
         <w:ind w:left="4320" w:hanging="360"/>
       </w:pPr>
       <w:rPr>
-        <w:rFonts w:hint="default" w:ascii="Wingdings" w:hAnsi="Wingdings"/>
+        <w:rFonts w:ascii="Wingdings" w:hAnsi="Wingdings" w:hint="default"/>
       </w:rPr>
     </w:lvl>
     <w:lvl w:ilvl="6" w:tplc="307E97EE">
@@ -4827,7 +6103,7 @@
         <w:ind w:left="5040" w:hanging="360"/>
       </w:pPr>
       <w:rPr>
-        <w:rFonts w:hint="default" w:ascii="Symbol" w:hAnsi="Symbol"/>
+        <w:rFonts w:ascii="Symbol" w:hAnsi="Symbol" w:hint="default"/>
       </w:rPr>
     </w:lvl>
     <w:lvl w:ilvl="7" w:tplc="F6F842FE">
@@ -4839,7 +6115,7 @@
         <w:ind w:left="5760" w:hanging="360"/>
       </w:pPr>
       <w:rPr>
-        <w:rFonts w:hint="default" w:ascii="Courier New" w:hAnsi="Courier New"/>
+        <w:rFonts w:ascii="Courier New" w:hAnsi="Courier New" w:hint="default"/>
       </w:rPr>
     </w:lvl>
     <w:lvl w:ilvl="8" w:tplc="72C8EFE8">
@@ -4851,11 +6127,11 @@
         <w:ind w:left="6480" w:hanging="360"/>
       </w:pPr>
       <w:rPr>
-        <w:rFonts w:hint="default" w:ascii="Wingdings" w:hAnsi="Wingdings"/>
+        <w:rFonts w:ascii="Wingdings" w:hAnsi="Wingdings" w:hint="default"/>
       </w:rPr>
     </w:lvl>
   </w:abstractNum>
-  <w:abstractNum w:abstractNumId="11" w15:restartNumberingAfterBreak="0">
+  <w:abstractNum w:abstractNumId="17" w15:restartNumberingAfterBreak="0">
     <w:nsid w:val="4A5F5AB4"/>
     <w:multiLevelType w:val="hybridMultilevel"/>
     <w:tmpl w:val="F31C1244"/>
@@ -4868,7 +6144,7 @@
         <w:ind w:left="720" w:hanging="360"/>
       </w:pPr>
       <w:rPr>
-        <w:rFonts w:hint="default" w:ascii="Symbol" w:hAnsi="Symbol"/>
+        <w:rFonts w:ascii="Symbol" w:hAnsi="Symbol" w:hint="default"/>
       </w:rPr>
     </w:lvl>
     <w:lvl w:ilvl="1" w:tplc="34120282">
@@ -4880,7 +6156,7 @@
         <w:ind w:left="1440" w:hanging="360"/>
       </w:pPr>
       <w:rPr>
-        <w:rFonts w:hint="default" w:ascii="Courier New" w:hAnsi="Courier New"/>
+        <w:rFonts w:ascii="Courier New" w:hAnsi="Courier New" w:hint="default"/>
       </w:rPr>
     </w:lvl>
     <w:lvl w:ilvl="2" w:tplc="75A83236">
@@ -4892,7 +6168,7 @@
         <w:ind w:left="2160" w:hanging="360"/>
       </w:pPr>
       <w:rPr>
-        <w:rFonts w:hint="default" w:ascii="Wingdings" w:hAnsi="Wingdings"/>
+        <w:rFonts w:ascii="Wingdings" w:hAnsi="Wingdings" w:hint="default"/>
       </w:rPr>
     </w:lvl>
     <w:lvl w:ilvl="3" w:tplc="A50666C0">
@@ -4904,7 +6180,7 @@
         <w:ind w:left="2880" w:hanging="360"/>
       </w:pPr>
       <w:rPr>
-        <w:rFonts w:hint="default" w:ascii="Symbol" w:hAnsi="Symbol"/>
+        <w:rFonts w:ascii="Symbol" w:hAnsi="Symbol" w:hint="default"/>
       </w:rPr>
     </w:lvl>
     <w:lvl w:ilvl="4" w:tplc="3DE4B77A">
@@ -4916,7 +6192,7 @@
         <w:ind w:left="3600" w:hanging="360"/>
       </w:pPr>
       <w:rPr>
-        <w:rFonts w:hint="default" w:ascii="Courier New" w:hAnsi="Courier New"/>
+        <w:rFonts w:ascii="Courier New" w:hAnsi="Courier New" w:hint="default"/>
       </w:rPr>
     </w:lvl>
     <w:lvl w:ilvl="5" w:tplc="74CE9B7A">
@@ -4928,7 +6204,7 @@
         <w:ind w:left="4320" w:hanging="360"/>
       </w:pPr>
       <w:rPr>
-        <w:rFonts w:hint="default" w:ascii="Wingdings" w:hAnsi="Wingdings"/>
+        <w:rFonts w:ascii="Wingdings" w:hAnsi="Wingdings" w:hint="default"/>
       </w:rPr>
     </w:lvl>
     <w:lvl w:ilvl="6" w:tplc="3710E432">
@@ -4940,7 +6216,7 @@
         <w:ind w:left="5040" w:hanging="360"/>
       </w:pPr>
       <w:rPr>
-        <w:rFonts w:hint="default" w:ascii="Symbol" w:hAnsi="Symbol"/>
+        <w:rFonts w:ascii="Symbol" w:hAnsi="Symbol" w:hint="default"/>
       </w:rPr>
     </w:lvl>
     <w:lvl w:ilvl="7" w:tplc="EF1C9B70">
@@ -4952,7 +6228,7 @@
         <w:ind w:left="5760" w:hanging="360"/>
       </w:pPr>
       <w:rPr>
-        <w:rFonts w:hint="default" w:ascii="Courier New" w:hAnsi="Courier New"/>
+        <w:rFonts w:ascii="Courier New" w:hAnsi="Courier New" w:hint="default"/>
       </w:rPr>
     </w:lvl>
     <w:lvl w:ilvl="8" w:tplc="C6706946">
@@ -4964,11 +6240,11 @@
         <w:ind w:left="6480" w:hanging="360"/>
       </w:pPr>
       <w:rPr>
-        <w:rFonts w:hint="default" w:ascii="Wingdings" w:hAnsi="Wingdings"/>
+        <w:rFonts w:ascii="Wingdings" w:hAnsi="Wingdings" w:hint="default"/>
       </w:rPr>
     </w:lvl>
   </w:abstractNum>
-  <w:abstractNum w:abstractNumId="12" w15:restartNumberingAfterBreak="0">
+  <w:abstractNum w:abstractNumId="18" w15:restartNumberingAfterBreak="0">
     <w:nsid w:val="4CFC2088"/>
     <w:multiLevelType w:val="hybridMultilevel"/>
     <w:tmpl w:val="9B6C204A"/>
@@ -4981,7 +6257,7 @@
         <w:ind w:left="720" w:hanging="360"/>
       </w:pPr>
       <w:rPr>
-        <w:rFonts w:hint="default" w:ascii="Symbol" w:hAnsi="Symbol"/>
+        <w:rFonts w:ascii="Symbol" w:hAnsi="Symbol" w:hint="default"/>
       </w:rPr>
     </w:lvl>
     <w:lvl w:ilvl="1" w:tplc="1BCCAB6E">
@@ -4993,7 +6269,7 @@
         <w:ind w:left="1440" w:hanging="360"/>
       </w:pPr>
       <w:rPr>
-        <w:rFonts w:hint="default" w:ascii="Courier New" w:hAnsi="Courier New"/>
+        <w:rFonts w:ascii="Courier New" w:hAnsi="Courier New" w:hint="default"/>
       </w:rPr>
     </w:lvl>
     <w:lvl w:ilvl="2" w:tplc="2ABA8EE6">
@@ -5005,7 +6281,7 @@
         <w:ind w:left="2160" w:hanging="360"/>
       </w:pPr>
       <w:rPr>
-        <w:rFonts w:hint="default" w:ascii="Wingdings" w:hAnsi="Wingdings"/>
+        <w:rFonts w:ascii="Wingdings" w:hAnsi="Wingdings" w:hint="default"/>
       </w:rPr>
     </w:lvl>
     <w:lvl w:ilvl="3" w:tplc="7CFA0698">
@@ -5017,7 +6293,7 @@
         <w:ind w:left="2880" w:hanging="360"/>
       </w:pPr>
       <w:rPr>
-        <w:rFonts w:hint="default" w:ascii="Symbol" w:hAnsi="Symbol"/>
+        <w:rFonts w:ascii="Symbol" w:hAnsi="Symbol" w:hint="default"/>
       </w:rPr>
     </w:lvl>
     <w:lvl w:ilvl="4" w:tplc="5A562826">
@@ -5029,7 +6305,7 @@
         <w:ind w:left="3600" w:hanging="360"/>
       </w:pPr>
       <w:rPr>
-        <w:rFonts w:hint="default" w:ascii="Courier New" w:hAnsi="Courier New"/>
+        <w:rFonts w:ascii="Courier New" w:hAnsi="Courier New" w:hint="default"/>
       </w:rPr>
     </w:lvl>
     <w:lvl w:ilvl="5" w:tplc="9EBAB920">
@@ -5041,7 +6317,7 @@
         <w:ind w:left="4320" w:hanging="360"/>
       </w:pPr>
       <w:rPr>
-        <w:rFonts w:hint="default" w:ascii="Wingdings" w:hAnsi="Wingdings"/>
+        <w:rFonts w:ascii="Wingdings" w:hAnsi="Wingdings" w:hint="default"/>
       </w:rPr>
     </w:lvl>
     <w:lvl w:ilvl="6" w:tplc="77346AA6">
@@ -5053,7 +6329,7 @@
         <w:ind w:left="5040" w:hanging="360"/>
       </w:pPr>
       <w:rPr>
-        <w:rFonts w:hint="default" w:ascii="Symbol" w:hAnsi="Symbol"/>
+        <w:rFonts w:ascii="Symbol" w:hAnsi="Symbol" w:hint="default"/>
       </w:rPr>
     </w:lvl>
     <w:lvl w:ilvl="7" w:tplc="F2740DB8">
@@ -5065,7 +6341,7 @@
         <w:ind w:left="5760" w:hanging="360"/>
       </w:pPr>
       <w:rPr>
-        <w:rFonts w:hint="default" w:ascii="Courier New" w:hAnsi="Courier New"/>
+        <w:rFonts w:ascii="Courier New" w:hAnsi="Courier New" w:hint="default"/>
       </w:rPr>
     </w:lvl>
     <w:lvl w:ilvl="8" w:tplc="B40EF984">
@@ -5077,11 +6353,11 @@
         <w:ind w:left="6480" w:hanging="360"/>
       </w:pPr>
       <w:rPr>
-        <w:rFonts w:hint="default" w:ascii="Wingdings" w:hAnsi="Wingdings"/>
+        <w:rFonts w:ascii="Wingdings" w:hAnsi="Wingdings" w:hint="default"/>
       </w:rPr>
     </w:lvl>
   </w:abstractNum>
-  <w:abstractNum w:abstractNumId="13" w15:restartNumberingAfterBreak="0">
+  <w:abstractNum w:abstractNumId="19" w15:restartNumberingAfterBreak="0">
     <w:nsid w:val="5518F32A"/>
     <w:multiLevelType w:val="multilevel"/>
     <w:tmpl w:val="C50E42C0"/>
@@ -5167,7 +6443,7 @@
       </w:pPr>
     </w:lvl>
   </w:abstractNum>
-  <w:abstractNum w:abstractNumId="14" w15:restartNumberingAfterBreak="0">
+  <w:abstractNum w:abstractNumId="20" w15:restartNumberingAfterBreak="0">
     <w:nsid w:val="5A484CED"/>
     <w:multiLevelType w:val="multilevel"/>
     <w:tmpl w:val="0415001F"/>
@@ -5253,7 +6529,7 @@
       </w:pPr>
     </w:lvl>
   </w:abstractNum>
-  <w:abstractNum w:abstractNumId="15" w15:restartNumberingAfterBreak="0">
+  <w:abstractNum w:abstractNumId="21" w15:restartNumberingAfterBreak="0">
     <w:nsid w:val="5A542E87"/>
     <w:multiLevelType w:val="hybridMultilevel"/>
     <w:tmpl w:val="CBC015DE"/>
@@ -5266,7 +6542,7 @@
         <w:ind w:left="720" w:hanging="360"/>
       </w:pPr>
       <w:rPr>
-        <w:rFonts w:hint="default" w:ascii="Symbol" w:hAnsi="Symbol"/>
+        <w:rFonts w:ascii="Symbol" w:hAnsi="Symbol" w:hint="default"/>
       </w:rPr>
     </w:lvl>
     <w:lvl w:ilvl="1" w:tplc="794CCAE8">
@@ -5278,7 +6554,7 @@
         <w:ind w:left="1440" w:hanging="360"/>
       </w:pPr>
       <w:rPr>
-        <w:rFonts w:hint="default" w:ascii="Courier New" w:hAnsi="Courier New"/>
+        <w:rFonts w:ascii="Courier New" w:hAnsi="Courier New" w:hint="default"/>
       </w:rPr>
     </w:lvl>
     <w:lvl w:ilvl="2" w:tplc="A3FEB3B0">
@@ -5290,7 +6566,7 @@
         <w:ind w:left="2160" w:hanging="360"/>
       </w:pPr>
       <w:rPr>
-        <w:rFonts w:hint="default" w:ascii="Wingdings" w:hAnsi="Wingdings"/>
+        <w:rFonts w:ascii="Wingdings" w:hAnsi="Wingdings" w:hint="default"/>
       </w:rPr>
     </w:lvl>
     <w:lvl w:ilvl="3" w:tplc="ED0C63D8">
@@ -5302,7 +6578,7 @@
         <w:ind w:left="2880" w:hanging="360"/>
       </w:pPr>
       <w:rPr>
-        <w:rFonts w:hint="default" w:ascii="Symbol" w:hAnsi="Symbol"/>
+        <w:rFonts w:ascii="Symbol" w:hAnsi="Symbol" w:hint="default"/>
       </w:rPr>
     </w:lvl>
     <w:lvl w:ilvl="4" w:tplc="D3CAA070">
@@ -5314,7 +6590,7 @@
         <w:ind w:left="3600" w:hanging="360"/>
       </w:pPr>
       <w:rPr>
-        <w:rFonts w:hint="default" w:ascii="Courier New" w:hAnsi="Courier New"/>
+        <w:rFonts w:ascii="Courier New" w:hAnsi="Courier New" w:hint="default"/>
       </w:rPr>
     </w:lvl>
     <w:lvl w:ilvl="5" w:tplc="79369F54">
@@ -5326,7 +6602,7 @@
         <w:ind w:left="4320" w:hanging="360"/>
       </w:pPr>
       <w:rPr>
-        <w:rFonts w:hint="default" w:ascii="Wingdings" w:hAnsi="Wingdings"/>
+        <w:rFonts w:ascii="Wingdings" w:hAnsi="Wingdings" w:hint="default"/>
       </w:rPr>
     </w:lvl>
     <w:lvl w:ilvl="6" w:tplc="E4BEFFBC">
@@ -5338,7 +6614,7 @@
         <w:ind w:left="5040" w:hanging="360"/>
       </w:pPr>
       <w:rPr>
-        <w:rFonts w:hint="default" w:ascii="Symbol" w:hAnsi="Symbol"/>
+        <w:rFonts w:ascii="Symbol" w:hAnsi="Symbol" w:hint="default"/>
       </w:rPr>
     </w:lvl>
     <w:lvl w:ilvl="7" w:tplc="6E16D89A">
@@ -5350,7 +6626,7 @@
         <w:ind w:left="5760" w:hanging="360"/>
       </w:pPr>
       <w:rPr>
-        <w:rFonts w:hint="default" w:ascii="Courier New" w:hAnsi="Courier New"/>
+        <w:rFonts w:ascii="Courier New" w:hAnsi="Courier New" w:hint="default"/>
       </w:rPr>
     </w:lvl>
     <w:lvl w:ilvl="8" w:tplc="3D2ADA28">
@@ -5362,11 +6638,11 @@
         <w:ind w:left="6480" w:hanging="360"/>
       </w:pPr>
       <w:rPr>
-        <w:rFonts w:hint="default" w:ascii="Wingdings" w:hAnsi="Wingdings"/>
+        <w:rFonts w:ascii="Wingdings" w:hAnsi="Wingdings" w:hint="default"/>
       </w:rPr>
     </w:lvl>
   </w:abstractNum>
-  <w:abstractNum w:abstractNumId="16" w15:restartNumberingAfterBreak="0">
+  <w:abstractNum w:abstractNumId="22" w15:restartNumberingAfterBreak="0">
     <w:nsid w:val="5B132F77"/>
     <w:multiLevelType w:val="multilevel"/>
     <w:tmpl w:val="0415001F"/>
@@ -5452,7 +6728,7 @@
       </w:pPr>
     </w:lvl>
   </w:abstractNum>
-  <w:abstractNum w:abstractNumId="17" w15:restartNumberingAfterBreak="0">
+  <w:abstractNum w:abstractNumId="23" w15:restartNumberingAfterBreak="0">
     <w:nsid w:val="5CCA4195"/>
     <w:multiLevelType w:val="hybridMultilevel"/>
     <w:tmpl w:val="FEA0EF6A"/>
@@ -5465,7 +6741,7 @@
         <w:ind w:left="720" w:hanging="360"/>
       </w:pPr>
       <w:rPr>
-        <w:rFonts w:hint="default" w:ascii="Symbol" w:hAnsi="Symbol"/>
+        <w:rFonts w:ascii="Symbol" w:hAnsi="Symbol" w:hint="default"/>
       </w:rPr>
     </w:lvl>
     <w:lvl w:ilvl="1" w:tplc="99443E4C">
@@ -5477,7 +6753,7 @@
         <w:ind w:left="1440" w:hanging="360"/>
       </w:pPr>
       <w:rPr>
-        <w:rFonts w:hint="default" w:ascii="Courier New" w:hAnsi="Courier New"/>
+        <w:rFonts w:ascii="Courier New" w:hAnsi="Courier New" w:hint="default"/>
       </w:rPr>
     </w:lvl>
     <w:lvl w:ilvl="2" w:tplc="62A60976">
@@ -5489,7 +6765,7 @@
         <w:ind w:left="2160" w:hanging="360"/>
       </w:pPr>
       <w:rPr>
-        <w:rFonts w:hint="default" w:ascii="Wingdings" w:hAnsi="Wingdings"/>
+        <w:rFonts w:ascii="Wingdings" w:hAnsi="Wingdings" w:hint="default"/>
       </w:rPr>
     </w:lvl>
     <w:lvl w:ilvl="3" w:tplc="6F84AB66">
@@ -5501,7 +6777,7 @@
         <w:ind w:left="2880" w:hanging="360"/>
       </w:pPr>
       <w:rPr>
-        <w:rFonts w:hint="default" w:ascii="Symbol" w:hAnsi="Symbol"/>
+        <w:rFonts w:ascii="Symbol" w:hAnsi="Symbol" w:hint="default"/>
       </w:rPr>
     </w:lvl>
     <w:lvl w:ilvl="4" w:tplc="F6001894">
@@ -5513,7 +6789,7 @@
         <w:ind w:left="3600" w:hanging="360"/>
       </w:pPr>
       <w:rPr>
-        <w:rFonts w:hint="default" w:ascii="Courier New" w:hAnsi="Courier New"/>
+        <w:rFonts w:ascii="Courier New" w:hAnsi="Courier New" w:hint="default"/>
       </w:rPr>
     </w:lvl>
     <w:lvl w:ilvl="5" w:tplc="4EFC9D2C">
@@ -5525,7 +6801,7 @@
         <w:ind w:left="4320" w:hanging="360"/>
       </w:pPr>
       <w:rPr>
-        <w:rFonts w:hint="default" w:ascii="Wingdings" w:hAnsi="Wingdings"/>
+        <w:rFonts w:ascii="Wingdings" w:hAnsi="Wingdings" w:hint="default"/>
       </w:rPr>
     </w:lvl>
     <w:lvl w:ilvl="6" w:tplc="44E8D21E">
@@ -5537,7 +6813,7 @@
         <w:ind w:left="5040" w:hanging="360"/>
       </w:pPr>
       <w:rPr>
-        <w:rFonts w:hint="default" w:ascii="Symbol" w:hAnsi="Symbol"/>
+        <w:rFonts w:ascii="Symbol" w:hAnsi="Symbol" w:hint="default"/>
       </w:rPr>
     </w:lvl>
     <w:lvl w:ilvl="7" w:tplc="4B2AD90C">
@@ -5549,7 +6825,7 @@
         <w:ind w:left="5760" w:hanging="360"/>
       </w:pPr>
       <w:rPr>
-        <w:rFonts w:hint="default" w:ascii="Courier New" w:hAnsi="Courier New"/>
+        <w:rFonts w:ascii="Courier New" w:hAnsi="Courier New" w:hint="default"/>
       </w:rPr>
     </w:lvl>
     <w:lvl w:ilvl="8" w:tplc="509A896A">
@@ -5561,11 +6837,299 @@
         <w:ind w:left="6480" w:hanging="360"/>
       </w:pPr>
       <w:rPr>
-        <w:rFonts w:hint="default" w:ascii="Wingdings" w:hAnsi="Wingdings"/>
+        <w:rFonts w:ascii="Wingdings" w:hAnsi="Wingdings" w:hint="default"/>
       </w:rPr>
     </w:lvl>
   </w:abstractNum>
-  <w:abstractNum w:abstractNumId="18" w15:restartNumberingAfterBreak="0">
+  <w:abstractNum w:abstractNumId="24" w15:restartNumberingAfterBreak="0">
+    <w:nsid w:val="6053389D"/>
+    <w:multiLevelType w:val="hybridMultilevel"/>
+    <w:tmpl w:val="B9E8A472"/>
+    <w:lvl w:ilvl="0" w:tplc="244CE760">
+      <w:start w:val="1"/>
+      <w:numFmt w:val="decimal"/>
+      <w:lvlText w:val="%1."/>
+      <w:lvlJc w:val="left"/>
+      <w:pPr>
+        <w:ind w:left="720" w:hanging="360"/>
+      </w:pPr>
+    </w:lvl>
+    <w:lvl w:ilvl="1" w:tplc="E6003DCA">
+      <w:start w:val="1"/>
+      <w:numFmt w:val="lowerLetter"/>
+      <w:lvlText w:val="%2."/>
+      <w:lvlJc w:val="left"/>
+      <w:pPr>
+        <w:ind w:left="1440" w:hanging="360"/>
+      </w:pPr>
+    </w:lvl>
+    <w:lvl w:ilvl="2" w:tplc="FF8C6A70">
+      <w:start w:val="1"/>
+      <w:numFmt w:val="lowerRoman"/>
+      <w:lvlText w:val="%3."/>
+      <w:lvlJc w:val="right"/>
+      <w:pPr>
+        <w:ind w:left="2160" w:hanging="180"/>
+      </w:pPr>
+    </w:lvl>
+    <w:lvl w:ilvl="3" w:tplc="CF86CFF8">
+      <w:start w:val="1"/>
+      <w:numFmt w:val="decimal"/>
+      <w:lvlText w:val="%4."/>
+      <w:lvlJc w:val="left"/>
+      <w:pPr>
+        <w:ind w:left="2880" w:hanging="360"/>
+      </w:pPr>
+    </w:lvl>
+    <w:lvl w:ilvl="4" w:tplc="1452DFB0">
+      <w:start w:val="1"/>
+      <w:numFmt w:val="lowerLetter"/>
+      <w:lvlText w:val="%5."/>
+      <w:lvlJc w:val="left"/>
+      <w:pPr>
+        <w:ind w:left="3600" w:hanging="360"/>
+      </w:pPr>
+    </w:lvl>
+    <w:lvl w:ilvl="5" w:tplc="E4BE050A">
+      <w:start w:val="1"/>
+      <w:numFmt w:val="lowerRoman"/>
+      <w:lvlText w:val="%6."/>
+      <w:lvlJc w:val="right"/>
+      <w:pPr>
+        <w:ind w:left="4320" w:hanging="180"/>
+      </w:pPr>
+    </w:lvl>
+    <w:lvl w:ilvl="6" w:tplc="C3CCF874">
+      <w:start w:val="1"/>
+      <w:numFmt w:val="decimal"/>
+      <w:lvlText w:val="%7."/>
+      <w:lvlJc w:val="left"/>
+      <w:pPr>
+        <w:ind w:left="5040" w:hanging="360"/>
+      </w:pPr>
+    </w:lvl>
+    <w:lvl w:ilvl="7" w:tplc="0E4A6FD6">
+      <w:start w:val="1"/>
+      <w:numFmt w:val="lowerLetter"/>
+      <w:lvlText w:val="%8."/>
+      <w:lvlJc w:val="left"/>
+      <w:pPr>
+        <w:ind w:left="5760" w:hanging="360"/>
+      </w:pPr>
+    </w:lvl>
+    <w:lvl w:ilvl="8" w:tplc="F45E7D24">
+      <w:start w:val="1"/>
+      <w:numFmt w:val="lowerRoman"/>
+      <w:lvlText w:val="%9."/>
+      <w:lvlJc w:val="right"/>
+      <w:pPr>
+        <w:ind w:left="6480" w:hanging="180"/>
+      </w:pPr>
+    </w:lvl>
+  </w:abstractNum>
+  <w:abstractNum w:abstractNumId="25" w15:restartNumberingAfterBreak="0">
+    <w:nsid w:val="61E71CAC"/>
+    <w:multiLevelType w:val="hybridMultilevel"/>
+    <w:tmpl w:val="404AE222"/>
+    <w:lvl w:ilvl="0" w:tplc="91A85BEE">
+      <w:start w:val="1"/>
+      <w:numFmt w:val="upperLetter"/>
+      <w:lvlText w:val="%1)"/>
+      <w:lvlJc w:val="left"/>
+      <w:pPr>
+        <w:ind w:left="720" w:hanging="360"/>
+      </w:pPr>
+      <w:rPr>
+        <w:rFonts w:hint="default"/>
+      </w:rPr>
+    </w:lvl>
+    <w:lvl w:ilvl="1" w:tplc="08090019" w:tentative="1">
+      <w:start w:val="1"/>
+      <w:numFmt w:val="lowerLetter"/>
+      <w:lvlText w:val="%2."/>
+      <w:lvlJc w:val="left"/>
+      <w:pPr>
+        <w:ind w:left="1440" w:hanging="360"/>
+      </w:pPr>
+    </w:lvl>
+    <w:lvl w:ilvl="2" w:tplc="0809001B" w:tentative="1">
+      <w:start w:val="1"/>
+      <w:numFmt w:val="lowerRoman"/>
+      <w:lvlText w:val="%3."/>
+      <w:lvlJc w:val="right"/>
+      <w:pPr>
+        <w:ind w:left="2160" w:hanging="180"/>
+      </w:pPr>
+    </w:lvl>
+    <w:lvl w:ilvl="3" w:tplc="0809000F" w:tentative="1">
+      <w:start w:val="1"/>
+      <w:numFmt w:val="decimal"/>
+      <w:lvlText w:val="%4."/>
+      <w:lvlJc w:val="left"/>
+      <w:pPr>
+        <w:ind w:left="2880" w:hanging="360"/>
+      </w:pPr>
+    </w:lvl>
+    <w:lvl w:ilvl="4" w:tplc="08090019" w:tentative="1">
+      <w:start w:val="1"/>
+      <w:numFmt w:val="lowerLetter"/>
+      <w:lvlText w:val="%5."/>
+      <w:lvlJc w:val="left"/>
+      <w:pPr>
+        <w:ind w:left="3600" w:hanging="360"/>
+      </w:pPr>
+    </w:lvl>
+    <w:lvl w:ilvl="5" w:tplc="0809001B" w:tentative="1">
+      <w:start w:val="1"/>
+      <w:numFmt w:val="lowerRoman"/>
+      <w:lvlText w:val="%6."/>
+      <w:lvlJc w:val="right"/>
+      <w:pPr>
+        <w:ind w:left="4320" w:hanging="180"/>
+      </w:pPr>
+    </w:lvl>
+    <w:lvl w:ilvl="6" w:tplc="0809000F" w:tentative="1">
+      <w:start w:val="1"/>
+      <w:numFmt w:val="decimal"/>
+      <w:lvlText w:val="%7."/>
+      <w:lvlJc w:val="left"/>
+      <w:pPr>
+        <w:ind w:left="5040" w:hanging="360"/>
+      </w:pPr>
+    </w:lvl>
+    <w:lvl w:ilvl="7" w:tplc="08090019" w:tentative="1">
+      <w:start w:val="1"/>
+      <w:numFmt w:val="lowerLetter"/>
+      <w:lvlText w:val="%8."/>
+      <w:lvlJc w:val="left"/>
+      <w:pPr>
+        <w:ind w:left="5760" w:hanging="360"/>
+      </w:pPr>
+    </w:lvl>
+    <w:lvl w:ilvl="8" w:tplc="0809001B" w:tentative="1">
+      <w:start w:val="1"/>
+      <w:numFmt w:val="lowerRoman"/>
+      <w:lvlText w:val="%9."/>
+      <w:lvlJc w:val="right"/>
+      <w:pPr>
+        <w:ind w:left="6480" w:hanging="180"/>
+      </w:pPr>
+    </w:lvl>
+  </w:abstractNum>
+  <w:abstractNum w:abstractNumId="26" w15:restartNumberingAfterBreak="0">
+    <w:nsid w:val="6C572E6D"/>
+    <w:multiLevelType w:val="hybridMultilevel"/>
+    <w:tmpl w:val="1D64EC5A"/>
+    <w:lvl w:ilvl="0" w:tplc="D0642ABE">
+      <w:start w:val="1"/>
+      <w:numFmt w:val="bullet"/>
+      <w:lvlText w:val=""/>
+      <w:lvlJc w:val="left"/>
+      <w:pPr>
+        <w:ind w:left="720" w:hanging="360"/>
+      </w:pPr>
+      <w:rPr>
+        <w:rFonts w:ascii="Symbol" w:hAnsi="Symbol" w:hint="default"/>
+      </w:rPr>
+    </w:lvl>
+    <w:lvl w:ilvl="1" w:tplc="0E842456">
+      <w:start w:val="1"/>
+      <w:numFmt w:val="bullet"/>
+      <w:lvlText w:val="o"/>
+      <w:lvlJc w:val="left"/>
+      <w:pPr>
+        <w:ind w:left="1440" w:hanging="360"/>
+      </w:pPr>
+      <w:rPr>
+        <w:rFonts w:ascii="Courier New" w:hAnsi="Courier New" w:hint="default"/>
+      </w:rPr>
+    </w:lvl>
+    <w:lvl w:ilvl="2" w:tplc="4E1E29CA">
+      <w:start w:val="1"/>
+      <w:numFmt w:val="bullet"/>
+      <w:lvlText w:val=""/>
+      <w:lvlJc w:val="left"/>
+      <w:pPr>
+        <w:ind w:left="2160" w:hanging="360"/>
+      </w:pPr>
+      <w:rPr>
+        <w:rFonts w:ascii="Wingdings" w:hAnsi="Wingdings" w:hint="default"/>
+      </w:rPr>
+    </w:lvl>
+    <w:lvl w:ilvl="3" w:tplc="86723B98">
+      <w:start w:val="1"/>
+      <w:numFmt w:val="bullet"/>
+      <w:lvlText w:val=""/>
+      <w:lvlJc w:val="left"/>
+      <w:pPr>
+        <w:ind w:left="2880" w:hanging="360"/>
+      </w:pPr>
+      <w:rPr>
+        <w:rFonts w:ascii="Symbol" w:hAnsi="Symbol" w:hint="default"/>
+      </w:rPr>
+    </w:lvl>
+    <w:lvl w:ilvl="4" w:tplc="8A3E1380">
+      <w:start w:val="1"/>
+      <w:numFmt w:val="bullet"/>
+      <w:lvlText w:val="o"/>
+      <w:lvlJc w:val="left"/>
+      <w:pPr>
+        <w:ind w:left="3600" w:hanging="360"/>
+      </w:pPr>
+      <w:rPr>
+        <w:rFonts w:ascii="Courier New" w:hAnsi="Courier New" w:hint="default"/>
+      </w:rPr>
+    </w:lvl>
+    <w:lvl w:ilvl="5" w:tplc="5614BC00">
+      <w:start w:val="1"/>
+      <w:numFmt w:val="bullet"/>
+      <w:lvlText w:val=""/>
+      <w:lvlJc w:val="left"/>
+      <w:pPr>
+        <w:ind w:left="4320" w:hanging="360"/>
+      </w:pPr>
+      <w:rPr>
+        <w:rFonts w:ascii="Wingdings" w:hAnsi="Wingdings" w:hint="default"/>
+      </w:rPr>
+    </w:lvl>
+    <w:lvl w:ilvl="6" w:tplc="BF06D890">
+      <w:start w:val="1"/>
+      <w:numFmt w:val="bullet"/>
+      <w:lvlText w:val=""/>
+      <w:lvlJc w:val="left"/>
+      <w:pPr>
+        <w:ind w:left="5040" w:hanging="360"/>
+      </w:pPr>
+      <w:rPr>
+        <w:rFonts w:ascii="Symbol" w:hAnsi="Symbol" w:hint="default"/>
+      </w:rPr>
+    </w:lvl>
+    <w:lvl w:ilvl="7" w:tplc="AF30336A">
+      <w:start w:val="1"/>
+      <w:numFmt w:val="bullet"/>
+      <w:lvlText w:val="o"/>
+      <w:lvlJc w:val="left"/>
+      <w:pPr>
+        <w:ind w:left="5760" w:hanging="360"/>
+      </w:pPr>
+      <w:rPr>
+        <w:rFonts w:ascii="Courier New" w:hAnsi="Courier New" w:hint="default"/>
+      </w:rPr>
+    </w:lvl>
+    <w:lvl w:ilvl="8" w:tplc="F9CA5726">
+      <w:start w:val="1"/>
+      <w:numFmt w:val="bullet"/>
+      <w:lvlText w:val=""/>
+      <w:lvlJc w:val="left"/>
+      <w:pPr>
+        <w:ind w:left="6480" w:hanging="360"/>
+      </w:pPr>
+      <w:rPr>
+        <w:rFonts w:ascii="Wingdings" w:hAnsi="Wingdings" w:hint="default"/>
+      </w:rPr>
+    </w:lvl>
+  </w:abstractNum>
+  <w:abstractNum w:abstractNumId="27" w15:restartNumberingAfterBreak="0">
     <w:nsid w:val="714E1FBB"/>
     <w:multiLevelType w:val="multilevel"/>
     <w:tmpl w:val="0415001F"/>
@@ -5651,7 +7215,156 @@
       </w:pPr>
     </w:lvl>
   </w:abstractNum>
-  <w:abstractNum w:abstractNumId="19" w15:restartNumberingAfterBreak="0">
+  <w:abstractNum w:abstractNumId="28" w15:restartNumberingAfterBreak="0">
+    <w:nsid w:val="74221182"/>
+    <w:multiLevelType w:val="multilevel"/>
+    <w:tmpl w:val="A5AEAC0C"/>
+    <w:lvl w:ilvl="0">
+      <w:start w:val="1"/>
+      <w:numFmt w:val="bullet"/>
+      <w:lvlText w:val=""/>
+      <w:lvlJc w:val="left"/>
+      <w:pPr>
+        <w:tabs>
+          <w:tab w:val="num" w:pos="720"/>
+        </w:tabs>
+        <w:ind w:left="720" w:hanging="360"/>
+      </w:pPr>
+      <w:rPr>
+        <w:rFonts w:ascii="Symbol" w:hAnsi="Symbol" w:hint="default"/>
+        <w:sz w:val="20"/>
+      </w:rPr>
+    </w:lvl>
+    <w:lvl w:ilvl="1" w:tentative="1">
+      <w:start w:val="1"/>
+      <w:numFmt w:val="bullet"/>
+      <w:lvlText w:val="o"/>
+      <w:lvlJc w:val="left"/>
+      <w:pPr>
+        <w:tabs>
+          <w:tab w:val="num" w:pos="1440"/>
+        </w:tabs>
+        <w:ind w:left="1440" w:hanging="360"/>
+      </w:pPr>
+      <w:rPr>
+        <w:rFonts w:ascii="Courier New" w:hAnsi="Courier New" w:hint="default"/>
+        <w:sz w:val="20"/>
+      </w:rPr>
+    </w:lvl>
+    <w:lvl w:ilvl="2" w:tentative="1">
+      <w:start w:val="1"/>
+      <w:numFmt w:val="bullet"/>
+      <w:lvlText w:val=""/>
+      <w:lvlJc w:val="left"/>
+      <w:pPr>
+        <w:tabs>
+          <w:tab w:val="num" w:pos="2160"/>
+        </w:tabs>
+        <w:ind w:left="2160" w:hanging="360"/>
+      </w:pPr>
+      <w:rPr>
+        <w:rFonts w:ascii="Wingdings" w:hAnsi="Wingdings" w:hint="default"/>
+        <w:sz w:val="20"/>
+      </w:rPr>
+    </w:lvl>
+    <w:lvl w:ilvl="3" w:tentative="1">
+      <w:start w:val="1"/>
+      <w:numFmt w:val="bullet"/>
+      <w:lvlText w:val=""/>
+      <w:lvlJc w:val="left"/>
+      <w:pPr>
+        <w:tabs>
+          <w:tab w:val="num" w:pos="2880"/>
+        </w:tabs>
+        <w:ind w:left="2880" w:hanging="360"/>
+      </w:pPr>
+      <w:rPr>
+        <w:rFonts w:ascii="Wingdings" w:hAnsi="Wingdings" w:hint="default"/>
+        <w:sz w:val="20"/>
+      </w:rPr>
+    </w:lvl>
+    <w:lvl w:ilvl="4" w:tentative="1">
+      <w:start w:val="1"/>
+      <w:numFmt w:val="bullet"/>
+      <w:lvlText w:val=""/>
+      <w:lvlJc w:val="left"/>
+      <w:pPr>
+        <w:tabs>
+          <w:tab w:val="num" w:pos="3600"/>
+        </w:tabs>
+        <w:ind w:left="3600" w:hanging="360"/>
+      </w:pPr>
+      <w:rPr>
+        <w:rFonts w:ascii="Wingdings" w:hAnsi="Wingdings" w:hint="default"/>
+        <w:sz w:val="20"/>
+      </w:rPr>
+    </w:lvl>
+    <w:lvl w:ilvl="5" w:tentative="1">
+      <w:start w:val="1"/>
+      <w:numFmt w:val="bullet"/>
+      <w:lvlText w:val=""/>
+      <w:lvlJc w:val="left"/>
+      <w:pPr>
+        <w:tabs>
+          <w:tab w:val="num" w:pos="4320"/>
+        </w:tabs>
+        <w:ind w:left="4320" w:hanging="360"/>
+      </w:pPr>
+      <w:rPr>
+        <w:rFonts w:ascii="Wingdings" w:hAnsi="Wingdings" w:hint="default"/>
+        <w:sz w:val="20"/>
+      </w:rPr>
+    </w:lvl>
+    <w:lvl w:ilvl="6" w:tentative="1">
+      <w:start w:val="1"/>
+      <w:numFmt w:val="bullet"/>
+      <w:lvlText w:val=""/>
+      <w:lvlJc w:val="left"/>
+      <w:pPr>
+        <w:tabs>
+          <w:tab w:val="num" w:pos="5040"/>
+        </w:tabs>
+        <w:ind w:left="5040" w:hanging="360"/>
+      </w:pPr>
+      <w:rPr>
+        <w:rFonts w:ascii="Wingdings" w:hAnsi="Wingdings" w:hint="default"/>
+        <w:sz w:val="20"/>
+      </w:rPr>
+    </w:lvl>
+    <w:lvl w:ilvl="7" w:tentative="1">
+      <w:start w:val="1"/>
+      <w:numFmt w:val="bullet"/>
+      <w:lvlText w:val=""/>
+      <w:lvlJc w:val="left"/>
+      <w:pPr>
+        <w:tabs>
+          <w:tab w:val="num" w:pos="5760"/>
+        </w:tabs>
+        <w:ind w:left="5760" w:hanging="360"/>
+      </w:pPr>
+      <w:rPr>
+        <w:rFonts w:ascii="Wingdings" w:hAnsi="Wingdings" w:hint="default"/>
+        <w:sz w:val="20"/>
+      </w:rPr>
+    </w:lvl>
+    <w:lvl w:ilvl="8" w:tentative="1">
+      <w:start w:val="1"/>
+      <w:numFmt w:val="bullet"/>
+      <w:lvlText w:val=""/>
+      <w:lvlJc w:val="left"/>
+      <w:pPr>
+        <w:tabs>
+          <w:tab w:val="num" w:pos="6480"/>
+        </w:tabs>
+        <w:ind w:left="6480" w:hanging="360"/>
+      </w:pPr>
+      <w:rPr>
+        <w:rFonts w:ascii="Wingdings" w:hAnsi="Wingdings" w:hint="default"/>
+        <w:sz w:val="20"/>
+      </w:rPr>
+    </w:lvl>
+  </w:abstractNum>
+  <w:abstractNum w:abstractNumId="29" w15:restartNumberingAfterBreak="0">
     <w:nsid w:val="770A13D0"/>
     <w:multiLevelType w:val="multilevel"/>
     <w:tmpl w:val="0415001F"/>
@@ -5737,90 +7450,105 @@
       </w:pPr>
     </w:lvl>
   </w:abstractNum>
-  <w:num w:numId="25">
+  <w:num w:numId="1" w16cid:durableId="1948268446">
+    <w:abstractNumId w:val="26"/>
+  </w:num>
+  <w:num w:numId="2" w16cid:durableId="122234983">
+    <w:abstractNumId w:val="7"/>
+  </w:num>
+  <w:num w:numId="3" w16cid:durableId="1285772125">
     <w:abstractNumId w:val="24"/>
   </w:num>
-  <w:num w:numId="24">
+  <w:num w:numId="4" w16cid:durableId="642462351">
+    <w:abstractNumId w:val="5"/>
+  </w:num>
+  <w:num w:numId="5" w16cid:durableId="1885294041">
+    <w:abstractNumId w:val="6"/>
+  </w:num>
+  <w:num w:numId="6" w16cid:durableId="1855533163">
+    <w:abstractNumId w:val="12"/>
+  </w:num>
+  <w:num w:numId="7" w16cid:durableId="334305627">
+    <w:abstractNumId w:val="22"/>
+  </w:num>
+  <w:num w:numId="8" w16cid:durableId="174926699">
+    <w:abstractNumId w:val="20"/>
+  </w:num>
+  <w:num w:numId="9" w16cid:durableId="1917475144">
+    <w:abstractNumId w:val="29"/>
+  </w:num>
+  <w:num w:numId="10" w16cid:durableId="1007364995">
+    <w:abstractNumId w:val="2"/>
+  </w:num>
+  <w:num w:numId="11" w16cid:durableId="1034115137">
+    <w:abstractNumId w:val="27"/>
+  </w:num>
+  <w:num w:numId="12" w16cid:durableId="682778491">
+    <w:abstractNumId w:val="0"/>
+  </w:num>
+  <w:num w:numId="13" w16cid:durableId="701175996">
+    <w:abstractNumId w:val="4"/>
+  </w:num>
+  <w:num w:numId="14" w16cid:durableId="776172203">
+    <w:abstractNumId w:val="16"/>
+  </w:num>
+  <w:num w:numId="15" w16cid:durableId="1018309467">
+    <w:abstractNumId w:val="10"/>
+  </w:num>
+  <w:num w:numId="16" w16cid:durableId="1843163008">
+    <w:abstractNumId w:val="13"/>
+  </w:num>
+  <w:num w:numId="17" w16cid:durableId="1911648884">
     <w:abstractNumId w:val="23"/>
   </w:num>
-  <w:num w:numId="23">
-    <w:abstractNumId w:val="22"/>
+  <w:num w:numId="18" w16cid:durableId="661616023">
+    <w:abstractNumId w:val="3"/>
   </w:num>
-  <w:num w:numId="22">
+  <w:num w:numId="19" w16cid:durableId="1858084076">
+    <w:abstractNumId w:val="19"/>
+  </w:num>
+  <w:num w:numId="20" w16cid:durableId="1185629648">
+    <w:abstractNumId w:val="9"/>
+  </w:num>
+  <w:num w:numId="21" w16cid:durableId="313998080">
     <w:abstractNumId w:val="21"/>
   </w:num>
-  <w:num w:numId="21">
-    <w:abstractNumId w:val="20"/>
-  </w:num>
-  <w:num w:numId="1" w16cid:durableId="1855533163">
+  <w:num w:numId="22" w16cid:durableId="611328832">
     <w:abstractNumId w:val="8"/>
   </w:num>
-  <w:num w:numId="2" w16cid:durableId="334305627">
-    <w:abstractNumId w:val="16"/>
-  </w:num>
-  <w:num w:numId="3" w16cid:durableId="174926699">
-    <w:abstractNumId w:val="14"/>
-  </w:num>
-  <w:num w:numId="4" w16cid:durableId="1917475144">
-    <w:abstractNumId w:val="19"/>
-  </w:num>
-  <w:num w:numId="5" w16cid:durableId="1007364995">
-    <w:abstractNumId w:val="2"/>
-  </w:num>
-  <w:num w:numId="6" w16cid:durableId="1034115137">
+  <w:num w:numId="23" w16cid:durableId="2124956765">
     <w:abstractNumId w:val="18"/>
   </w:num>
-  <w:num w:numId="7" w16cid:durableId="682778491">
-    <w:abstractNumId w:val="0"/>
-  </w:num>
-  <w:num w:numId="8" w16cid:durableId="701175996">
-    <w:abstractNumId w:val="4"/>
-  </w:num>
-  <w:num w:numId="9" w16cid:durableId="776172203">
-    <w:abstractNumId w:val="10"/>
-  </w:num>
-  <w:num w:numId="10" w16cid:durableId="1018309467">
-    <w:abstractNumId w:val="7"/>
-  </w:num>
-  <w:num w:numId="11" w16cid:durableId="1843163008">
-    <w:abstractNumId w:val="9"/>
-  </w:num>
-  <w:num w:numId="12" w16cid:durableId="1911648884">
+  <w:num w:numId="24" w16cid:durableId="1636134038">
     <w:abstractNumId w:val="17"/>
   </w:num>
-  <w:num w:numId="13" w16cid:durableId="661616023">
-    <w:abstractNumId w:val="3"/>
+  <w:num w:numId="25" w16cid:durableId="1317029418">
+    <w:abstractNumId w:val="1"/>
   </w:num>
-  <w:num w:numId="14" w16cid:durableId="1858084076">
-    <w:abstractNumId w:val="13"/>
+  <w:num w:numId="26" w16cid:durableId="762145701">
+    <w:abstractNumId w:val="11"/>
   </w:num>
-  <w:num w:numId="15" w16cid:durableId="1185629648">
-    <w:abstractNumId w:val="6"/>
+  <w:num w:numId="27" w16cid:durableId="1665082031">
+    <w:abstractNumId w:val="28"/>
   </w:num>
-  <w:num w:numId="16" w16cid:durableId="313998080">
+  <w:num w:numId="28" w16cid:durableId="925460685">
     <w:abstractNumId w:val="15"/>
   </w:num>
-  <w:num w:numId="17" w16cid:durableId="611328832">
-    <w:abstractNumId w:val="5"/>
+  <w:num w:numId="29" w16cid:durableId="1876885635">
+    <w:abstractNumId w:val="25"/>
   </w:num>
-  <w:num w:numId="18" w16cid:durableId="2124956765">
-    <w:abstractNumId w:val="12"/>
-  </w:num>
-  <w:num w:numId="19" w16cid:durableId="1636134038">
-    <w:abstractNumId w:val="11"/>
-  </w:num>
-  <w:num w:numId="20" w16cid:durableId="1317029418">
-    <w:abstractNumId w:val="1"/>
+  <w:num w:numId="30" w16cid:durableId="682904567">
+    <w:abstractNumId w:val="14"/>
   </w:num>
 </w:numbering>
 </file>
 
 <file path=word/styles.xml><?xml version="1.0" encoding="utf-8"?>
-<w:styles xmlns:wp14="http://schemas.microsoft.com/office/word/2010/wordprocessingDrawing" xmlns:mc="http://schemas.openxmlformats.org/markup-compatibility/2006" xmlns:r="http://schemas.openxmlformats.org/officeDocument/2006/relationships" xmlns:w="http://schemas.openxmlformats.org/wordprocessingml/2006/main" xmlns:w14="http://schemas.microsoft.com/office/word/2010/wordml" xmlns:w15="http://schemas.microsoft.com/office/word/2012/wordml" xmlns:w16cex="http://schemas.microsoft.com/office/word/2018/wordml/cex" xmlns:w16cid="http://schemas.microsoft.com/office/word/2016/wordml/cid" xmlns:w16="http://schemas.microsoft.com/office/word/2018/wordml" xmlns:w16du="http://schemas.microsoft.com/office/word/2023/wordml/word16du" xmlns:w16sdtdh="http://schemas.microsoft.com/office/word/2020/wordml/sdtdatahash" xmlns:w16sdtfl="http://schemas.microsoft.com/office/word/2024/wordml/sdtformatlock" xmlns:w16se="http://schemas.microsoft.com/office/word/2015/wordml/symex" mc:Ignorable="w14 w15 w16se w16cid w16 w16cex w16sdtdh w16sdtfl w16du wp14">
+<w:styles xmlns:mc="http://schemas.openxmlformats.org/markup-compatibility/2006" xmlns:r="http://schemas.openxmlformats.org/officeDocument/2006/relationships" xmlns:w="http://schemas.openxmlformats.org/wordprocessingml/2006/main" xmlns:w14="http://schemas.microsoft.com/office/word/2010/wordml" xmlns:w15="http://schemas.microsoft.com/office/word/2012/wordml" xmlns:w16cex="http://schemas.microsoft.com/office/word/2018/wordml/cex" xmlns:w16cid="http://schemas.microsoft.com/office/word/2016/wordml/cid" xmlns:w16="http://schemas.microsoft.com/office/word/2018/wordml" xmlns:w16du="http://schemas.microsoft.com/office/word/2023/wordml/word16du" xmlns:w16sdtdh="http://schemas.microsoft.com/office/word/2020/wordml/sdtdatahash" xmlns:w16sdtfl="http://schemas.microsoft.com/office/word/2024/wordml/sdtformatlock" xmlns:w16se="http://schemas.microsoft.com/office/word/2015/wordml/symex" mc:Ignorable="w14 w15 w16se w16cid w16 w16cex w16sdtdh w16sdtfl w16du">
   <w:docDefaults>
     <w:rPrDefault>
       <w:rPr>
-        <w:rFonts w:ascii="Arial" w:hAnsi="Arial" w:eastAsia="Arial" w:cs="Arial"/>
+        <w:rFonts w:ascii="Arial" w:eastAsia="Arial" w:hAnsi="Arial" w:cs="Arial"/>
         <w:sz w:val="22"/>
         <w:szCs w:val="22"/>
         <w:lang w:val="pl" w:eastAsia="pl-PL" w:bidi="ar-SA"/>
@@ -5835,14 +7563,14 @@
   <w:latentStyles w:defLockedState="0" w:defUIPriority="99" w:defSemiHidden="0" w:defUnhideWhenUsed="0" w:defQFormat="0" w:count="376">
     <w:lsdException w:name="Normal" w:uiPriority="0" w:qFormat="1"/>
     <w:lsdException w:name="heading 1" w:uiPriority="9" w:qFormat="1"/>
-    <w:lsdException w:name="heading 2" w:uiPriority="9" w:semiHidden="1" w:unhideWhenUsed="1" w:qFormat="1"/>
-    <w:lsdException w:name="heading 3" w:uiPriority="9" w:semiHidden="1" w:unhideWhenUsed="1" w:qFormat="1"/>
-    <w:lsdException w:name="heading 4" w:uiPriority="9" w:semiHidden="1" w:unhideWhenUsed="1" w:qFormat="1"/>
-    <w:lsdException w:name="heading 5" w:uiPriority="9" w:semiHidden="1" w:unhideWhenUsed="1" w:qFormat="1"/>
-    <w:lsdException w:name="heading 6" w:uiPriority="9" w:semiHidden="1" w:unhideWhenUsed="1" w:qFormat="1"/>
-    <w:lsdException w:name="heading 7" w:uiPriority="9" w:semiHidden="1" w:unhideWhenUsed="1" w:qFormat="1"/>
-    <w:lsdException w:name="heading 8" w:uiPriority="9" w:semiHidden="1" w:unhideWhenUsed="1" w:qFormat="1"/>
-    <w:lsdException w:name="heading 9" w:uiPriority="9" w:semiHidden="1" w:unhideWhenUsed="1" w:qFormat="1"/>
+    <w:lsdException w:name="heading 2" w:semiHidden="1" w:uiPriority="9" w:unhideWhenUsed="1" w:qFormat="1"/>
+    <w:lsdException w:name="heading 3" w:semiHidden="1" w:uiPriority="9" w:unhideWhenUsed="1" w:qFormat="1"/>
+    <w:lsdException w:name="heading 4" w:semiHidden="1" w:uiPriority="9" w:unhideWhenUsed="1" w:qFormat="1"/>
+    <w:lsdException w:name="heading 5" w:semiHidden="1" w:uiPriority="9" w:unhideWhenUsed="1" w:qFormat="1"/>
+    <w:lsdException w:name="heading 6" w:semiHidden="1" w:uiPriority="9" w:unhideWhenUsed="1" w:qFormat="1"/>
+    <w:lsdException w:name="heading 7" w:semiHidden="1" w:uiPriority="9" w:unhideWhenUsed="1" w:qFormat="1"/>
+    <w:lsdException w:name="heading 8" w:semiHidden="1" w:uiPriority="9" w:unhideWhenUsed="1" w:qFormat="1"/>
+    <w:lsdException w:name="heading 9" w:semiHidden="1" w:uiPriority="9" w:unhideWhenUsed="1" w:qFormat="1"/>
     <w:lsdException w:name="index 1" w:semiHidden="1" w:unhideWhenUsed="1"/>
     <w:lsdException w:name="index 2" w:semiHidden="1" w:unhideWhenUsed="1"/>
     <w:lsdException w:name="index 3" w:semiHidden="1" w:unhideWhenUsed="1"/>
@@ -5852,22 +7580,22 @@
     <w:lsdException w:name="index 7" w:semiHidden="1" w:unhideWhenUsed="1"/>
     <w:lsdException w:name="index 8" w:semiHidden="1" w:unhideWhenUsed="1"/>
     <w:lsdException w:name="index 9" w:semiHidden="1" w:unhideWhenUsed="1"/>
-    <w:lsdException w:name="toc 1" w:uiPriority="39" w:semiHidden="1" w:unhideWhenUsed="1"/>
-    <w:lsdException w:name="toc 2" w:uiPriority="39" w:semiHidden="1" w:unhideWhenUsed="1"/>
-    <w:lsdException w:name="toc 3" w:uiPriority="39" w:semiHidden="1" w:unhideWhenUsed="1"/>
-    <w:lsdException w:name="toc 4" w:uiPriority="39" w:semiHidden="1" w:unhideWhenUsed="1"/>
-    <w:lsdException w:name="toc 5" w:uiPriority="39" w:semiHidden="1" w:unhideWhenUsed="1"/>
-    <w:lsdException w:name="toc 6" w:uiPriority="39" w:semiHidden="1" w:unhideWhenUsed="1"/>
-    <w:lsdException w:name="toc 7" w:uiPriority="39" w:semiHidden="1" w:unhideWhenUsed="1"/>
-    <w:lsdException w:name="toc 8" w:uiPriority="39" w:semiHidden="1" w:unhideWhenUsed="1"/>
-    <w:lsdException w:name="toc 9" w:uiPriority="39" w:semiHidden="1" w:unhideWhenUsed="1"/>
+    <w:lsdException w:name="toc 1" w:semiHidden="1" w:uiPriority="39" w:unhideWhenUsed="1"/>
+    <w:lsdException w:name="toc 2" w:semiHidden="1" w:uiPriority="39" w:unhideWhenUsed="1"/>
+    <w:lsdException w:name="toc 3" w:semiHidden="1" w:uiPriority="39" w:unhideWhenUsed="1"/>
+    <w:lsdException w:name="toc 4" w:semiHidden="1" w:uiPriority="39" w:unhideWhenUsed="1"/>
+    <w:lsdException w:name="toc 5" w:semiHidden="1" w:uiPriority="39" w:unhideWhenUsed="1"/>
+    <w:lsdException w:name="toc 6" w:semiHidden="1" w:uiPriority="39" w:unhideWhenUsed="1"/>
+    <w:lsdException w:name="toc 7" w:semiHidden="1" w:uiPriority="39" w:unhideWhenUsed="1"/>
+    <w:lsdException w:name="toc 8" w:semiHidden="1" w:uiPriority="39" w:unhideWhenUsed="1"/>
+    <w:lsdException w:name="toc 9" w:semiHidden="1" w:uiPriority="39" w:unhideWhenUsed="1"/>
     <w:lsdException w:name="Normal Indent" w:semiHidden="1" w:unhideWhenUsed="1"/>
     <w:lsdException w:name="footnote text" w:semiHidden="1" w:unhideWhenUsed="1"/>
     <w:lsdException w:name="annotation text" w:semiHidden="1" w:unhideWhenUsed="1"/>
     <w:lsdException w:name="header" w:semiHidden="1" w:unhideWhenUsed="1"/>
     <w:lsdException w:name="footer" w:semiHidden="1" w:unhideWhenUsed="1"/>
     <w:lsdException w:name="index heading" w:semiHidden="1" w:unhideWhenUsed="1"/>
-    <w:lsdException w:name="caption" w:uiPriority="35" w:semiHidden="1" w:unhideWhenUsed="1" w:qFormat="1"/>
+    <w:lsdException w:name="caption" w:semiHidden="1" w:uiPriority="35" w:unhideWhenUsed="1" w:qFormat="1"/>
     <w:lsdException w:name="table of figures" w:semiHidden="1" w:unhideWhenUsed="1"/>
     <w:lsdException w:name="envelope address" w:semiHidden="1" w:unhideWhenUsed="1"/>
     <w:lsdException w:name="envelope return" w:semiHidden="1" w:unhideWhenUsed="1"/>
@@ -5898,7 +7626,7 @@
     <w:lsdException w:name="Title" w:uiPriority="10" w:qFormat="1"/>
     <w:lsdException w:name="Closing" w:semiHidden="1" w:unhideWhenUsed="1"/>
     <w:lsdException w:name="Signature" w:semiHidden="1" w:unhideWhenUsed="1"/>
-    <w:lsdException w:name="Default Paragraph Font" w:uiPriority="1" w:semiHidden="1" w:unhideWhenUsed="1"/>
+    <w:lsdException w:name="Default Paragraph Font" w:semiHidden="1" w:uiPriority="1" w:unhideWhenUsed="1"/>
     <w:lsdException w:name="Body Text" w:semiHidden="1" w:unhideWhenUsed="1"/>
     <w:lsdException w:name="Body Text Indent" w:semiHidden="1" w:unhideWhenUsed="1"/>
     <w:lsdException w:name="List Continue" w:semiHidden="1" w:unhideWhenUsed="1"/>
@@ -6098,8 +7826,8 @@
     <w:lsdException w:name="Subtle Reference" w:uiPriority="31" w:qFormat="1"/>
     <w:lsdException w:name="Intense Reference" w:uiPriority="32" w:qFormat="1"/>
     <w:lsdException w:name="Book Title" w:uiPriority="33" w:qFormat="1"/>
-    <w:lsdException w:name="Bibliography" w:uiPriority="37" w:semiHidden="1" w:unhideWhenUsed="1"/>
-    <w:lsdException w:name="TOC Heading" w:uiPriority="39" w:semiHidden="1" w:unhideWhenUsed="1" w:qFormat="1"/>
+    <w:lsdException w:name="Bibliography" w:semiHidden="1" w:uiPriority="37" w:unhideWhenUsed="1"/>
+    <w:lsdException w:name="TOC Heading" w:semiHidden="1" w:uiPriority="39" w:unhideWhenUsed="1" w:qFormat="1"/>
     <w:lsdException w:name="Plain Table 1" w:uiPriority="41"/>
     <w:lsdException w:name="Plain Table 2" w:uiPriority="42"/>
     <w:lsdException w:name="Plain Table 3" w:uiPriority="43"/>
@@ -6210,7 +7938,7 @@
     <w:lsdException w:name="Unresolved Mention" w:semiHidden="1" w:unhideWhenUsed="1"/>
     <w:lsdException w:name="Smart Link" w:semiHidden="1" w:unhideWhenUsed="1"/>
   </w:latentStyles>
-  <w:style w:type="paragraph" w:styleId="Normal" w:default="1">
+  <w:style w:type="paragraph" w:default="1" w:styleId="Normal">
     <w:name w:val="Normal"/>
     <w:qFormat/>
   </w:style>
@@ -6332,13 +8060,12 @@
       <w:color w:val="666666"/>
     </w:rPr>
   </w:style>
-  <w:style w:type="character" w:styleId="DefaultParagraphFont" w:default="1">
+  <w:style w:type="character" w:default="1" w:styleId="DefaultParagraphFont">
     <w:name w:val="Default Paragraph Font"/>
     <w:uiPriority w:val="1"/>
-    <w:semiHidden/>
     <w:unhideWhenUsed/>
   </w:style>
-  <w:style w:type="table" w:styleId="TableNormal" w:default="1">
+  <w:style w:type="table" w:default="1" w:styleId="TableNormal">
     <w:name w:val="Normal Table"/>
     <w:uiPriority w:val="99"/>
     <w:semiHidden/>
@@ -6353,7 +8080,7 @@
       </w:tblCellMar>
     </w:tblPr>
   </w:style>
-  <w:style w:type="numbering" w:styleId="NoList" w:default="1">
+  <w:style w:type="numbering" w:default="1" w:styleId="NoList">
     <w:name w:val="No List"/>
     <w:uiPriority w:val="99"/>
     <w:semiHidden/>
@@ -6369,12 +8096,12 @@
     </w:pPr>
     <w:tblPr>
       <w:tblBorders>
-        <w:top w:val="single" w:color="000000" w:themeColor="text1" w:sz="4" w:space="0"/>
-        <w:left w:val="single" w:color="000000" w:themeColor="text1" w:sz="4" w:space="0"/>
-        <w:bottom w:val="single" w:color="000000" w:themeColor="text1" w:sz="4" w:space="0"/>
-        <w:right w:val="single" w:color="000000" w:themeColor="text1" w:sz="4" w:space="0"/>
-        <w:insideH w:val="single" w:color="000000" w:themeColor="text1" w:sz="4" w:space="0"/>
-        <w:insideV w:val="single" w:color="000000" w:themeColor="text1" w:sz="4" w:space="0"/>
+        <w:top w:val="single" w:sz="4" w:space="0" w:color="000000" w:themeColor="text1"/>
+        <w:left w:val="single" w:sz="4" w:space="0" w:color="000000" w:themeColor="text1"/>
+        <w:bottom w:val="single" w:sz="4" w:space="0" w:color="000000" w:themeColor="text1"/>
+        <w:right w:val="single" w:sz="4" w:space="0" w:color="000000" w:themeColor="text1"/>
+        <w:insideH w:val="single" w:sz="4" w:space="0" w:color="000000" w:themeColor="text1"/>
+        <w:insideV w:val="single" w:sz="4" w:space="0" w:color="000000" w:themeColor="text1"/>
       </w:tblBorders>
     </w:tblPr>
   </w:style>
@@ -6411,7 +8138,7 @@
       <w:szCs w:val="30"/>
     </w:rPr>
   </w:style>
-  <w:style w:type="table" w:styleId="a" w:customStyle="1">
+  <w:style w:type="table" w:customStyle="1" w:styleId="a">
     <w:basedOn w:val="TableNormal"/>
     <w:tblPr>
       <w:tblStyleRowBandSize w:val="1"/>
@@ -6459,7 +8186,7 @@
       <w:u w:val="single"/>
     </w:rPr>
   </w:style>
-  <w:style w:type="table" w:styleId="TableNormal1" w:customStyle="1">
+  <w:style w:type="table" w:customStyle="1" w:styleId="TableNormal1">
     <w:name w:val="Table Normal1"/>
     <w:rsid w:val="00B20F49"/>
     <w:tblPr>
@@ -6503,7 +8230,7 @@
       <w:outlineLvl w:val="9"/>
     </w:pPr>
     <w:rPr>
-      <w:rFonts w:asciiTheme="majorHAnsi" w:hAnsiTheme="majorHAnsi" w:eastAsiaTheme="majorEastAsia" w:cstheme="majorBidi"/>
+      <w:rFonts w:asciiTheme="majorHAnsi" w:eastAsiaTheme="majorEastAsia" w:hAnsiTheme="majorHAnsi" w:cstheme="majorBidi"/>
       <w:color w:val="365F91" w:themeColor="accent1" w:themeShade="BF"/>
       <w:sz w:val="32"/>
       <w:szCs w:val="32"/>
@@ -6523,7 +8250,7 @@
       <w:ind w:left="220"/>
     </w:pPr>
     <w:rPr>
-      <w:rFonts w:cs="Times New Roman" w:asciiTheme="minorHAnsi" w:hAnsiTheme="minorHAnsi" w:eastAsiaTheme="minorEastAsia"/>
+      <w:rFonts w:asciiTheme="minorHAnsi" w:eastAsiaTheme="minorEastAsia" w:hAnsiTheme="minorHAnsi" w:cs="Times New Roman"/>
       <w:lang w:val="pl-PL"/>
     </w:rPr>
   </w:style>
@@ -6540,7 +8267,7 @@
       <w:ind w:left="440"/>
     </w:pPr>
     <w:rPr>
-      <w:rFonts w:cs="Times New Roman" w:asciiTheme="minorHAnsi" w:hAnsiTheme="minorHAnsi" w:eastAsiaTheme="minorEastAsia"/>
+      <w:rFonts w:asciiTheme="minorHAnsi" w:eastAsiaTheme="minorEastAsia" w:hAnsiTheme="minorHAnsi" w:cs="Times New Roman"/>
       <w:lang w:val="pl-PL"/>
     </w:rPr>
   </w:style>
@@ -6868,15 +8595,6 @@
 </file>
 
 <file path=customXml/item1.xml><?xml version="1.0" encoding="utf-8"?>
-<?mso-contentType ?>
-<FormTemplates xmlns="http://schemas.microsoft.com/sharepoint/v3/contenttype/forms">
-  <Display>DocumentLibraryForm</Display>
-  <Edit>DocumentLibraryForm</Edit>
-  <New>DocumentLibraryForm</New>
-</FormTemplates>
-</file>
-
-<file path=customXml/item2.xml><?xml version="1.0" encoding="utf-8"?>
 <ct:contentTypeSchema xmlns:ct="http://schemas.microsoft.com/office/2006/metadata/contentType" xmlns:ma="http://schemas.microsoft.com/office/2006/metadata/properties/metaAttributes" ct:_="" ma:_="" ma:contentTypeName="Dokument" ma:contentTypeID="0x0101008DFBF53F0ACC204A81AA471894AB8BEB" ma:contentTypeVersion="11" ma:contentTypeDescription="Utwórz nowy dokument." ma:contentTypeScope="" ma:versionID="b84ca62e0ebc68104135d8627be91f65">
   <xsd:schema xmlns:xsd="http://www.w3.org/2001/XMLSchema" xmlns:xs="http://www.w3.org/2001/XMLSchema" xmlns:p="http://schemas.microsoft.com/office/2006/metadata/properties" xmlns:ns2="8e9dc71b-f39d-4d74-9db7-6b9af8a8dfe0" xmlns:ns3="60295684-f324-493b-9d38-a3f6e0d4ca42" targetNamespace="http://schemas.microsoft.com/office/2006/metadata/properties" ma:root="true" ma:fieldsID="6416d7af75f172d9ac8e9086e8c0fd19" ns2:_="" ns3:_="">
     <xsd:import namespace="8e9dc71b-f39d-4d74-9db7-6b9af8a8dfe0"/>
@@ -7085,11 +8803,16 @@
 </ct:contentTypeSchema>
 </file>
 
-<file path=customXml/item3.xml><?xml version="1.0" encoding="utf-8"?>
-<b:Sources xmlns:b="http://schemas.openxmlformats.org/officeDocument/2006/bibliography" xmlns="http://schemas.openxmlformats.org/officeDocument/2006/bibliography" SelectedStyle="\IEEE2006OfficeOnline.xsl" StyleName="IEEE" Version="2006"/>
+<file path=customXml/item2.xml><?xml version="1.0" encoding="utf-8"?>
+<?mso-contentType ?>
+<FormTemplates xmlns="http://schemas.microsoft.com/sharepoint/v3/contenttype/forms">
+  <Display>DocumentLibraryForm</Display>
+  <Edit>DocumentLibraryForm</Edit>
+  <New>DocumentLibraryForm</New>
+</FormTemplates>
 </file>
 
-<file path=customXml/item4.xml><?xml version="1.0" encoding="utf-8"?>
+<file path=customXml/item3.xml><?xml version="1.0" encoding="utf-8"?>
 <p:properties xmlns:p="http://schemas.microsoft.com/office/2006/metadata/properties" xmlns:xsi="http://www.w3.org/2001/XMLSchema-instance" xmlns:pc="http://schemas.microsoft.com/office/infopath/2007/PartnerControls">
   <documentManagement>
     <TaxCatchAll xmlns="60295684-f324-493b-9d38-a3f6e0d4ca42" xsi:nil="true"/>
@@ -7100,15 +8823,11 @@
 </p:properties>
 </file>
 
-<file path=customXml/itemProps1.xml><?xml version="1.0" encoding="utf-8"?>
-<ds:datastoreItem xmlns:ds="http://schemas.openxmlformats.org/officeDocument/2006/customXml" ds:itemID="{98BB3DE4-11E0-4271-B2C7-A8E245850FFE}">
-  <ds:schemaRefs>
-    <ds:schemaRef ds:uri="http://schemas.microsoft.com/sharepoint/v3/contenttype/forms"/>
-  </ds:schemaRefs>
-</ds:datastoreItem>
+<file path=customXml/item4.xml><?xml version="1.0" encoding="utf-8"?>
+<b:Sources xmlns:b="http://schemas.openxmlformats.org/officeDocument/2006/bibliography" xmlns="http://schemas.openxmlformats.org/officeDocument/2006/bibliography" SelectedStyle="\IEEE2006OfficeOnline.xsl" StyleName="IEEE" Version="2006"/>
 </file>
 
-<file path=customXml/itemProps2.xml><?xml version="1.0" encoding="utf-8"?>
+<file path=customXml/itemProps1.xml><?xml version="1.0" encoding="utf-8"?>
 <ds:datastoreItem xmlns:ds="http://schemas.openxmlformats.org/officeDocument/2006/customXml" ds:itemID="{9CA7FDBB-9C12-4F94-9350-C4DB3FD32B26}">
   <ds:schemaRefs>
     <ds:schemaRef ds:uri="http://schemas.microsoft.com/office/2006/metadata/contentType"/>
@@ -7127,15 +8846,15 @@
 </ds:datastoreItem>
 </file>
 
-<file path=customXml/itemProps3.xml><?xml version="1.0" encoding="utf-8"?>
-<ds:datastoreItem xmlns:ds="http://schemas.openxmlformats.org/officeDocument/2006/customXml" ds:itemID="{0FC821B7-7DCE-4E36-B4CC-C7C5B7266C6D}">
+<file path=customXml/itemProps2.xml><?xml version="1.0" encoding="utf-8"?>
+<ds:datastoreItem xmlns:ds="http://schemas.openxmlformats.org/officeDocument/2006/customXml" ds:itemID="{98BB3DE4-11E0-4271-B2C7-A8E245850FFE}">
   <ds:schemaRefs>
-    <ds:schemaRef ds:uri="http://schemas.openxmlformats.org/officeDocument/2006/bibliography"/>
+    <ds:schemaRef ds:uri="http://schemas.microsoft.com/sharepoint/v3/contenttype/forms"/>
   </ds:schemaRefs>
 </ds:datastoreItem>
 </file>
 
-<file path=customXml/itemProps4.xml><?xml version="1.0" encoding="utf-8"?>
+<file path=customXml/itemProps3.xml><?xml version="1.0" encoding="utf-8"?>
 <ds:datastoreItem xmlns:ds="http://schemas.openxmlformats.org/officeDocument/2006/customXml" ds:itemID="{493D8C30-2839-4EB3-9265-92E8B628A0DA}">
   <ds:schemaRefs>
     <ds:schemaRef ds:uri="http://schemas.microsoft.com/office/2006/metadata/properties"/>
@@ -7144,4 +8863,12 @@
     <ds:schemaRef ds:uri="8e9dc71b-f39d-4d74-9db7-6b9af8a8dfe0"/>
   </ds:schemaRefs>
 </ds:datastoreItem>
+</file>
+
+<file path=customXml/itemProps4.xml><?xml version="1.0" encoding="utf-8"?>
+<ds:datastoreItem xmlns:ds="http://schemas.openxmlformats.org/officeDocument/2006/customXml" ds:itemID="{0FC821B7-7DCE-4E36-B4CC-C7C5B7266C6D}">
+  <ds:schemaRefs>
+    <ds:schemaRef ds:uri="http://schemas.openxmlformats.org/officeDocument/2006/bibliography"/>
+  </ds:schemaRefs>
+</ds:datastoreItem>
 </file>